--- a/Mau_do_an_IE402 (1).docx
+++ b/Mau_do_an_IE402 (1).docx
@@ -4819,19 +4819,17 @@
         </w:rPr>
         <w:t>Tổng quan</w:t>
       </w:r>
-      <w:bookmarkStart w:id="4" w:name="_GoBack"/>
       <w:bookmarkEnd w:id="3"/>
+    </w:p>
+    <w:p>
+      <w:pPr>
+        <w:pStyle w:val="Heading3"/>
+      </w:pPr>
+      <w:bookmarkStart w:id="4" w:name="_Toc230704394"/>
+      <w:r>
+        <w:t>Tốc độ đô thị hóa và vai trò của cây xanh tại TP.HCM</w:t>
+      </w:r>
       <w:bookmarkEnd w:id="4"/>
-    </w:p>
-    <w:p>
-      <w:pPr>
-        <w:pStyle w:val="Heading3"/>
-      </w:pPr>
-      <w:bookmarkStart w:id="5" w:name="_Toc230704394"/>
-      <w:r>
-        <w:t>Tốc độ đô thị hóa và vai trò của cây xanh tại TP.HCM</w:t>
-      </w:r>
-      <w:bookmarkEnd w:id="5"/>
     </w:p>
     <w:p>
       <w:r>
@@ -4907,11 +4905,11 @@
       <w:pPr>
         <w:pStyle w:val="Heading3"/>
       </w:pPr>
-      <w:bookmarkStart w:id="6" w:name="_Toc230704395"/>
+      <w:bookmarkStart w:id="5" w:name="_Toc230704395"/>
       <w:r>
         <w:t>Xu hướng ứng dụng GIS 3D trong quản lý đô thị thông minh (Smart City)</w:t>
       </w:r>
-      <w:bookmarkEnd w:id="6"/>
+      <w:bookmarkEnd w:id="5"/>
     </w:p>
     <w:p>
       <w:pPr>
@@ -4945,7 +4943,7 @@
           <w:rFonts w:eastAsia="Times New Roman"/>
         </w:rPr>
       </w:pPr>
-      <w:bookmarkStart w:id="7" w:name="_Toc230704396"/>
+      <w:bookmarkStart w:id="6" w:name="_Toc230704396"/>
       <w:r>
         <w:rPr>
           <w:rFonts w:eastAsia="Times New Roman"/>
@@ -4953,17 +4951,17 @@
         <w:lastRenderedPageBreak/>
         <w:t>Đặt vấn đề</w:t>
       </w:r>
+      <w:bookmarkEnd w:id="6"/>
+    </w:p>
+    <w:p>
+      <w:pPr>
+        <w:pStyle w:val="Heading3"/>
+      </w:pPr>
+      <w:bookmarkStart w:id="7" w:name="_Toc230704397"/>
+      <w:r>
+        <w:t>Thực trạng công tác quản lý tại TP.HCM</w:t>
+      </w:r>
       <w:bookmarkEnd w:id="7"/>
-    </w:p>
-    <w:p>
-      <w:pPr>
-        <w:pStyle w:val="Heading3"/>
-      </w:pPr>
-      <w:bookmarkStart w:id="8" w:name="_Toc230704397"/>
-      <w:r>
-        <w:t>Thực trạng công tác quản lý tại TP.HCM</w:t>
-      </w:r>
-      <w:bookmarkEnd w:id="8"/>
     </w:p>
     <w:p>
       <w:r>
@@ -5012,11 +5010,11 @@
       <w:pPr>
         <w:pStyle w:val="Heading3"/>
       </w:pPr>
-      <w:bookmarkStart w:id="9" w:name="_Toc230704398"/>
+      <w:bookmarkStart w:id="8" w:name="_Toc230704398"/>
       <w:r>
         <w:t>Hạn chế của mô hình bản đồ 2D truyền thống</w:t>
       </w:r>
-      <w:bookmarkEnd w:id="9"/>
+      <w:bookmarkEnd w:id="8"/>
     </w:p>
     <w:p>
       <w:pPr>
@@ -5137,14 +5135,14 @@
       <w:pPr>
         <w:pStyle w:val="Heading3"/>
       </w:pPr>
-      <w:bookmarkStart w:id="10" w:name="_Toc230704399"/>
+      <w:bookmarkStart w:id="9" w:name="_Toc230704399"/>
       <w:r>
         <w:t>Thiếu</w:t>
       </w:r>
       <w:r>
         <w:t xml:space="preserve"> liên kết thời gian thực (Temporal Missing)</w:t>
       </w:r>
-      <w:bookmarkEnd w:id="10"/>
+      <w:bookmarkEnd w:id="9"/>
     </w:p>
     <w:p>
       <w:pPr>
@@ -5208,64 +5206,64 @@
       <w:pPr>
         <w:pStyle w:val="Heading3"/>
       </w:pPr>
-      <w:bookmarkStart w:id="11" w:name="_Toc230704400"/>
+      <w:bookmarkStart w:id="10" w:name="_Toc230704400"/>
       <w:r>
         <w:t>Giải</w:t>
       </w:r>
       <w:r>
         <w:t xml:space="preserve"> pháp đề xuất</w:t>
       </w:r>
+      <w:bookmarkEnd w:id="10"/>
+    </w:p>
+    <w:p>
+      <w:pPr>
+        <w:ind w:firstLine="720"/>
+      </w:pPr>
+      <w:r>
+        <w:t xml:space="preserve">Để giải quyết dứt điểm các bất cập mang tính hệ thống trên, đồ </w:t>
+      </w:r>
+      <w:proofErr w:type="gramStart"/>
+      <w:r>
+        <w:t>án</w:t>
+      </w:r>
+      <w:proofErr w:type="gramEnd"/>
+      <w:r>
+        <w:t xml:space="preserve"> tiến hành xây dựng và thực hiện: Hệ thống Web-GIS 3D tích hợp Không gian - Thời gian quản lý cây xanh đô thị TP.HCM.</w:t>
+      </w:r>
+    </w:p>
+    <w:p>
+      <w:pPr>
+        <w:ind w:firstLine="720"/>
+      </w:pPr>
+      <w:r>
+        <w:t>Hệ thống số hóa toàn diện dữ liệu dựa trên sự hợp nhất giữa dữ liệu nền bản đồ tọa độ phẳng 2D và mô hình không gian 3D trực quan. Hệ thống ứng dụng mô hình hình học ranh giới B-REP (Boundary Representation) để cấu trúc hóa thân cây thành khối trụ (Cylinder) và tán cây thành các khối cầu (Sphere)/khối nón (Cone) dựa trên các tham số thực tế. Đồng thời, hệ thống tích hợp trục thời gian tương tác động (Temporal database) để kiểm soát chặt chẽ quy trình vận hành, ghi nhận nhật ký chăm sóc và cập nhật biến động trạng thái thực địa trực tuyến.</w:t>
+      </w:r>
+    </w:p>
+    <w:p>
+      <w:pPr>
+        <w:pStyle w:val="Heading2"/>
+        <w:rPr>
+          <w:rFonts w:eastAsia="Times New Roman"/>
+        </w:rPr>
+      </w:pPr>
+      <w:bookmarkStart w:id="11" w:name="_Toc230704401"/>
+      <w:r>
+        <w:rPr>
+          <w:rFonts w:eastAsia="Times New Roman"/>
+        </w:rPr>
+        <w:t>Ý nghĩa và mục tiêu của đề tài</w:t>
+      </w:r>
       <w:bookmarkEnd w:id="11"/>
     </w:p>
     <w:p>
       <w:pPr>
-        <w:ind w:firstLine="720"/>
-      </w:pPr>
-      <w:r>
-        <w:t xml:space="preserve">Để giải quyết dứt điểm các bất cập mang tính hệ thống trên, đồ </w:t>
-      </w:r>
-      <w:proofErr w:type="gramStart"/>
-      <w:r>
-        <w:t>án</w:t>
-      </w:r>
-      <w:proofErr w:type="gramEnd"/>
-      <w:r>
-        <w:t xml:space="preserve"> tiến hành xây dựng và thực hiện: Hệ thống Web-GIS 3D tích hợp Không gian - Thời gian quản lý cây xanh đô thị TP.HCM.</w:t>
-      </w:r>
-    </w:p>
-    <w:p>
-      <w:pPr>
-        <w:ind w:firstLine="720"/>
-      </w:pPr>
-      <w:r>
-        <w:t>Hệ thống số hóa toàn diện dữ liệu dựa trên sự hợp nhất giữa dữ liệu nền bản đồ tọa độ phẳng 2D và mô hình không gian 3D trực quan. Hệ thống ứng dụng mô hình hình học ranh giới B-REP (Boundary Representation) để cấu trúc hóa thân cây thành khối trụ (Cylinder) và tán cây thành các khối cầu (Sphere)/khối nón (Cone) dựa trên các tham số thực tế. Đồng thời, hệ thống tích hợp trục thời gian tương tác động (Temporal database) để kiểm soát chặt chẽ quy trình vận hành, ghi nhận nhật ký chăm sóc và cập nhật biến động trạng thái thực địa trực tuyến.</w:t>
-      </w:r>
-    </w:p>
-    <w:p>
-      <w:pPr>
-        <w:pStyle w:val="Heading2"/>
-        <w:rPr>
-          <w:rFonts w:eastAsia="Times New Roman"/>
-        </w:rPr>
-      </w:pPr>
-      <w:bookmarkStart w:id="12" w:name="_Toc230704401"/>
-      <w:r>
-        <w:rPr>
-          <w:rFonts w:eastAsia="Times New Roman"/>
-        </w:rPr>
-        <w:t>Ý nghĩa và mục tiêu của đề tài</w:t>
+        <w:pStyle w:val="Heading3"/>
+      </w:pPr>
+      <w:bookmarkStart w:id="12" w:name="_Toc230704402"/>
+      <w:r>
+        <w:t>Mục tiêu của đề tài</w:t>
       </w:r>
       <w:bookmarkEnd w:id="12"/>
-    </w:p>
-    <w:p>
-      <w:pPr>
-        <w:pStyle w:val="Heading3"/>
-      </w:pPr>
-      <w:bookmarkStart w:id="13" w:name="_Toc230704402"/>
-      <w:r>
-        <w:t>Mục tiêu của đề tài</w:t>
-      </w:r>
-      <w:bookmarkEnd w:id="13"/>
     </w:p>
     <w:p>
       <w:pPr>
@@ -5341,11 +5339,11 @@
       <w:pPr>
         <w:pStyle w:val="Heading3"/>
       </w:pPr>
-      <w:bookmarkStart w:id="14" w:name="_Toc230704403"/>
+      <w:bookmarkStart w:id="13" w:name="_Toc230704403"/>
       <w:r>
         <w:t>Ý nghĩa của đề tài</w:t>
       </w:r>
-      <w:bookmarkEnd w:id="14"/>
+      <w:bookmarkEnd w:id="13"/>
     </w:p>
     <w:p>
       <w:pPr>
@@ -5529,40 +5527,40 @@
           <w:rFonts w:eastAsia="Times New Roman"/>
         </w:rPr>
       </w:pPr>
-      <w:bookmarkStart w:id="15" w:name="_Toc230704404"/>
+      <w:bookmarkStart w:id="14" w:name="_Toc230704404"/>
       <w:r>
         <w:rPr>
           <w:rFonts w:eastAsia="Times New Roman"/>
         </w:rPr>
         <w:t>PHÂN TÍCH VÀ MÔ HÌNH HÓA</w:t>
       </w:r>
+      <w:bookmarkEnd w:id="14"/>
+    </w:p>
+    <w:p>
+      <w:pPr>
+        <w:pStyle w:val="Heading2"/>
+        <w:rPr>
+          <w:rFonts w:eastAsia="Times New Roman"/>
+        </w:rPr>
+      </w:pPr>
+      <w:bookmarkStart w:id="15" w:name="_Toc230704405"/>
+      <w:r>
+        <w:rPr>
+          <w:rFonts w:eastAsia="Times New Roman"/>
+        </w:rPr>
+        <w:t>Cơ sở lý thuyết</w:t>
+      </w:r>
       <w:bookmarkEnd w:id="15"/>
     </w:p>
     <w:p>
       <w:pPr>
-        <w:pStyle w:val="Heading2"/>
-        <w:rPr>
-          <w:rFonts w:eastAsia="Times New Roman"/>
-        </w:rPr>
-      </w:pPr>
-      <w:bookmarkStart w:id="16" w:name="_Toc230704405"/>
-      <w:r>
-        <w:rPr>
-          <w:rFonts w:eastAsia="Times New Roman"/>
-        </w:rPr>
-        <w:t>Cơ sở lý thuyết</w:t>
+        <w:pStyle w:val="Heading3"/>
+      </w:pPr>
+      <w:bookmarkStart w:id="16" w:name="_Toc230704406"/>
+      <w:r>
+        <w:t>Các phương pháp biểu diễn đối tượng hình học 3D</w:t>
       </w:r>
       <w:bookmarkEnd w:id="16"/>
-    </w:p>
-    <w:p>
-      <w:pPr>
-        <w:pStyle w:val="Heading3"/>
-      </w:pPr>
-      <w:bookmarkStart w:id="17" w:name="_Toc230704406"/>
-      <w:r>
-        <w:t>Các phương pháp biểu diễn đối tượng hình học 3D</w:t>
-      </w:r>
-      <w:bookmarkEnd w:id="17"/>
     </w:p>
     <w:p>
       <w:pPr>
@@ -5725,11 +5723,11 @@
       <w:pPr>
         <w:pStyle w:val="Heading3"/>
       </w:pPr>
-      <w:bookmarkStart w:id="18" w:name="_Toc230704407"/>
+      <w:bookmarkStart w:id="17" w:name="_Toc230704407"/>
       <w:r>
         <w:t>Các mô hình dữ liệu không gian 3D và Topo phẳng</w:t>
       </w:r>
-      <w:bookmarkEnd w:id="18"/>
+      <w:bookmarkEnd w:id="17"/>
     </w:p>
     <w:p>
       <w:pPr>
@@ -5854,14 +5852,14 @@
           <w:rFonts w:eastAsia="Times New Roman"/>
         </w:rPr>
       </w:pPr>
-      <w:bookmarkStart w:id="19" w:name="_Toc230704408"/>
+      <w:bookmarkStart w:id="18" w:name="_Toc230704408"/>
       <w:r>
         <w:rPr>
           <w:rFonts w:eastAsia="Times New Roman"/>
         </w:rPr>
         <w:t>Mô hình hóa</w:t>
       </w:r>
-      <w:bookmarkEnd w:id="19"/>
+      <w:bookmarkEnd w:id="18"/>
     </w:p>
     <w:p>
       <w:pPr>
@@ -5995,7 +5993,7 @@
           <w:rFonts w:eastAsia="Times New Roman"/>
         </w:rPr>
       </w:pPr>
-      <w:bookmarkStart w:id="20" w:name="_Toc230704409"/>
+      <w:bookmarkStart w:id="19" w:name="_Toc230704409"/>
       <w:r>
         <w:t>Sơ</w:t>
       </w:r>
@@ -6005,17 +6003,17 @@
         </w:rPr>
         <w:t xml:space="preserve"> đồ quan hệ của các đối tượng (Entity Relationship Diagram)</w:t>
       </w:r>
+      <w:bookmarkEnd w:id="19"/>
+    </w:p>
+    <w:p>
+      <w:pPr>
+        <w:pStyle w:val="Heading3"/>
+      </w:pPr>
+      <w:bookmarkStart w:id="20" w:name="_Toc230704410"/>
+      <w:r>
+        <w:t>Phân tích mối quan hệ hình học và thuộc tính</w:t>
+      </w:r>
       <w:bookmarkEnd w:id="20"/>
-    </w:p>
-    <w:p>
-      <w:pPr>
-        <w:pStyle w:val="Heading3"/>
-      </w:pPr>
-      <w:bookmarkStart w:id="21" w:name="_Toc230704410"/>
-      <w:r>
-        <w:t>Phân tích mối quan hệ hình học và thuộc tính</w:t>
-      </w:r>
-      <w:bookmarkEnd w:id="21"/>
     </w:p>
     <w:p>
       <w:pPr>
@@ -6140,11 +6138,11 @@
       <w:pPr>
         <w:pStyle w:val="Heading3"/>
       </w:pPr>
-      <w:bookmarkStart w:id="22" w:name="_Toc230704411"/>
+      <w:bookmarkStart w:id="21" w:name="_Toc230704411"/>
       <w:r>
         <w:t>Đặc tả chi tiết các thực thể</w:t>
       </w:r>
-      <w:bookmarkEnd w:id="22"/>
+      <w:bookmarkEnd w:id="21"/>
     </w:p>
     <w:p>
       <w:pPr>
@@ -6166,40 +6164,52 @@
         <w:tblLook w:val="04A0" w:firstRow="1" w:lastRow="0" w:firstColumn="1" w:lastColumn="0" w:noHBand="0" w:noVBand="1"/>
       </w:tblPr>
       <w:tblGrid>
-        <w:gridCol w:w="2067"/>
-        <w:gridCol w:w="2192"/>
-        <w:gridCol w:w="3412"/>
-        <w:gridCol w:w="1679"/>
+        <w:gridCol w:w="2223"/>
+        <w:gridCol w:w="2902"/>
+        <w:gridCol w:w="1234"/>
+        <w:gridCol w:w="2991"/>
       </w:tblGrid>
       <w:tr>
         <w:tc>
           <w:tcPr>
             <w:tcW w:w="0" w:type="auto"/>
-            <w:vAlign w:val="center"/>
             <w:hideMark/>
           </w:tcPr>
           <w:p>
             <w:pPr>
               <w:spacing w:line="276" w:lineRule="auto"/>
-              <w:jc w:val="left"/>
-            </w:pPr>
-            <w:r>
-              <w:t>Tên thuộc tính</w:t>
+              <w:rPr>
+                <w:sz w:val="26"/>
+                <w:szCs w:val="26"/>
+              </w:rPr>
+            </w:pPr>
+            <w:r>
+              <w:rPr>
+                <w:sz w:val="26"/>
+                <w:szCs w:val="26"/>
+              </w:rPr>
+              <w:t>Tên trường trong CSDL</w:t>
             </w:r>
           </w:p>
         </w:tc>
         <w:tc>
           <w:tcPr>
             <w:tcW w:w="0" w:type="auto"/>
-            <w:vAlign w:val="center"/>
             <w:hideMark/>
           </w:tcPr>
           <w:p>
             <w:pPr>
               <w:spacing w:line="276" w:lineRule="auto"/>
-              <w:jc w:val="left"/>
-            </w:pPr>
-            <w:r>
+              <w:rPr>
+                <w:sz w:val="26"/>
+                <w:szCs w:val="26"/>
+              </w:rPr>
+            </w:pPr>
+            <w:r>
+              <w:rPr>
+                <w:sz w:val="26"/>
+                <w:szCs w:val="26"/>
+              </w:rPr>
               <w:t>Kiểu dữ liệu</w:t>
             </w:r>
           </w:p>
@@ -6207,32 +6217,44 @@
         <w:tc>
           <w:tcPr>
             <w:tcW w:w="0" w:type="auto"/>
-            <w:vAlign w:val="center"/>
             <w:hideMark/>
           </w:tcPr>
           <w:p>
             <w:pPr>
               <w:spacing w:line="276" w:lineRule="auto"/>
-              <w:jc w:val="left"/>
-            </w:pPr>
-            <w:r>
-              <w:t>Ý nghĩa</w:t>
+              <w:rPr>
+                <w:sz w:val="26"/>
+                <w:szCs w:val="26"/>
+              </w:rPr>
+            </w:pPr>
+            <w:r>
+              <w:rPr>
+                <w:sz w:val="26"/>
+                <w:szCs w:val="26"/>
+              </w:rPr>
+              <w:t>Ràng buộc</w:t>
             </w:r>
           </w:p>
         </w:tc>
         <w:tc>
           <w:tcPr>
             <w:tcW w:w="0" w:type="auto"/>
-            <w:vAlign w:val="center"/>
             <w:hideMark/>
           </w:tcPr>
           <w:p>
             <w:pPr>
               <w:spacing w:line="276" w:lineRule="auto"/>
-              <w:jc w:val="left"/>
-            </w:pPr>
-            <w:r>
-              <w:t>Ràng buộc</w:t>
+              <w:rPr>
+                <w:sz w:val="26"/>
+                <w:szCs w:val="26"/>
+              </w:rPr>
+            </w:pPr>
+            <w:r>
+              <w:rPr>
+                <w:sz w:val="26"/>
+                <w:szCs w:val="26"/>
+              </w:rPr>
+              <w:t>Ý nghĩa / Mô tả thuộc tính</w:t>
             </w:r>
           </w:p>
         </w:tc>
@@ -6241,64 +6263,88 @@
         <w:tc>
           <w:tcPr>
             <w:tcW w:w="0" w:type="auto"/>
-            <w:vAlign w:val="center"/>
             <w:hideMark/>
           </w:tcPr>
           <w:p>
             <w:pPr>
               <w:spacing w:line="276" w:lineRule="auto"/>
-              <w:jc w:val="left"/>
-            </w:pPr>
-            <w:r>
-              <w:t>MaKhuVuc</w:t>
+              <w:rPr>
+                <w:sz w:val="26"/>
+                <w:szCs w:val="26"/>
+              </w:rPr>
+            </w:pPr>
+            <w:r>
+              <w:rPr>
+                <w:sz w:val="26"/>
+                <w:szCs w:val="26"/>
+              </w:rPr>
+              <w:t>"MaKhuVuc"</w:t>
             </w:r>
           </w:p>
         </w:tc>
         <w:tc>
           <w:tcPr>
             <w:tcW w:w="0" w:type="auto"/>
-            <w:vAlign w:val="center"/>
             <w:hideMark/>
           </w:tcPr>
           <w:p>
             <w:pPr>
               <w:spacing w:line="276" w:lineRule="auto"/>
-              <w:jc w:val="left"/>
-            </w:pPr>
-            <w:r>
-              <w:t>INT</w:t>
+              <w:rPr>
+                <w:sz w:val="26"/>
+                <w:szCs w:val="26"/>
+              </w:rPr>
+            </w:pPr>
+            <w:r>
+              <w:rPr>
+                <w:sz w:val="26"/>
+                <w:szCs w:val="26"/>
+              </w:rPr>
+              <w:t>SERIAL</w:t>
             </w:r>
           </w:p>
         </w:tc>
         <w:tc>
           <w:tcPr>
             <w:tcW w:w="0" w:type="auto"/>
-            <w:vAlign w:val="center"/>
             <w:hideMark/>
           </w:tcPr>
           <w:p>
             <w:pPr>
               <w:spacing w:line="276" w:lineRule="auto"/>
-              <w:jc w:val="left"/>
-            </w:pPr>
-            <w:r>
-              <w:t>Mã số định danh khu vực quản lý</w:t>
+              <w:rPr>
+                <w:sz w:val="26"/>
+                <w:szCs w:val="26"/>
+              </w:rPr>
+            </w:pPr>
+            <w:r>
+              <w:rPr>
+                <w:sz w:val="26"/>
+                <w:szCs w:val="26"/>
+              </w:rPr>
+              <w:t>Primary Key</w:t>
             </w:r>
           </w:p>
         </w:tc>
         <w:tc>
           <w:tcPr>
             <w:tcW w:w="0" w:type="auto"/>
-            <w:vAlign w:val="center"/>
             <w:hideMark/>
           </w:tcPr>
           <w:p>
             <w:pPr>
               <w:spacing w:line="276" w:lineRule="auto"/>
-              <w:jc w:val="left"/>
-            </w:pPr>
-            <w:r>
-              <w:t>Khóa chính</w:t>
+              <w:rPr>
+                <w:sz w:val="26"/>
+                <w:szCs w:val="26"/>
+              </w:rPr>
+            </w:pPr>
+            <w:r>
+              <w:rPr>
+                <w:sz w:val="26"/>
+                <w:szCs w:val="26"/>
+              </w:rPr>
+              <w:t>Mã định danh duy nhất của từng khu vực quản lý.</w:t>
             </w:r>
           </w:p>
         </w:tc>
@@ -6307,64 +6353,88 @@
         <w:tc>
           <w:tcPr>
             <w:tcW w:w="0" w:type="auto"/>
-            <w:vAlign w:val="center"/>
             <w:hideMark/>
           </w:tcPr>
           <w:p>
             <w:pPr>
               <w:spacing w:line="276" w:lineRule="auto"/>
-              <w:jc w:val="left"/>
-            </w:pPr>
-            <w:r>
-              <w:t>TenKhuVuc</w:t>
+              <w:rPr>
+                <w:sz w:val="26"/>
+                <w:szCs w:val="26"/>
+              </w:rPr>
+            </w:pPr>
+            <w:r>
+              <w:rPr>
+                <w:sz w:val="26"/>
+                <w:szCs w:val="26"/>
+              </w:rPr>
+              <w:t>"TenKhuVuc"</w:t>
             </w:r>
           </w:p>
         </w:tc>
         <w:tc>
           <w:tcPr>
             <w:tcW w:w="0" w:type="auto"/>
-            <w:vAlign w:val="center"/>
             <w:hideMark/>
           </w:tcPr>
           <w:p>
             <w:pPr>
               <w:spacing w:line="276" w:lineRule="auto"/>
-              <w:jc w:val="left"/>
-            </w:pPr>
-            <w:r>
-              <w:t>VARCHAR(100)</w:t>
+              <w:rPr>
+                <w:sz w:val="26"/>
+                <w:szCs w:val="26"/>
+              </w:rPr>
+            </w:pPr>
+            <w:r>
+              <w:rPr>
+                <w:sz w:val="26"/>
+                <w:szCs w:val="26"/>
+              </w:rPr>
+              <w:t>VARCHAR(255)</w:t>
             </w:r>
           </w:p>
         </w:tc>
         <w:tc>
           <w:tcPr>
             <w:tcW w:w="0" w:type="auto"/>
-            <w:vAlign w:val="center"/>
             <w:hideMark/>
           </w:tcPr>
           <w:p>
             <w:pPr>
               <w:spacing w:line="276" w:lineRule="auto"/>
-              <w:jc w:val="left"/>
-            </w:pPr>
-            <w:r>
-              <w:t>Tên địa danh quản lý hành chính (Quận/Huyện)</w:t>
+              <w:rPr>
+                <w:sz w:val="26"/>
+                <w:szCs w:val="26"/>
+              </w:rPr>
+            </w:pPr>
+            <w:r>
+              <w:rPr>
+                <w:sz w:val="26"/>
+                <w:szCs w:val="26"/>
+              </w:rPr>
+              <w:t>Not Null</w:t>
             </w:r>
           </w:p>
         </w:tc>
         <w:tc>
           <w:tcPr>
             <w:tcW w:w="0" w:type="auto"/>
-            <w:vAlign w:val="center"/>
             <w:hideMark/>
           </w:tcPr>
           <w:p>
             <w:pPr>
               <w:spacing w:line="276" w:lineRule="auto"/>
-              <w:jc w:val="left"/>
-            </w:pPr>
-            <w:r>
-              <w:t>Not Null</w:t>
+              <w:rPr>
+                <w:sz w:val="26"/>
+                <w:szCs w:val="26"/>
+              </w:rPr>
+            </w:pPr>
+            <w:r>
+              <w:rPr>
+                <w:sz w:val="26"/>
+                <w:szCs w:val="26"/>
+              </w:rPr>
+              <w:t>Tên gọi của khu vực (Ví dụ: Phường Bình Đông, Quận 8...).</w:t>
             </w:r>
           </w:p>
         </w:tc>
@@ -6373,64 +6443,81 @@
         <w:tc>
           <w:tcPr>
             <w:tcW w:w="0" w:type="auto"/>
-            <w:vAlign w:val="center"/>
             <w:hideMark/>
           </w:tcPr>
           <w:p>
             <w:pPr>
               <w:spacing w:line="276" w:lineRule="auto"/>
-              <w:jc w:val="left"/>
-            </w:pPr>
-            <w:r>
-              <w:t>DonViPhuTrach</w:t>
+              <w:rPr>
+                <w:sz w:val="26"/>
+                <w:szCs w:val="26"/>
+              </w:rPr>
+            </w:pPr>
+            <w:r>
+              <w:rPr>
+                <w:sz w:val="26"/>
+                <w:szCs w:val="26"/>
+              </w:rPr>
+              <w:t>"DienTich"</w:t>
             </w:r>
           </w:p>
         </w:tc>
         <w:tc>
           <w:tcPr>
             <w:tcW w:w="0" w:type="auto"/>
-            <w:vAlign w:val="center"/>
             <w:hideMark/>
           </w:tcPr>
           <w:p>
             <w:pPr>
               <w:spacing w:line="276" w:lineRule="auto"/>
-              <w:jc w:val="left"/>
-            </w:pPr>
-            <w:r>
-              <w:t>VARCHAR(100)</w:t>
+              <w:rPr>
+                <w:sz w:val="26"/>
+                <w:szCs w:val="26"/>
+              </w:rPr>
+            </w:pPr>
+            <w:r>
+              <w:rPr>
+                <w:sz w:val="26"/>
+                <w:szCs w:val="26"/>
+              </w:rPr>
+              <w:t>FLOAT</w:t>
             </w:r>
           </w:p>
         </w:tc>
         <w:tc>
           <w:tcPr>
             <w:tcW w:w="0" w:type="auto"/>
-            <w:vAlign w:val="center"/>
             <w:hideMark/>
           </w:tcPr>
           <w:p>
             <w:pPr>
               <w:spacing w:line="276" w:lineRule="auto"/>
-              <w:jc w:val="left"/>
-            </w:pPr>
-            <w:r>
-              <w:t>Công ty dịch vụ công ích chịu trách nhiệm</w:t>
-            </w:r>
+              <w:rPr>
+                <w:sz w:val="26"/>
+                <w:szCs w:val="26"/>
+              </w:rPr>
+            </w:pPr>
           </w:p>
         </w:tc>
         <w:tc>
           <w:tcPr>
             <w:tcW w:w="0" w:type="auto"/>
-            <w:vAlign w:val="center"/>
             <w:hideMark/>
           </w:tcPr>
           <w:p>
             <w:pPr>
               <w:spacing w:line="276" w:lineRule="auto"/>
-              <w:jc w:val="left"/>
-            </w:pPr>
-            <w:r>
-              <w:t>Not Null</w:t>
+              <w:rPr>
+                <w:sz w:val="26"/>
+                <w:szCs w:val="26"/>
+              </w:rPr>
+            </w:pPr>
+            <w:r>
+              <w:rPr>
+                <w:sz w:val="26"/>
+                <w:szCs w:val="26"/>
+              </w:rPr>
+              <w:t>Diện tích bề mặt của khu vực (đơn vị: m²).</w:t>
             </w:r>
           </w:p>
         </w:tc>
@@ -6439,69 +6526,183 @@
         <w:tc>
           <w:tcPr>
             <w:tcW w:w="0" w:type="auto"/>
-            <w:vAlign w:val="center"/>
             <w:hideMark/>
           </w:tcPr>
           <w:p>
             <w:pPr>
               <w:spacing w:line="276" w:lineRule="auto"/>
-              <w:jc w:val="left"/>
-            </w:pPr>
-            <w:r>
-              <w:t>SHAPE</w:t>
+              <w:rPr>
+                <w:sz w:val="26"/>
+                <w:szCs w:val="26"/>
+              </w:rPr>
+            </w:pPr>
+            <w:r>
+              <w:rPr>
+                <w:sz w:val="26"/>
+                <w:szCs w:val="26"/>
+              </w:rPr>
+              <w:t>"NguoiTuanTra"</w:t>
             </w:r>
           </w:p>
         </w:tc>
         <w:tc>
           <w:tcPr>
             <w:tcW w:w="0" w:type="auto"/>
-            <w:vAlign w:val="center"/>
             <w:hideMark/>
           </w:tcPr>
           <w:p>
             <w:pPr>
               <w:spacing w:line="276" w:lineRule="auto"/>
-              <w:jc w:val="left"/>
-            </w:pPr>
-            <w:r>
-              <w:t>POLYGON</w:t>
+              <w:rPr>
+                <w:sz w:val="26"/>
+                <w:szCs w:val="26"/>
+              </w:rPr>
+            </w:pPr>
+            <w:r>
+              <w:rPr>
+                <w:sz w:val="26"/>
+                <w:szCs w:val="26"/>
+              </w:rPr>
+              <w:t>VARCHAR(100)</w:t>
             </w:r>
           </w:p>
         </w:tc>
         <w:tc>
           <w:tcPr>
             <w:tcW w:w="0" w:type="auto"/>
-            <w:vAlign w:val="center"/>
             <w:hideMark/>
           </w:tcPr>
           <w:p>
             <w:pPr>
               <w:spacing w:line="276" w:lineRule="auto"/>
-              <w:jc w:val="left"/>
-            </w:pPr>
-            <w:r>
-              <w:t>Hình học không gian lưu ranh giới vùng</w:t>
-            </w:r>
+              <w:rPr>
+                <w:sz w:val="26"/>
+                <w:szCs w:val="26"/>
+              </w:rPr>
+            </w:pPr>
           </w:p>
         </w:tc>
         <w:tc>
           <w:tcPr>
             <w:tcW w:w="0" w:type="auto"/>
-            <w:vAlign w:val="center"/>
             <w:hideMark/>
           </w:tcPr>
           <w:p>
             <w:pPr>
               <w:spacing w:line="276" w:lineRule="auto"/>
-              <w:jc w:val="left"/>
-            </w:pPr>
-            <w:r>
-              <w:t>Hình học GIS (Topo)</w:t>
+              <w:rPr>
+                <w:sz w:val="26"/>
+                <w:szCs w:val="26"/>
+              </w:rPr>
+            </w:pPr>
+            <w:r>
+              <w:rPr>
+                <w:sz w:val="26"/>
+                <w:szCs w:val="26"/>
+              </w:rPr>
+              <w:t>Tên cán bộ hoặc đơn vị chịu trách nhiệm tuần tra.</w:t>
+            </w:r>
+          </w:p>
+        </w:tc>
+      </w:tr>
+      <w:tr>
+        <w:tc>
+          <w:tcPr>
+            <w:tcW w:w="0" w:type="auto"/>
+            <w:hideMark/>
+          </w:tcPr>
+          <w:p>
+            <w:pPr>
+              <w:spacing w:line="276" w:lineRule="auto"/>
+              <w:rPr>
+                <w:sz w:val="26"/>
+                <w:szCs w:val="26"/>
+              </w:rPr>
+            </w:pPr>
+            <w:r>
+              <w:rPr>
+                <w:sz w:val="26"/>
+                <w:szCs w:val="26"/>
+              </w:rPr>
+              <w:t>"SHAPE"</w:t>
+            </w:r>
+          </w:p>
+        </w:tc>
+        <w:tc>
+          <w:tcPr>
+            <w:tcW w:w="0" w:type="auto"/>
+            <w:hideMark/>
+          </w:tcPr>
+          <w:p>
+            <w:pPr>
+              <w:spacing w:line="276" w:lineRule="auto"/>
+              <w:rPr>
+                <w:sz w:val="26"/>
+                <w:szCs w:val="26"/>
+              </w:rPr>
+            </w:pPr>
+            <w:r>
+              <w:rPr>
+                <w:sz w:val="26"/>
+                <w:szCs w:val="26"/>
+              </w:rPr>
+              <w:t>GEOMETRY(Polygon, 4326)</w:t>
+            </w:r>
+          </w:p>
+        </w:tc>
+        <w:tc>
+          <w:tcPr>
+            <w:tcW w:w="0" w:type="auto"/>
+            <w:hideMark/>
+          </w:tcPr>
+          <w:p>
+            <w:pPr>
+              <w:spacing w:line="276" w:lineRule="auto"/>
+              <w:rPr>
+                <w:sz w:val="26"/>
+                <w:szCs w:val="26"/>
+              </w:rPr>
+            </w:pPr>
+            <w:r>
+              <w:rPr>
+                <w:sz w:val="26"/>
+                <w:szCs w:val="26"/>
+              </w:rPr>
+              <w:t>Spatial Index</w:t>
+            </w:r>
+          </w:p>
+        </w:tc>
+        <w:tc>
+          <w:tcPr>
+            <w:tcW w:w="0" w:type="auto"/>
+            <w:hideMark/>
+          </w:tcPr>
+          <w:p>
+            <w:pPr>
+              <w:spacing w:line="276" w:lineRule="auto"/>
+              <w:rPr>
+                <w:sz w:val="26"/>
+                <w:szCs w:val="26"/>
+              </w:rPr>
+            </w:pPr>
+            <w:r>
+              <w:rPr>
+                <w:sz w:val="26"/>
+                <w:szCs w:val="26"/>
+              </w:rPr>
+              <w:t>Đối tượng không gian dạng Vùng (Polygon) lưu ranh giới.</w:t>
             </w:r>
           </w:p>
         </w:tc>
       </w:tr>
     </w:tbl>
+    <w:p>
+      <w:pPr>
+        <w:rPr>
+          <w:b/>
+        </w:rPr>
+      </w:pPr>
+    </w:p>
     <w:p>
       <w:pPr>
         <w:rPr>
@@ -6522,40 +6723,52 @@
         <w:tblLook w:val="04A0" w:firstRow="1" w:lastRow="0" w:firstColumn="1" w:lastColumn="0" w:noHBand="0" w:noVBand="1"/>
       </w:tblPr>
       <w:tblGrid>
-        <w:gridCol w:w="2067"/>
-        <w:gridCol w:w="2192"/>
-        <w:gridCol w:w="3508"/>
-        <w:gridCol w:w="1583"/>
+        <w:gridCol w:w="2179"/>
+        <w:gridCol w:w="2961"/>
+        <w:gridCol w:w="1083"/>
+        <w:gridCol w:w="3127"/>
       </w:tblGrid>
       <w:tr>
         <w:tc>
           <w:tcPr>
             <w:tcW w:w="0" w:type="auto"/>
-            <w:vAlign w:val="center"/>
             <w:hideMark/>
           </w:tcPr>
           <w:p>
             <w:pPr>
               <w:spacing w:line="276" w:lineRule="auto"/>
-              <w:jc w:val="left"/>
-            </w:pPr>
-            <w:r>
-              <w:t>Tên thuộc tính</w:t>
+              <w:rPr>
+                <w:sz w:val="26"/>
+                <w:szCs w:val="26"/>
+              </w:rPr>
+            </w:pPr>
+            <w:r>
+              <w:rPr>
+                <w:sz w:val="26"/>
+                <w:szCs w:val="26"/>
+              </w:rPr>
+              <w:t>Tên trường trong CSDL</w:t>
             </w:r>
           </w:p>
         </w:tc>
         <w:tc>
           <w:tcPr>
             <w:tcW w:w="0" w:type="auto"/>
-            <w:vAlign w:val="center"/>
             <w:hideMark/>
           </w:tcPr>
           <w:p>
             <w:pPr>
               <w:spacing w:line="276" w:lineRule="auto"/>
-              <w:jc w:val="left"/>
-            </w:pPr>
-            <w:r>
+              <w:rPr>
+                <w:sz w:val="26"/>
+                <w:szCs w:val="26"/>
+              </w:rPr>
+            </w:pPr>
+            <w:r>
+              <w:rPr>
+                <w:sz w:val="26"/>
+                <w:szCs w:val="26"/>
+              </w:rPr>
               <w:t>Kiểu dữ liệu</w:t>
             </w:r>
           </w:p>
@@ -6563,32 +6776,44 @@
         <w:tc>
           <w:tcPr>
             <w:tcW w:w="0" w:type="auto"/>
-            <w:vAlign w:val="center"/>
             <w:hideMark/>
           </w:tcPr>
           <w:p>
             <w:pPr>
               <w:spacing w:line="276" w:lineRule="auto"/>
-              <w:jc w:val="left"/>
-            </w:pPr>
-            <w:r>
-              <w:t>Ý nghĩa</w:t>
+              <w:rPr>
+                <w:sz w:val="26"/>
+                <w:szCs w:val="26"/>
+              </w:rPr>
+            </w:pPr>
+            <w:r>
+              <w:rPr>
+                <w:sz w:val="26"/>
+                <w:szCs w:val="26"/>
+              </w:rPr>
+              <w:t>Ràng buộc</w:t>
             </w:r>
           </w:p>
         </w:tc>
         <w:tc>
           <w:tcPr>
             <w:tcW w:w="0" w:type="auto"/>
-            <w:vAlign w:val="center"/>
             <w:hideMark/>
           </w:tcPr>
           <w:p>
             <w:pPr>
               <w:spacing w:line="276" w:lineRule="auto"/>
-              <w:jc w:val="left"/>
-            </w:pPr>
-            <w:r>
-              <w:t>Ràng buộc</w:t>
+              <w:rPr>
+                <w:sz w:val="26"/>
+                <w:szCs w:val="26"/>
+              </w:rPr>
+            </w:pPr>
+            <w:r>
+              <w:rPr>
+                <w:sz w:val="26"/>
+                <w:szCs w:val="26"/>
+              </w:rPr>
+              <w:t>Ý nghĩa / Mô tả thuộc tính</w:t>
             </w:r>
           </w:p>
         </w:tc>
@@ -6597,64 +6822,88 @@
         <w:tc>
           <w:tcPr>
             <w:tcW w:w="0" w:type="auto"/>
-            <w:vAlign w:val="center"/>
             <w:hideMark/>
           </w:tcPr>
           <w:p>
             <w:pPr>
               <w:spacing w:line="276" w:lineRule="auto"/>
-              <w:jc w:val="left"/>
-            </w:pPr>
-            <w:r>
-              <w:t>MaTuyenDuong</w:t>
+              <w:rPr>
+                <w:sz w:val="26"/>
+                <w:szCs w:val="26"/>
+              </w:rPr>
+            </w:pPr>
+            <w:r>
+              <w:rPr>
+                <w:sz w:val="26"/>
+                <w:szCs w:val="26"/>
+              </w:rPr>
+              <w:t>"MaTuyenDuong"</w:t>
             </w:r>
           </w:p>
         </w:tc>
         <w:tc>
           <w:tcPr>
             <w:tcW w:w="0" w:type="auto"/>
-            <w:vAlign w:val="center"/>
             <w:hideMark/>
           </w:tcPr>
           <w:p>
             <w:pPr>
               <w:spacing w:line="276" w:lineRule="auto"/>
-              <w:jc w:val="left"/>
-            </w:pPr>
-            <w:r>
-              <w:t>INT</w:t>
+              <w:rPr>
+                <w:sz w:val="26"/>
+                <w:szCs w:val="26"/>
+              </w:rPr>
+            </w:pPr>
+            <w:r>
+              <w:rPr>
+                <w:sz w:val="26"/>
+                <w:szCs w:val="26"/>
+              </w:rPr>
+              <w:t>SERIAL</w:t>
             </w:r>
           </w:p>
         </w:tc>
         <w:tc>
           <w:tcPr>
             <w:tcW w:w="0" w:type="auto"/>
-            <w:vAlign w:val="center"/>
             <w:hideMark/>
           </w:tcPr>
           <w:p>
             <w:pPr>
               <w:spacing w:line="276" w:lineRule="auto"/>
-              <w:jc w:val="left"/>
-            </w:pPr>
-            <w:r>
-              <w:t>Mã số định danh tuyến đường giao thông</w:t>
+              <w:rPr>
+                <w:sz w:val="26"/>
+                <w:szCs w:val="26"/>
+              </w:rPr>
+            </w:pPr>
+            <w:r>
+              <w:rPr>
+                <w:sz w:val="26"/>
+                <w:szCs w:val="26"/>
+              </w:rPr>
+              <w:t>Primary Key</w:t>
             </w:r>
           </w:p>
         </w:tc>
         <w:tc>
           <w:tcPr>
             <w:tcW w:w="0" w:type="auto"/>
-            <w:vAlign w:val="center"/>
             <w:hideMark/>
           </w:tcPr>
           <w:p>
             <w:pPr>
               <w:spacing w:line="276" w:lineRule="auto"/>
-              <w:jc w:val="left"/>
-            </w:pPr>
-            <w:r>
-              <w:t>Khóa chính</w:t>
+              <w:rPr>
+                <w:sz w:val="26"/>
+                <w:szCs w:val="26"/>
+              </w:rPr>
+            </w:pPr>
+            <w:r>
+              <w:rPr>
+                <w:sz w:val="26"/>
+                <w:szCs w:val="26"/>
+              </w:rPr>
+              <w:t>Mã định danh duy nhất của từng tuyến đường.</w:t>
             </w:r>
           </w:p>
         </w:tc>
@@ -6663,64 +6912,88 @@
         <w:tc>
           <w:tcPr>
             <w:tcW w:w="0" w:type="auto"/>
-            <w:vAlign w:val="center"/>
             <w:hideMark/>
           </w:tcPr>
           <w:p>
             <w:pPr>
               <w:spacing w:line="276" w:lineRule="auto"/>
-              <w:jc w:val="left"/>
-            </w:pPr>
-            <w:r>
-              <w:t>TenDuong</w:t>
+              <w:rPr>
+                <w:sz w:val="26"/>
+                <w:szCs w:val="26"/>
+              </w:rPr>
+            </w:pPr>
+            <w:r>
+              <w:rPr>
+                <w:sz w:val="26"/>
+                <w:szCs w:val="26"/>
+              </w:rPr>
+              <w:t>"MaKhuVuc"</w:t>
             </w:r>
           </w:p>
         </w:tc>
         <w:tc>
           <w:tcPr>
             <w:tcW w:w="0" w:type="auto"/>
-            <w:vAlign w:val="center"/>
             <w:hideMark/>
           </w:tcPr>
           <w:p>
             <w:pPr>
               <w:spacing w:line="276" w:lineRule="auto"/>
-              <w:jc w:val="left"/>
-            </w:pPr>
-            <w:r>
-              <w:t>VARCHAR(100)</w:t>
+              <w:rPr>
+                <w:sz w:val="26"/>
+                <w:szCs w:val="26"/>
+              </w:rPr>
+            </w:pPr>
+            <w:r>
+              <w:rPr>
+                <w:sz w:val="26"/>
+                <w:szCs w:val="26"/>
+              </w:rPr>
+              <w:t>INT</w:t>
             </w:r>
           </w:p>
         </w:tc>
         <w:tc>
           <w:tcPr>
             <w:tcW w:w="0" w:type="auto"/>
-            <w:vAlign w:val="center"/>
             <w:hideMark/>
           </w:tcPr>
           <w:p>
             <w:pPr>
               <w:spacing w:line="276" w:lineRule="auto"/>
-              <w:jc w:val="left"/>
-            </w:pPr>
-            <w:r>
-              <w:t>Tên đường trên thực địa</w:t>
+              <w:rPr>
+                <w:sz w:val="26"/>
+                <w:szCs w:val="26"/>
+              </w:rPr>
+            </w:pPr>
+            <w:r>
+              <w:rPr>
+                <w:sz w:val="26"/>
+                <w:szCs w:val="26"/>
+              </w:rPr>
+              <w:t>Foreign Key</w:t>
             </w:r>
           </w:p>
         </w:tc>
         <w:tc>
           <w:tcPr>
             <w:tcW w:w="0" w:type="auto"/>
-            <w:vAlign w:val="center"/>
             <w:hideMark/>
           </w:tcPr>
           <w:p>
             <w:pPr>
               <w:spacing w:line="276" w:lineRule="auto"/>
-              <w:jc w:val="left"/>
-            </w:pPr>
-            <w:r>
-              <w:t>Not Null</w:t>
+              <w:rPr>
+                <w:sz w:val="26"/>
+                <w:szCs w:val="26"/>
+              </w:rPr>
+            </w:pPr>
+            <w:r>
+              <w:rPr>
+                <w:sz w:val="26"/>
+                <w:szCs w:val="26"/>
+              </w:rPr>
+              <w:t>Liên kết tới trường "MaKhuVuc" của bảng KHU_VUC_QUAN_LY.</w:t>
             </w:r>
           </w:p>
         </w:tc>
@@ -6729,62 +7002,89 @@
         <w:tc>
           <w:tcPr>
             <w:tcW w:w="0" w:type="auto"/>
-            <w:vAlign w:val="center"/>
             <w:hideMark/>
           </w:tcPr>
           <w:p>
             <w:pPr>
               <w:spacing w:line="276" w:lineRule="auto"/>
-              <w:jc w:val="left"/>
-            </w:pPr>
-            <w:r>
-              <w:t>LoaiDuong</w:t>
+              <w:rPr>
+                <w:sz w:val="26"/>
+                <w:szCs w:val="26"/>
+              </w:rPr>
+            </w:pPr>
+            <w:r>
+              <w:rPr>
+                <w:sz w:val="26"/>
+                <w:szCs w:val="26"/>
+              </w:rPr>
+              <w:t>"TenDuong"</w:t>
             </w:r>
           </w:p>
         </w:tc>
         <w:tc>
           <w:tcPr>
             <w:tcW w:w="0" w:type="auto"/>
-            <w:vAlign w:val="center"/>
             <w:hideMark/>
           </w:tcPr>
           <w:p>
             <w:pPr>
               <w:spacing w:line="276" w:lineRule="auto"/>
-              <w:jc w:val="left"/>
-            </w:pPr>
-            <w:r>
-              <w:t>VARCHAR(50)</w:t>
+              <w:rPr>
+                <w:sz w:val="26"/>
+                <w:szCs w:val="26"/>
+              </w:rPr>
+            </w:pPr>
+            <w:r>
+              <w:rPr>
+                <w:sz w:val="26"/>
+                <w:szCs w:val="26"/>
+              </w:rPr>
+              <w:t>VARCHAR(255)</w:t>
             </w:r>
           </w:p>
         </w:tc>
         <w:tc>
           <w:tcPr>
             <w:tcW w:w="0" w:type="auto"/>
-            <w:vAlign w:val="center"/>
             <w:hideMark/>
           </w:tcPr>
           <w:p>
             <w:pPr>
               <w:spacing w:line="276" w:lineRule="auto"/>
-              <w:jc w:val="left"/>
-            </w:pPr>
-            <w:r>
-              <w:t>Phân loại cấp đường (Đường chính, đường nội khu)</w:t>
+              <w:rPr>
+                <w:sz w:val="26"/>
+                <w:szCs w:val="26"/>
+              </w:rPr>
+            </w:pPr>
+            <w:r>
+              <w:rPr>
+                <w:sz w:val="26"/>
+                <w:szCs w:val="26"/>
+              </w:rPr>
+              <w:t>Not Null</w:t>
             </w:r>
           </w:p>
         </w:tc>
         <w:tc>
           <w:tcPr>
             <w:tcW w:w="0" w:type="auto"/>
-            <w:vAlign w:val="center"/>
             <w:hideMark/>
           </w:tcPr>
           <w:p>
             <w:pPr>
               <w:spacing w:line="276" w:lineRule="auto"/>
-              <w:jc w:val="left"/>
-            </w:pPr>
+              <w:rPr>
+                <w:sz w:val="26"/>
+                <w:szCs w:val="26"/>
+              </w:rPr>
+            </w:pPr>
+            <w:r>
+              <w:rPr>
+                <w:sz w:val="26"/>
+                <w:szCs w:val="26"/>
+              </w:rPr>
+              <w:t>Tên gọi của tuyến phố (Ví dụ: Đường Ngô Quyền...).</w:t>
+            </w:r>
           </w:p>
         </w:tc>
       </w:tr>
@@ -6792,64 +7092,81 @@
         <w:tc>
           <w:tcPr>
             <w:tcW w:w="0" w:type="auto"/>
-            <w:vAlign w:val="center"/>
             <w:hideMark/>
           </w:tcPr>
           <w:p>
             <w:pPr>
               <w:spacing w:line="276" w:lineRule="auto"/>
-              <w:jc w:val="left"/>
-            </w:pPr>
-            <w:r>
-              <w:t>MaKhuVuc</w:t>
+              <w:rPr>
+                <w:sz w:val="26"/>
+                <w:szCs w:val="26"/>
+              </w:rPr>
+            </w:pPr>
+            <w:r>
+              <w:rPr>
+                <w:sz w:val="26"/>
+                <w:szCs w:val="26"/>
+              </w:rPr>
+              <w:t>"ChieuDai"</w:t>
             </w:r>
           </w:p>
         </w:tc>
         <w:tc>
           <w:tcPr>
             <w:tcW w:w="0" w:type="auto"/>
-            <w:vAlign w:val="center"/>
             <w:hideMark/>
           </w:tcPr>
           <w:p>
             <w:pPr>
               <w:spacing w:line="276" w:lineRule="auto"/>
-              <w:jc w:val="left"/>
-            </w:pPr>
-            <w:r>
-              <w:t>INT</w:t>
+              <w:rPr>
+                <w:sz w:val="26"/>
+                <w:szCs w:val="26"/>
+              </w:rPr>
+            </w:pPr>
+            <w:r>
+              <w:rPr>
+                <w:sz w:val="26"/>
+                <w:szCs w:val="26"/>
+              </w:rPr>
+              <w:t>FLOAT</w:t>
             </w:r>
           </w:p>
         </w:tc>
         <w:tc>
           <w:tcPr>
             <w:tcW w:w="0" w:type="auto"/>
-            <w:vAlign w:val="center"/>
             <w:hideMark/>
           </w:tcPr>
           <w:p>
             <w:pPr>
               <w:spacing w:line="276" w:lineRule="auto"/>
-              <w:jc w:val="left"/>
-            </w:pPr>
-            <w:r>
-              <w:t>Thuộc phân khu quản lý tương ứng</w:t>
-            </w:r>
+              <w:rPr>
+                <w:sz w:val="26"/>
+                <w:szCs w:val="26"/>
+              </w:rPr>
+            </w:pPr>
           </w:p>
         </w:tc>
         <w:tc>
           <w:tcPr>
             <w:tcW w:w="0" w:type="auto"/>
-            <w:vAlign w:val="center"/>
             <w:hideMark/>
           </w:tcPr>
           <w:p>
             <w:pPr>
               <w:spacing w:line="276" w:lineRule="auto"/>
-              <w:jc w:val="left"/>
-            </w:pPr>
-            <w:r>
-              <w:t>Khóa ngoại</w:t>
+              <w:rPr>
+                <w:sz w:val="26"/>
+                <w:szCs w:val="26"/>
+              </w:rPr>
+            </w:pPr>
+            <w:r>
+              <w:rPr>
+                <w:sz w:val="26"/>
+                <w:szCs w:val="26"/>
+              </w:rPr>
+              <w:t>Chiều dài thực tế của tuyến đường (đơn vị: mét).</w:t>
             </w:r>
           </w:p>
         </w:tc>
@@ -6858,69 +7175,101 @@
         <w:tc>
           <w:tcPr>
             <w:tcW w:w="0" w:type="auto"/>
-            <w:vAlign w:val="center"/>
             <w:hideMark/>
           </w:tcPr>
           <w:p>
             <w:pPr>
               <w:spacing w:line="276" w:lineRule="auto"/>
-              <w:jc w:val="left"/>
-            </w:pPr>
-            <w:r>
-              <w:t>SHAPE</w:t>
+              <w:rPr>
+                <w:sz w:val="26"/>
+                <w:szCs w:val="26"/>
+              </w:rPr>
+            </w:pPr>
+            <w:r>
+              <w:rPr>
+                <w:sz w:val="26"/>
+                <w:szCs w:val="26"/>
+              </w:rPr>
+              <w:lastRenderedPageBreak/>
+              <w:t>"SHAPE"</w:t>
             </w:r>
           </w:p>
         </w:tc>
         <w:tc>
           <w:tcPr>
             <w:tcW w:w="0" w:type="auto"/>
-            <w:vAlign w:val="center"/>
             <w:hideMark/>
           </w:tcPr>
           <w:p>
             <w:pPr>
               <w:spacing w:line="276" w:lineRule="auto"/>
-              <w:jc w:val="left"/>
-            </w:pPr>
-            <w:r>
-              <w:t>LINE</w:t>
+              <w:rPr>
+                <w:sz w:val="26"/>
+                <w:szCs w:val="26"/>
+              </w:rPr>
+            </w:pPr>
+            <w:r>
+              <w:rPr>
+                <w:sz w:val="26"/>
+                <w:szCs w:val="26"/>
+              </w:rPr>
+              <w:t>GEOMETRY(LineString, 4326)</w:t>
             </w:r>
           </w:p>
         </w:tc>
         <w:tc>
           <w:tcPr>
             <w:tcW w:w="0" w:type="auto"/>
-            <w:vAlign w:val="center"/>
             <w:hideMark/>
           </w:tcPr>
           <w:p>
             <w:pPr>
               <w:spacing w:line="276" w:lineRule="auto"/>
-              <w:jc w:val="left"/>
-            </w:pPr>
-            <w:r>
-              <w:t>Hình học chuỗi tọa độ mạng lưới đường</w:t>
+              <w:rPr>
+                <w:sz w:val="26"/>
+                <w:szCs w:val="26"/>
+              </w:rPr>
+            </w:pPr>
+            <w:r>
+              <w:rPr>
+                <w:sz w:val="26"/>
+                <w:szCs w:val="26"/>
+              </w:rPr>
+              <w:t>Spatial Index</w:t>
             </w:r>
           </w:p>
         </w:tc>
         <w:tc>
           <w:tcPr>
             <w:tcW w:w="0" w:type="auto"/>
-            <w:vAlign w:val="center"/>
             <w:hideMark/>
           </w:tcPr>
           <w:p>
             <w:pPr>
               <w:spacing w:line="276" w:lineRule="auto"/>
-              <w:jc w:val="left"/>
-            </w:pPr>
-            <w:r>
-              <w:t>Arch Spaghetti</w:t>
+              <w:rPr>
+                <w:sz w:val="26"/>
+                <w:szCs w:val="26"/>
+              </w:rPr>
+            </w:pPr>
+            <w:r>
+              <w:rPr>
+                <w:sz w:val="26"/>
+                <w:szCs w:val="26"/>
+              </w:rPr>
+              <w:t>Đối tượng không gian dạng Đường (LineString).</w:t>
             </w:r>
           </w:p>
         </w:tc>
       </w:tr>
     </w:tbl>
+    <w:p>
+      <w:pPr>
+        <w:rPr>
+          <w:b/>
+        </w:rPr>
+      </w:pPr>
+    </w:p>
     <w:p>
       <w:pPr>
         <w:rPr>
@@ -6941,40 +7290,52 @@
         <w:tblLook w:val="04A0" w:firstRow="1" w:lastRow="0" w:firstColumn="1" w:lastColumn="0" w:noHBand="0" w:noVBand="1"/>
       </w:tblPr>
       <w:tblGrid>
-        <w:gridCol w:w="2067"/>
-        <w:gridCol w:w="2052"/>
-        <w:gridCol w:w="3480"/>
-        <w:gridCol w:w="1751"/>
+        <w:gridCol w:w="2279"/>
+        <w:gridCol w:w="2514"/>
+        <w:gridCol w:w="1178"/>
+        <w:gridCol w:w="3379"/>
       </w:tblGrid>
       <w:tr>
         <w:tc>
           <w:tcPr>
             <w:tcW w:w="0" w:type="auto"/>
-            <w:vAlign w:val="center"/>
             <w:hideMark/>
           </w:tcPr>
           <w:p>
             <w:pPr>
               <w:spacing w:line="276" w:lineRule="auto"/>
-              <w:jc w:val="left"/>
-            </w:pPr>
-            <w:r>
-              <w:t>Tên thuộc tính</w:t>
+              <w:rPr>
+                <w:sz w:val="26"/>
+                <w:szCs w:val="26"/>
+              </w:rPr>
+            </w:pPr>
+            <w:r>
+              <w:rPr>
+                <w:sz w:val="26"/>
+                <w:szCs w:val="26"/>
+              </w:rPr>
+              <w:t>Tên trường trong CSDL</w:t>
             </w:r>
           </w:p>
         </w:tc>
         <w:tc>
           <w:tcPr>
             <w:tcW w:w="0" w:type="auto"/>
-            <w:vAlign w:val="center"/>
             <w:hideMark/>
           </w:tcPr>
           <w:p>
             <w:pPr>
               <w:spacing w:line="276" w:lineRule="auto"/>
-              <w:jc w:val="left"/>
-            </w:pPr>
-            <w:r>
+              <w:rPr>
+                <w:sz w:val="26"/>
+                <w:szCs w:val="26"/>
+              </w:rPr>
+            </w:pPr>
+            <w:r>
+              <w:rPr>
+                <w:sz w:val="26"/>
+                <w:szCs w:val="26"/>
+              </w:rPr>
               <w:t>Kiểu dữ liệu</w:t>
             </w:r>
           </w:p>
@@ -6982,32 +7343,44 @@
         <w:tc>
           <w:tcPr>
             <w:tcW w:w="0" w:type="auto"/>
-            <w:vAlign w:val="center"/>
             <w:hideMark/>
           </w:tcPr>
           <w:p>
             <w:pPr>
               <w:spacing w:line="276" w:lineRule="auto"/>
-              <w:jc w:val="left"/>
-            </w:pPr>
-            <w:r>
-              <w:t>Ý nghĩa</w:t>
+              <w:rPr>
+                <w:sz w:val="26"/>
+                <w:szCs w:val="26"/>
+              </w:rPr>
+            </w:pPr>
+            <w:r>
+              <w:rPr>
+                <w:sz w:val="26"/>
+                <w:szCs w:val="26"/>
+              </w:rPr>
+              <w:t>Ràng buộc</w:t>
             </w:r>
           </w:p>
         </w:tc>
         <w:tc>
           <w:tcPr>
             <w:tcW w:w="0" w:type="auto"/>
-            <w:vAlign w:val="center"/>
             <w:hideMark/>
           </w:tcPr>
           <w:p>
             <w:pPr>
               <w:spacing w:line="276" w:lineRule="auto"/>
-              <w:jc w:val="left"/>
-            </w:pPr>
-            <w:r>
-              <w:t>Ràng buộc</w:t>
+              <w:rPr>
+                <w:sz w:val="26"/>
+                <w:szCs w:val="26"/>
+              </w:rPr>
+            </w:pPr>
+            <w:r>
+              <w:rPr>
+                <w:sz w:val="26"/>
+                <w:szCs w:val="26"/>
+              </w:rPr>
+              <w:t>Ý nghĩa / Mô tả thuộc tính</w:t>
             </w:r>
           </w:p>
         </w:tc>
@@ -7016,64 +7389,88 @@
         <w:tc>
           <w:tcPr>
             <w:tcW w:w="0" w:type="auto"/>
-            <w:vAlign w:val="center"/>
             <w:hideMark/>
           </w:tcPr>
           <w:p>
             <w:pPr>
               <w:spacing w:line="276" w:lineRule="auto"/>
-              <w:jc w:val="left"/>
-            </w:pPr>
-            <w:r>
-              <w:t>MaCay</w:t>
+              <w:rPr>
+                <w:sz w:val="26"/>
+                <w:szCs w:val="26"/>
+              </w:rPr>
+            </w:pPr>
+            <w:r>
+              <w:rPr>
+                <w:sz w:val="26"/>
+                <w:szCs w:val="26"/>
+              </w:rPr>
+              <w:t>"MaCay"</w:t>
             </w:r>
           </w:p>
         </w:tc>
         <w:tc>
           <w:tcPr>
             <w:tcW w:w="0" w:type="auto"/>
-            <w:vAlign w:val="center"/>
             <w:hideMark/>
           </w:tcPr>
           <w:p>
             <w:pPr>
               <w:spacing w:line="276" w:lineRule="auto"/>
-              <w:jc w:val="left"/>
-            </w:pPr>
-            <w:r>
-              <w:t>INT</w:t>
+              <w:rPr>
+                <w:sz w:val="26"/>
+                <w:szCs w:val="26"/>
+              </w:rPr>
+            </w:pPr>
+            <w:r>
+              <w:rPr>
+                <w:sz w:val="26"/>
+                <w:szCs w:val="26"/>
+              </w:rPr>
+              <w:t>SERIAL</w:t>
             </w:r>
           </w:p>
         </w:tc>
         <w:tc>
           <w:tcPr>
             <w:tcW w:w="0" w:type="auto"/>
-            <w:vAlign w:val="center"/>
             <w:hideMark/>
           </w:tcPr>
           <w:p>
             <w:pPr>
               <w:spacing w:line="276" w:lineRule="auto"/>
-              <w:jc w:val="left"/>
-            </w:pPr>
-            <w:r>
-              <w:t>Mã số thẻ định danh vật lý đóng trên thân cây</w:t>
+              <w:rPr>
+                <w:sz w:val="26"/>
+                <w:szCs w:val="26"/>
+              </w:rPr>
+            </w:pPr>
+            <w:r>
+              <w:rPr>
+                <w:sz w:val="26"/>
+                <w:szCs w:val="26"/>
+              </w:rPr>
+              <w:t>Primary Key</w:t>
             </w:r>
           </w:p>
         </w:tc>
         <w:tc>
           <w:tcPr>
             <w:tcW w:w="0" w:type="auto"/>
-            <w:vAlign w:val="center"/>
             <w:hideMark/>
           </w:tcPr>
           <w:p>
             <w:pPr>
               <w:spacing w:line="276" w:lineRule="auto"/>
-              <w:jc w:val="left"/>
-            </w:pPr>
-            <w:r>
-              <w:t>Khóa chính</w:t>
+              <w:rPr>
+                <w:sz w:val="26"/>
+                <w:szCs w:val="26"/>
+              </w:rPr>
+            </w:pPr>
+            <w:r>
+              <w:rPr>
+                <w:sz w:val="26"/>
+                <w:szCs w:val="26"/>
+              </w:rPr>
+              <w:t>Mã số định danh duy nhất của từng cây xanh (id).</w:t>
             </w:r>
           </w:p>
         </w:tc>
@@ -7082,65 +7479,88 @@
         <w:tc>
           <w:tcPr>
             <w:tcW w:w="0" w:type="auto"/>
-            <w:vAlign w:val="center"/>
             <w:hideMark/>
           </w:tcPr>
           <w:p>
             <w:pPr>
               <w:spacing w:line="276" w:lineRule="auto"/>
-              <w:jc w:val="left"/>
-            </w:pPr>
-            <w:r>
-              <w:lastRenderedPageBreak/>
-              <w:t>LoaiCay</w:t>
+              <w:rPr>
+                <w:sz w:val="26"/>
+                <w:szCs w:val="26"/>
+              </w:rPr>
+            </w:pPr>
+            <w:r>
+              <w:rPr>
+                <w:sz w:val="26"/>
+                <w:szCs w:val="26"/>
+              </w:rPr>
+              <w:t>"MaTuyenDuong"</w:t>
             </w:r>
           </w:p>
         </w:tc>
         <w:tc>
           <w:tcPr>
             <w:tcW w:w="0" w:type="auto"/>
-            <w:vAlign w:val="center"/>
             <w:hideMark/>
           </w:tcPr>
           <w:p>
             <w:pPr>
               <w:spacing w:line="276" w:lineRule="auto"/>
-              <w:jc w:val="left"/>
-            </w:pPr>
-            <w:r>
-              <w:t>VARCHAR(50)</w:t>
+              <w:rPr>
+                <w:sz w:val="26"/>
+                <w:szCs w:val="26"/>
+              </w:rPr>
+            </w:pPr>
+            <w:r>
+              <w:rPr>
+                <w:sz w:val="26"/>
+                <w:szCs w:val="26"/>
+              </w:rPr>
+              <w:t>INT</w:t>
             </w:r>
           </w:p>
         </w:tc>
         <w:tc>
           <w:tcPr>
             <w:tcW w:w="0" w:type="auto"/>
-            <w:vAlign w:val="center"/>
             <w:hideMark/>
           </w:tcPr>
           <w:p>
             <w:pPr>
               <w:spacing w:line="276" w:lineRule="auto"/>
-              <w:jc w:val="left"/>
-            </w:pPr>
-            <w:r>
-              <w:t>Tên chủng loại cây sinh học (Sao đen, Dầu rái...)</w:t>
+              <w:rPr>
+                <w:sz w:val="26"/>
+                <w:szCs w:val="26"/>
+              </w:rPr>
+            </w:pPr>
+            <w:r>
+              <w:rPr>
+                <w:sz w:val="26"/>
+                <w:szCs w:val="26"/>
+              </w:rPr>
+              <w:t>Foreign Key</w:t>
             </w:r>
           </w:p>
         </w:tc>
         <w:tc>
           <w:tcPr>
             <w:tcW w:w="0" w:type="auto"/>
-            <w:vAlign w:val="center"/>
             <w:hideMark/>
           </w:tcPr>
           <w:p>
             <w:pPr>
               <w:spacing w:line="276" w:lineRule="auto"/>
-              <w:jc w:val="left"/>
-            </w:pPr>
-            <w:r>
-              <w:t>Not Null</w:t>
+              <w:rPr>
+                <w:sz w:val="26"/>
+                <w:szCs w:val="26"/>
+              </w:rPr>
+            </w:pPr>
+            <w:r>
+              <w:rPr>
+                <w:sz w:val="26"/>
+                <w:szCs w:val="26"/>
+              </w:rPr>
+              <w:t>Liên kết tới trường "MaTuyenDuong" của bảng TUYEN_DUONG.</w:t>
             </w:r>
           </w:p>
         </w:tc>
@@ -7149,64 +7569,88 @@
         <w:tc>
           <w:tcPr>
             <w:tcW w:w="0" w:type="auto"/>
-            <w:vAlign w:val="center"/>
             <w:hideMark/>
           </w:tcPr>
           <w:p>
             <w:pPr>
               <w:spacing w:line="276" w:lineRule="auto"/>
-              <w:jc w:val="left"/>
-            </w:pPr>
-            <w:r>
-              <w:t>TinhTrang</w:t>
+              <w:rPr>
+                <w:sz w:val="26"/>
+                <w:szCs w:val="26"/>
+              </w:rPr>
+            </w:pPr>
+            <w:r>
+              <w:rPr>
+                <w:sz w:val="26"/>
+                <w:szCs w:val="26"/>
+              </w:rPr>
+              <w:t>"LoaiCay"</w:t>
             </w:r>
           </w:p>
         </w:tc>
         <w:tc>
           <w:tcPr>
             <w:tcW w:w="0" w:type="auto"/>
-            <w:vAlign w:val="center"/>
             <w:hideMark/>
           </w:tcPr>
           <w:p>
             <w:pPr>
               <w:spacing w:line="276" w:lineRule="auto"/>
-              <w:jc w:val="left"/>
-            </w:pPr>
-            <w:r>
-              <w:t>VARCHAR(30)</w:t>
+              <w:rPr>
+                <w:sz w:val="26"/>
+                <w:szCs w:val="26"/>
+              </w:rPr>
+            </w:pPr>
+            <w:r>
+              <w:rPr>
+                <w:sz w:val="26"/>
+                <w:szCs w:val="26"/>
+              </w:rPr>
+              <w:t>VARCHAR(255)</w:t>
             </w:r>
           </w:p>
         </w:tc>
         <w:tc>
           <w:tcPr>
             <w:tcW w:w="0" w:type="auto"/>
-            <w:vAlign w:val="center"/>
             <w:hideMark/>
           </w:tcPr>
           <w:p>
             <w:pPr>
               <w:spacing w:line="276" w:lineRule="auto"/>
-              <w:jc w:val="left"/>
-            </w:pPr>
-            <w:r>
-              <w:t>Trạng thái sức khỏe (Tốt, Cần cắt tỉa, Nguy hiểm)</w:t>
+              <w:rPr>
+                <w:sz w:val="26"/>
+                <w:szCs w:val="26"/>
+              </w:rPr>
+            </w:pPr>
+            <w:r>
+              <w:rPr>
+                <w:sz w:val="26"/>
+                <w:szCs w:val="26"/>
+              </w:rPr>
+              <w:t>Not Null</w:t>
             </w:r>
           </w:p>
         </w:tc>
         <w:tc>
           <w:tcPr>
             <w:tcW w:w="0" w:type="auto"/>
-            <w:vAlign w:val="center"/>
             <w:hideMark/>
           </w:tcPr>
           <w:p>
             <w:pPr>
               <w:spacing w:line="276" w:lineRule="auto"/>
-              <w:jc w:val="left"/>
-            </w:pPr>
-            <w:r>
-              <w:t>Not Null</w:t>
+              <w:rPr>
+                <w:sz w:val="26"/>
+                <w:szCs w:val="26"/>
+              </w:rPr>
+            </w:pPr>
+            <w:r>
+              <w:rPr>
+                <w:sz w:val="26"/>
+                <w:szCs w:val="26"/>
+              </w:rPr>
+              <w:t>Chủng loại cây xanh (Ví dụ: Cây Dầu Rái, Cây Sao Đen...).</w:t>
             </w:r>
           </w:p>
         </w:tc>
@@ -7215,31 +7659,43 @@
         <w:tc>
           <w:tcPr>
             <w:tcW w:w="0" w:type="auto"/>
-            <w:vAlign w:val="center"/>
             <w:hideMark/>
           </w:tcPr>
           <w:p>
             <w:pPr>
               <w:spacing w:line="276" w:lineRule="auto"/>
-              <w:jc w:val="left"/>
-            </w:pPr>
-            <w:r>
-              <w:t>ChieuCao</w:t>
+              <w:rPr>
+                <w:sz w:val="26"/>
+                <w:szCs w:val="26"/>
+              </w:rPr>
+            </w:pPr>
+            <w:r>
+              <w:rPr>
+                <w:sz w:val="26"/>
+                <w:szCs w:val="26"/>
+              </w:rPr>
+              <w:t>"DuongKinhTan"</w:t>
             </w:r>
           </w:p>
         </w:tc>
         <w:tc>
           <w:tcPr>
             <w:tcW w:w="0" w:type="auto"/>
-            <w:vAlign w:val="center"/>
             <w:hideMark/>
           </w:tcPr>
           <w:p>
             <w:pPr>
               <w:spacing w:line="276" w:lineRule="auto"/>
-              <w:jc w:val="left"/>
-            </w:pPr>
-            <w:r>
+              <w:rPr>
+                <w:sz w:val="26"/>
+                <w:szCs w:val="26"/>
+              </w:rPr>
+            </w:pPr>
+            <w:r>
+              <w:rPr>
+                <w:sz w:val="26"/>
+                <w:szCs w:val="26"/>
+              </w:rPr>
               <w:t>FLOAT</w:t>
             </w:r>
           </w:p>
@@ -7247,32 +7703,37 @@
         <w:tc>
           <w:tcPr>
             <w:tcW w:w="0" w:type="auto"/>
-            <w:vAlign w:val="center"/>
             <w:hideMark/>
           </w:tcPr>
           <w:p>
             <w:pPr>
               <w:spacing w:line="276" w:lineRule="auto"/>
-              <w:jc w:val="left"/>
-            </w:pPr>
-            <w:r>
-              <w:t>Chiều cao tổng thể từ mặt đất đến ngọn cây</w:t>
-            </w:r>
+              <w:rPr>
+                <w:sz w:val="26"/>
+                <w:szCs w:val="26"/>
+              </w:rPr>
+            </w:pPr>
           </w:p>
         </w:tc>
         <w:tc>
           <w:tcPr>
             <w:tcW w:w="0" w:type="auto"/>
-            <w:vAlign w:val="center"/>
             <w:hideMark/>
           </w:tcPr>
           <w:p>
             <w:pPr>
               <w:spacing w:line="276" w:lineRule="auto"/>
-              <w:jc w:val="left"/>
-            </w:pPr>
-            <w:r>
-              <w:t>Tham số khối 3D</w:t>
+              <w:rPr>
+                <w:sz w:val="26"/>
+                <w:szCs w:val="26"/>
+              </w:rPr>
+            </w:pPr>
+            <w:r>
+              <w:rPr>
+                <w:sz w:val="26"/>
+                <w:szCs w:val="26"/>
+              </w:rPr>
+              <w:t>Đường kính độ bao phủ của tán cây (đơn vị: mét).</w:t>
             </w:r>
           </w:p>
         </w:tc>
@@ -7281,31 +7742,43 @@
         <w:tc>
           <w:tcPr>
             <w:tcW w:w="0" w:type="auto"/>
-            <w:vAlign w:val="center"/>
             <w:hideMark/>
           </w:tcPr>
           <w:p>
             <w:pPr>
               <w:spacing w:line="276" w:lineRule="auto"/>
-              <w:jc w:val="left"/>
-            </w:pPr>
-            <w:r>
-              <w:t>DuongKinhTan</w:t>
+              <w:rPr>
+                <w:sz w:val="26"/>
+                <w:szCs w:val="26"/>
+              </w:rPr>
+            </w:pPr>
+            <w:r>
+              <w:rPr>
+                <w:sz w:val="26"/>
+                <w:szCs w:val="26"/>
+              </w:rPr>
+              <w:t>"ChieuCao"</w:t>
             </w:r>
           </w:p>
         </w:tc>
         <w:tc>
           <w:tcPr>
             <w:tcW w:w="0" w:type="auto"/>
-            <w:vAlign w:val="center"/>
             <w:hideMark/>
           </w:tcPr>
           <w:p>
             <w:pPr>
               <w:spacing w:line="276" w:lineRule="auto"/>
-              <w:jc w:val="left"/>
-            </w:pPr>
-            <w:r>
+              <w:rPr>
+                <w:sz w:val="26"/>
+                <w:szCs w:val="26"/>
+              </w:rPr>
+            </w:pPr>
+            <w:r>
+              <w:rPr>
+                <w:sz w:val="26"/>
+                <w:szCs w:val="26"/>
+              </w:rPr>
               <w:t>FLOAT</w:t>
             </w:r>
           </w:p>
@@ -7313,32 +7786,37 @@
         <w:tc>
           <w:tcPr>
             <w:tcW w:w="0" w:type="auto"/>
-            <w:vAlign w:val="center"/>
             <w:hideMark/>
           </w:tcPr>
           <w:p>
             <w:pPr>
               <w:spacing w:line="276" w:lineRule="auto"/>
-              <w:jc w:val="left"/>
-            </w:pPr>
-            <w:r>
-              <w:t>Biên độ rộng tán cây thực tế</w:t>
-            </w:r>
+              <w:rPr>
+                <w:sz w:val="26"/>
+                <w:szCs w:val="26"/>
+              </w:rPr>
+            </w:pPr>
           </w:p>
         </w:tc>
         <w:tc>
           <w:tcPr>
             <w:tcW w:w="0" w:type="auto"/>
-            <w:vAlign w:val="center"/>
             <w:hideMark/>
           </w:tcPr>
           <w:p>
             <w:pPr>
               <w:spacing w:line="276" w:lineRule="auto"/>
-              <w:jc w:val="left"/>
-            </w:pPr>
-            <w:r>
-              <w:t>Tham số khối 3D</w:t>
+              <w:rPr>
+                <w:sz w:val="26"/>
+                <w:szCs w:val="26"/>
+              </w:rPr>
+            </w:pPr>
+            <w:r>
+              <w:rPr>
+                <w:sz w:val="26"/>
+                <w:szCs w:val="26"/>
+              </w:rPr>
+              <w:t>Chiều cao thực tế tính từ gốc đến ngọn cây (đơn vị: mét).</w:t>
             </w:r>
           </w:p>
         </w:tc>
@@ -7347,64 +7825,81 @@
         <w:tc>
           <w:tcPr>
             <w:tcW w:w="0" w:type="auto"/>
-            <w:vAlign w:val="center"/>
             <w:hideMark/>
           </w:tcPr>
           <w:p>
             <w:pPr>
               <w:spacing w:line="276" w:lineRule="auto"/>
-              <w:jc w:val="left"/>
-            </w:pPr>
-            <w:r>
-              <w:t>NgayTrong</w:t>
+              <w:rPr>
+                <w:sz w:val="26"/>
+                <w:szCs w:val="26"/>
+              </w:rPr>
+            </w:pPr>
+            <w:r>
+              <w:rPr>
+                <w:sz w:val="26"/>
+                <w:szCs w:val="26"/>
+              </w:rPr>
+              <w:t>"TinhTrang"</w:t>
             </w:r>
           </w:p>
         </w:tc>
         <w:tc>
           <w:tcPr>
             <w:tcW w:w="0" w:type="auto"/>
-            <w:vAlign w:val="center"/>
             <w:hideMark/>
           </w:tcPr>
           <w:p>
             <w:pPr>
               <w:spacing w:line="276" w:lineRule="auto"/>
-              <w:jc w:val="left"/>
-            </w:pPr>
-            <w:r>
-              <w:t>DATE</w:t>
+              <w:rPr>
+                <w:sz w:val="26"/>
+                <w:szCs w:val="26"/>
+              </w:rPr>
+            </w:pPr>
+            <w:r>
+              <w:rPr>
+                <w:sz w:val="26"/>
+                <w:szCs w:val="26"/>
+              </w:rPr>
+              <w:t>VARCHAR(100)</w:t>
             </w:r>
           </w:p>
         </w:tc>
         <w:tc>
           <w:tcPr>
             <w:tcW w:w="0" w:type="auto"/>
-            <w:vAlign w:val="center"/>
             <w:hideMark/>
           </w:tcPr>
           <w:p>
             <w:pPr>
               <w:spacing w:line="276" w:lineRule="auto"/>
-              <w:jc w:val="left"/>
-            </w:pPr>
-            <w:r>
-              <w:t>Thời điểm trồng cây xuống vỉa hè</w:t>
-            </w:r>
+              <w:rPr>
+                <w:sz w:val="26"/>
+                <w:szCs w:val="26"/>
+              </w:rPr>
+            </w:pPr>
           </w:p>
         </w:tc>
         <w:tc>
           <w:tcPr>
             <w:tcW w:w="0" w:type="auto"/>
-            <w:vAlign w:val="center"/>
             <w:hideMark/>
           </w:tcPr>
           <w:p>
             <w:pPr>
               <w:spacing w:line="276" w:lineRule="auto"/>
-              <w:jc w:val="left"/>
-            </w:pPr>
-            <w:r>
-              <w:t>Thuộc tính thời gian</w:t>
+              <w:rPr>
+                <w:sz w:val="26"/>
+                <w:szCs w:val="26"/>
+              </w:rPr>
+            </w:pPr>
+            <w:r>
+              <w:rPr>
+                <w:sz w:val="26"/>
+                <w:szCs w:val="26"/>
+              </w:rPr>
+              <w:t>Tình trạng sức khỏe sinh trưởng hiện tại (Khỏe mạnh...).</w:t>
             </w:r>
           </w:p>
         </w:tc>
@@ -7413,64 +7908,81 @@
         <w:tc>
           <w:tcPr>
             <w:tcW w:w="0" w:type="auto"/>
-            <w:vAlign w:val="center"/>
             <w:hideMark/>
           </w:tcPr>
           <w:p>
             <w:pPr>
               <w:spacing w:line="276" w:lineRule="auto"/>
-              <w:jc w:val="left"/>
-            </w:pPr>
-            <w:r>
-              <w:t>MaTuyenDuong</w:t>
+              <w:rPr>
+                <w:sz w:val="26"/>
+                <w:szCs w:val="26"/>
+              </w:rPr>
+            </w:pPr>
+            <w:r>
+              <w:rPr>
+                <w:sz w:val="26"/>
+                <w:szCs w:val="26"/>
+              </w:rPr>
+              <w:t>"lon"</w:t>
             </w:r>
           </w:p>
         </w:tc>
         <w:tc>
           <w:tcPr>
             <w:tcW w:w="0" w:type="auto"/>
-            <w:vAlign w:val="center"/>
             <w:hideMark/>
           </w:tcPr>
           <w:p>
             <w:pPr>
               <w:spacing w:line="276" w:lineRule="auto"/>
-              <w:jc w:val="left"/>
-            </w:pPr>
-            <w:r>
-              <w:t>INT</w:t>
+              <w:rPr>
+                <w:sz w:val="26"/>
+                <w:szCs w:val="26"/>
+              </w:rPr>
+            </w:pPr>
+            <w:r>
+              <w:rPr>
+                <w:sz w:val="26"/>
+                <w:szCs w:val="26"/>
+              </w:rPr>
+              <w:t>FLOAT</w:t>
             </w:r>
           </w:p>
         </w:tc>
         <w:tc>
           <w:tcPr>
             <w:tcW w:w="0" w:type="auto"/>
-            <w:vAlign w:val="center"/>
             <w:hideMark/>
           </w:tcPr>
           <w:p>
             <w:pPr>
               <w:spacing w:line="276" w:lineRule="auto"/>
-              <w:jc w:val="left"/>
-            </w:pPr>
-            <w:r>
-              <w:t>Cây thuộc tuyến đường nào định vị</w:t>
-            </w:r>
+              <w:rPr>
+                <w:sz w:val="26"/>
+                <w:szCs w:val="26"/>
+              </w:rPr>
+            </w:pPr>
           </w:p>
         </w:tc>
         <w:tc>
           <w:tcPr>
             <w:tcW w:w="0" w:type="auto"/>
-            <w:vAlign w:val="center"/>
             <w:hideMark/>
           </w:tcPr>
           <w:p>
             <w:pPr>
               <w:spacing w:line="276" w:lineRule="auto"/>
-              <w:jc w:val="left"/>
-            </w:pPr>
-            <w:r>
-              <w:t>Khóa ngoại</w:t>
+              <w:rPr>
+                <w:sz w:val="26"/>
+                <w:szCs w:val="26"/>
+              </w:rPr>
+            </w:pPr>
+            <w:r>
+              <w:rPr>
+                <w:sz w:val="26"/>
+                <w:szCs w:val="26"/>
+              </w:rPr>
+              <w:t>Kinh độ thuần số (X) phục vụ hiển thị trên Bottom Bar.</w:t>
             </w:r>
           </w:p>
         </w:tc>
@@ -7479,73 +7991,1589 @@
         <w:tc>
           <w:tcPr>
             <w:tcW w:w="0" w:type="auto"/>
-            <w:vAlign w:val="center"/>
             <w:hideMark/>
           </w:tcPr>
           <w:p>
             <w:pPr>
               <w:spacing w:line="276" w:lineRule="auto"/>
-              <w:jc w:val="left"/>
-            </w:pPr>
-            <w:r>
-              <w:t>SHAPE</w:t>
+              <w:rPr>
+                <w:sz w:val="26"/>
+                <w:szCs w:val="26"/>
+              </w:rPr>
+            </w:pPr>
+            <w:r>
+              <w:rPr>
+                <w:sz w:val="26"/>
+                <w:szCs w:val="26"/>
+              </w:rPr>
+              <w:t>"lat"</w:t>
             </w:r>
           </w:p>
         </w:tc>
         <w:tc>
           <w:tcPr>
             <w:tcW w:w="0" w:type="auto"/>
-            <w:vAlign w:val="center"/>
             <w:hideMark/>
           </w:tcPr>
           <w:p>
             <w:pPr>
               <w:spacing w:line="276" w:lineRule="auto"/>
-              <w:jc w:val="left"/>
-            </w:pPr>
-            <w:r>
-              <w:t>POINT</w:t>
+              <w:rPr>
+                <w:sz w:val="26"/>
+                <w:szCs w:val="26"/>
+              </w:rPr>
+            </w:pPr>
+            <w:r>
+              <w:rPr>
+                <w:sz w:val="26"/>
+                <w:szCs w:val="26"/>
+              </w:rPr>
+              <w:t>FLOAT</w:t>
             </w:r>
           </w:p>
         </w:tc>
         <w:tc>
           <w:tcPr>
             <w:tcW w:w="0" w:type="auto"/>
-            <w:vAlign w:val="center"/>
             <w:hideMark/>
           </w:tcPr>
           <w:p>
             <w:pPr>
               <w:spacing w:line="276" w:lineRule="auto"/>
-              <w:jc w:val="left"/>
-            </w:pPr>
-            <w:r>
-              <w:t>Tọa độ không gian 3 chiều (X, Y, Z) gốc cây</w:t>
-            </w:r>
+              <w:rPr>
+                <w:sz w:val="26"/>
+                <w:szCs w:val="26"/>
+              </w:rPr>
+            </w:pPr>
           </w:p>
         </w:tc>
         <w:tc>
           <w:tcPr>
             <w:tcW w:w="0" w:type="auto"/>
-            <w:vAlign w:val="center"/>
             <w:hideMark/>
           </w:tcPr>
           <w:p>
             <w:pPr>
               <w:spacing w:line="276" w:lineRule="auto"/>
-              <w:jc w:val="left"/>
-            </w:pPr>
-            <w:r>
-              <w:t>Hình học GIS</w:t>
+              <w:rPr>
+                <w:sz w:val="26"/>
+                <w:szCs w:val="26"/>
+              </w:rPr>
+            </w:pPr>
+            <w:r>
+              <w:rPr>
+                <w:sz w:val="26"/>
+                <w:szCs w:val="26"/>
+              </w:rPr>
+              <w:t>Vĩ độ thuần số (Y) phục vụ hiển thị trên Bottom Bar.</w:t>
+            </w:r>
+          </w:p>
+        </w:tc>
+      </w:tr>
+      <w:tr>
+        <w:tc>
+          <w:tcPr>
+            <w:tcW w:w="0" w:type="auto"/>
+            <w:hideMark/>
+          </w:tcPr>
+          <w:p>
+            <w:pPr>
+              <w:spacing w:line="276" w:lineRule="auto"/>
+              <w:rPr>
+                <w:sz w:val="26"/>
+                <w:szCs w:val="26"/>
+              </w:rPr>
+            </w:pPr>
+            <w:r>
+              <w:rPr>
+                <w:sz w:val="26"/>
+                <w:szCs w:val="26"/>
+              </w:rPr>
+              <w:t>"SHAPE"</w:t>
+            </w:r>
+          </w:p>
+        </w:tc>
+        <w:tc>
+          <w:tcPr>
+            <w:tcW w:w="0" w:type="auto"/>
+            <w:hideMark/>
+          </w:tcPr>
+          <w:p>
+            <w:pPr>
+              <w:spacing w:line="276" w:lineRule="auto"/>
+              <w:rPr>
+                <w:sz w:val="26"/>
+                <w:szCs w:val="26"/>
+              </w:rPr>
+            </w:pPr>
+            <w:r>
+              <w:rPr>
+                <w:sz w:val="26"/>
+                <w:szCs w:val="26"/>
+              </w:rPr>
+              <w:t>GEOMETRY(Point, 4326)</w:t>
+            </w:r>
+          </w:p>
+        </w:tc>
+        <w:tc>
+          <w:tcPr>
+            <w:tcW w:w="0" w:type="auto"/>
+            <w:hideMark/>
+          </w:tcPr>
+          <w:p>
+            <w:pPr>
+              <w:spacing w:line="276" w:lineRule="auto"/>
+              <w:rPr>
+                <w:sz w:val="26"/>
+                <w:szCs w:val="26"/>
+              </w:rPr>
+            </w:pPr>
+            <w:r>
+              <w:rPr>
+                <w:sz w:val="26"/>
+                <w:szCs w:val="26"/>
+              </w:rPr>
+              <w:t>Spatial Index</w:t>
+            </w:r>
+          </w:p>
+        </w:tc>
+        <w:tc>
+          <w:tcPr>
+            <w:tcW w:w="0" w:type="auto"/>
+            <w:hideMark/>
+          </w:tcPr>
+          <w:p>
+            <w:pPr>
+              <w:spacing w:line="276" w:lineRule="auto"/>
+              <w:rPr>
+                <w:sz w:val="26"/>
+                <w:szCs w:val="26"/>
+              </w:rPr>
+            </w:pPr>
+            <w:r>
+              <w:rPr>
+                <w:sz w:val="26"/>
+                <w:szCs w:val="26"/>
+              </w:rPr>
+              <w:t>Đối tượng không gian dạng Điểm (Point) lưu tọa độ 3D.</w:t>
             </w:r>
           </w:p>
         </w:tc>
       </w:tr>
     </w:tbl>
     <w:p>
-      <w:pPr>
-        <w:rPr>
-          <w:b/>
+      <w:r>
+        <w:t xml:space="preserve">Bảng 2.4 NHAT_KY_CHAM_SOC (Quản lý Sổ </w:t>
+      </w:r>
+      <w:proofErr w:type="gramStart"/>
+      <w:r>
+        <w:t>tay</w:t>
+      </w:r>
+      <w:proofErr w:type="gramEnd"/>
+      <w:r>
+        <w:t xml:space="preserve"> Tác nghiệp Thời gian)</w:t>
+      </w:r>
+    </w:p>
+    <w:p>
+      <w:pPr>
+        <w:rPr>
+          <w:rFonts w:eastAsia="Times New Roman"/>
+        </w:rPr>
+      </w:pPr>
+      <w:r>
+        <w:rPr>
+          <w:rFonts w:eastAsia="Times New Roman"/>
+        </w:rPr>
+        <w:t xml:space="preserve">Bảng lưu trữ lịch sử chăm sóc công vụ, </w:t>
+      </w:r>
+      <w:proofErr w:type="gramStart"/>
+      <w:r>
+        <w:rPr>
+          <w:rFonts w:eastAsia="Times New Roman"/>
+        </w:rPr>
+        <w:t>theo</w:t>
+      </w:r>
+      <w:proofErr w:type="gramEnd"/>
+      <w:r>
+        <w:rPr>
+          <w:rFonts w:eastAsia="Times New Roman"/>
+        </w:rPr>
+        <w:t xml:space="preserve"> dõi dòng đời của cây xanh theo dòng thời gian.</w:t>
+      </w:r>
+    </w:p>
+    <w:tbl>
+      <w:tblPr>
+        <w:tblStyle w:val="TableGrid"/>
+        <w:tblW w:w="0" w:type="auto"/>
+        <w:tblLook w:val="04A0" w:firstRow="1" w:lastRow="0" w:firstColumn="1" w:lastColumn="0" w:noHBand="0" w:noVBand="1"/>
+      </w:tblPr>
+      <w:tblGrid>
+        <w:gridCol w:w="2281"/>
+        <w:gridCol w:w="2051"/>
+        <w:gridCol w:w="1233"/>
+        <w:gridCol w:w="3785"/>
+      </w:tblGrid>
+      <w:tr>
+        <w:tc>
+          <w:tcPr>
+            <w:tcW w:w="0" w:type="auto"/>
+            <w:hideMark/>
+          </w:tcPr>
+          <w:p>
+            <w:pPr>
+              <w:spacing w:line="276" w:lineRule="auto"/>
+              <w:rPr>
+                <w:sz w:val="26"/>
+                <w:szCs w:val="26"/>
+              </w:rPr>
+            </w:pPr>
+            <w:r>
+              <w:rPr>
+                <w:sz w:val="26"/>
+                <w:szCs w:val="26"/>
+              </w:rPr>
+              <w:t>Tên trường trong CSDL</w:t>
+            </w:r>
+          </w:p>
+        </w:tc>
+        <w:tc>
+          <w:tcPr>
+            <w:tcW w:w="0" w:type="auto"/>
+            <w:hideMark/>
+          </w:tcPr>
+          <w:p>
+            <w:pPr>
+              <w:spacing w:line="276" w:lineRule="auto"/>
+              <w:rPr>
+                <w:sz w:val="26"/>
+                <w:szCs w:val="26"/>
+              </w:rPr>
+            </w:pPr>
+            <w:r>
+              <w:rPr>
+                <w:sz w:val="26"/>
+                <w:szCs w:val="26"/>
+              </w:rPr>
+              <w:t>Kiểu dữ liệu</w:t>
+            </w:r>
+          </w:p>
+        </w:tc>
+        <w:tc>
+          <w:tcPr>
+            <w:tcW w:w="0" w:type="auto"/>
+            <w:hideMark/>
+          </w:tcPr>
+          <w:p>
+            <w:pPr>
+              <w:spacing w:line="276" w:lineRule="auto"/>
+              <w:rPr>
+                <w:sz w:val="26"/>
+                <w:szCs w:val="26"/>
+              </w:rPr>
+            </w:pPr>
+            <w:r>
+              <w:rPr>
+                <w:sz w:val="26"/>
+                <w:szCs w:val="26"/>
+              </w:rPr>
+              <w:t>Ràng buộc</w:t>
+            </w:r>
+          </w:p>
+        </w:tc>
+        <w:tc>
+          <w:tcPr>
+            <w:tcW w:w="0" w:type="auto"/>
+            <w:hideMark/>
+          </w:tcPr>
+          <w:p>
+            <w:pPr>
+              <w:spacing w:line="276" w:lineRule="auto"/>
+              <w:rPr>
+                <w:sz w:val="26"/>
+                <w:szCs w:val="26"/>
+              </w:rPr>
+            </w:pPr>
+            <w:r>
+              <w:rPr>
+                <w:sz w:val="26"/>
+                <w:szCs w:val="26"/>
+              </w:rPr>
+              <w:t>Ý nghĩa / Mô tả thuộc tính</w:t>
+            </w:r>
+          </w:p>
+        </w:tc>
+      </w:tr>
+      <w:tr>
+        <w:tc>
+          <w:tcPr>
+            <w:tcW w:w="0" w:type="auto"/>
+            <w:hideMark/>
+          </w:tcPr>
+          <w:p>
+            <w:pPr>
+              <w:spacing w:line="276" w:lineRule="auto"/>
+              <w:rPr>
+                <w:sz w:val="26"/>
+                <w:szCs w:val="26"/>
+              </w:rPr>
+            </w:pPr>
+            <w:r>
+              <w:rPr>
+                <w:sz w:val="26"/>
+                <w:szCs w:val="26"/>
+              </w:rPr>
+              <w:t>"MaNhatKy"</w:t>
+            </w:r>
+          </w:p>
+        </w:tc>
+        <w:tc>
+          <w:tcPr>
+            <w:tcW w:w="0" w:type="auto"/>
+            <w:hideMark/>
+          </w:tcPr>
+          <w:p>
+            <w:pPr>
+              <w:spacing w:line="276" w:lineRule="auto"/>
+              <w:rPr>
+                <w:sz w:val="26"/>
+                <w:szCs w:val="26"/>
+              </w:rPr>
+            </w:pPr>
+            <w:r>
+              <w:rPr>
+                <w:sz w:val="26"/>
+                <w:szCs w:val="26"/>
+              </w:rPr>
+              <w:t>SERIAL</w:t>
+            </w:r>
+          </w:p>
+        </w:tc>
+        <w:tc>
+          <w:tcPr>
+            <w:tcW w:w="0" w:type="auto"/>
+            <w:hideMark/>
+          </w:tcPr>
+          <w:p>
+            <w:pPr>
+              <w:spacing w:line="276" w:lineRule="auto"/>
+              <w:rPr>
+                <w:sz w:val="26"/>
+                <w:szCs w:val="26"/>
+              </w:rPr>
+            </w:pPr>
+            <w:r>
+              <w:rPr>
+                <w:sz w:val="26"/>
+                <w:szCs w:val="26"/>
+              </w:rPr>
+              <w:t>Primary Key</w:t>
+            </w:r>
+          </w:p>
+        </w:tc>
+        <w:tc>
+          <w:tcPr>
+            <w:tcW w:w="0" w:type="auto"/>
+            <w:hideMark/>
+          </w:tcPr>
+          <w:p>
+            <w:pPr>
+              <w:spacing w:line="276" w:lineRule="auto"/>
+              <w:rPr>
+                <w:sz w:val="26"/>
+                <w:szCs w:val="26"/>
+              </w:rPr>
+            </w:pPr>
+            <w:r>
+              <w:rPr>
+                <w:sz w:val="26"/>
+                <w:szCs w:val="26"/>
+              </w:rPr>
+              <w:t>Mã định danh duy nhất của lượt ghi chép chăm sóc (id).</w:t>
+            </w:r>
+          </w:p>
+        </w:tc>
+      </w:tr>
+      <w:tr>
+        <w:tc>
+          <w:tcPr>
+            <w:tcW w:w="0" w:type="auto"/>
+            <w:hideMark/>
+          </w:tcPr>
+          <w:p>
+            <w:pPr>
+              <w:spacing w:line="276" w:lineRule="auto"/>
+              <w:rPr>
+                <w:sz w:val="26"/>
+                <w:szCs w:val="26"/>
+              </w:rPr>
+            </w:pPr>
+            <w:r>
+              <w:rPr>
+                <w:sz w:val="26"/>
+                <w:szCs w:val="26"/>
+              </w:rPr>
+              <w:t>"MaCay"</w:t>
+            </w:r>
+          </w:p>
+        </w:tc>
+        <w:tc>
+          <w:tcPr>
+            <w:tcW w:w="0" w:type="auto"/>
+            <w:hideMark/>
+          </w:tcPr>
+          <w:p>
+            <w:pPr>
+              <w:spacing w:line="276" w:lineRule="auto"/>
+              <w:rPr>
+                <w:sz w:val="26"/>
+                <w:szCs w:val="26"/>
+              </w:rPr>
+            </w:pPr>
+            <w:r>
+              <w:rPr>
+                <w:sz w:val="26"/>
+                <w:szCs w:val="26"/>
+              </w:rPr>
+              <w:t>INT</w:t>
+            </w:r>
+          </w:p>
+        </w:tc>
+        <w:tc>
+          <w:tcPr>
+            <w:tcW w:w="0" w:type="auto"/>
+            <w:hideMark/>
+          </w:tcPr>
+          <w:p>
+            <w:pPr>
+              <w:spacing w:line="276" w:lineRule="auto"/>
+              <w:rPr>
+                <w:sz w:val="26"/>
+                <w:szCs w:val="26"/>
+              </w:rPr>
+            </w:pPr>
+            <w:r>
+              <w:rPr>
+                <w:sz w:val="26"/>
+                <w:szCs w:val="26"/>
+              </w:rPr>
+              <w:t>Foreign Key</w:t>
+            </w:r>
+          </w:p>
+        </w:tc>
+        <w:tc>
+          <w:tcPr>
+            <w:tcW w:w="0" w:type="auto"/>
+            <w:hideMark/>
+          </w:tcPr>
+          <w:p>
+            <w:pPr>
+              <w:spacing w:line="276" w:lineRule="auto"/>
+              <w:rPr>
+                <w:sz w:val="26"/>
+                <w:szCs w:val="26"/>
+              </w:rPr>
+            </w:pPr>
+            <w:r>
+              <w:rPr>
+                <w:sz w:val="26"/>
+                <w:szCs w:val="26"/>
+              </w:rPr>
+              <w:t>Khóa ngoại liên kết tới trường "MaCay" của bảng CAY_XANH.</w:t>
+            </w:r>
+          </w:p>
+        </w:tc>
+      </w:tr>
+      <w:tr>
+        <w:tc>
+          <w:tcPr>
+            <w:tcW w:w="0" w:type="auto"/>
+            <w:hideMark/>
+          </w:tcPr>
+          <w:p>
+            <w:pPr>
+              <w:spacing w:line="276" w:lineRule="auto"/>
+              <w:rPr>
+                <w:sz w:val="26"/>
+                <w:szCs w:val="26"/>
+              </w:rPr>
+            </w:pPr>
+            <w:r>
+              <w:rPr>
+                <w:sz w:val="26"/>
+                <w:szCs w:val="26"/>
+              </w:rPr>
+              <w:lastRenderedPageBreak/>
+              <w:t>"NgayThucHien"</w:t>
+            </w:r>
+          </w:p>
+        </w:tc>
+        <w:tc>
+          <w:tcPr>
+            <w:tcW w:w="0" w:type="auto"/>
+            <w:hideMark/>
+          </w:tcPr>
+          <w:p>
+            <w:pPr>
+              <w:spacing w:line="276" w:lineRule="auto"/>
+              <w:rPr>
+                <w:sz w:val="26"/>
+                <w:szCs w:val="26"/>
+              </w:rPr>
+            </w:pPr>
+            <w:r>
+              <w:rPr>
+                <w:sz w:val="26"/>
+                <w:szCs w:val="26"/>
+              </w:rPr>
+              <w:t>TIMESTAMP</w:t>
+            </w:r>
+          </w:p>
+        </w:tc>
+        <w:tc>
+          <w:tcPr>
+            <w:tcW w:w="0" w:type="auto"/>
+            <w:hideMark/>
+          </w:tcPr>
+          <w:p>
+            <w:pPr>
+              <w:spacing w:line="276" w:lineRule="auto"/>
+              <w:rPr>
+                <w:sz w:val="26"/>
+                <w:szCs w:val="26"/>
+              </w:rPr>
+            </w:pPr>
+            <w:r>
+              <w:rPr>
+                <w:sz w:val="26"/>
+                <w:szCs w:val="26"/>
+              </w:rPr>
+              <w:t>Not Null</w:t>
+            </w:r>
+          </w:p>
+        </w:tc>
+        <w:tc>
+          <w:tcPr>
+            <w:tcW w:w="0" w:type="auto"/>
+            <w:hideMark/>
+          </w:tcPr>
+          <w:p>
+            <w:pPr>
+              <w:spacing w:line="276" w:lineRule="auto"/>
+              <w:rPr>
+                <w:sz w:val="26"/>
+                <w:szCs w:val="26"/>
+              </w:rPr>
+            </w:pPr>
+            <w:r>
+              <w:rPr>
+                <w:sz w:val="26"/>
+                <w:szCs w:val="26"/>
+              </w:rPr>
+              <w:t>Ngày giờ thực hiện việc tác nghiệp (ngayThucHien).</w:t>
+            </w:r>
+          </w:p>
+        </w:tc>
+      </w:tr>
+      <w:tr>
+        <w:tc>
+          <w:tcPr>
+            <w:tcW w:w="0" w:type="auto"/>
+            <w:hideMark/>
+          </w:tcPr>
+          <w:p>
+            <w:pPr>
+              <w:spacing w:line="276" w:lineRule="auto"/>
+              <w:rPr>
+                <w:sz w:val="26"/>
+                <w:szCs w:val="26"/>
+              </w:rPr>
+            </w:pPr>
+            <w:r>
+              <w:rPr>
+                <w:sz w:val="26"/>
+                <w:szCs w:val="26"/>
+              </w:rPr>
+              <w:t>"LoaiCongViec"</w:t>
+            </w:r>
+          </w:p>
+        </w:tc>
+        <w:tc>
+          <w:tcPr>
+            <w:tcW w:w="0" w:type="auto"/>
+            <w:hideMark/>
+          </w:tcPr>
+          <w:p>
+            <w:pPr>
+              <w:spacing w:line="276" w:lineRule="auto"/>
+              <w:rPr>
+                <w:sz w:val="26"/>
+                <w:szCs w:val="26"/>
+              </w:rPr>
+            </w:pPr>
+            <w:r>
+              <w:rPr>
+                <w:sz w:val="26"/>
+                <w:szCs w:val="26"/>
+              </w:rPr>
+              <w:t>VARCHAR(150)</w:t>
+            </w:r>
+          </w:p>
+        </w:tc>
+        <w:tc>
+          <w:tcPr>
+            <w:tcW w:w="0" w:type="auto"/>
+            <w:hideMark/>
+          </w:tcPr>
+          <w:p>
+            <w:pPr>
+              <w:spacing w:line="276" w:lineRule="auto"/>
+              <w:rPr>
+                <w:sz w:val="26"/>
+                <w:szCs w:val="26"/>
+              </w:rPr>
+            </w:pPr>
+          </w:p>
+        </w:tc>
+        <w:tc>
+          <w:tcPr>
+            <w:tcW w:w="0" w:type="auto"/>
+            <w:hideMark/>
+          </w:tcPr>
+          <w:p>
+            <w:pPr>
+              <w:spacing w:line="276" w:lineRule="auto"/>
+              <w:rPr>
+                <w:sz w:val="26"/>
+                <w:szCs w:val="26"/>
+              </w:rPr>
+            </w:pPr>
+            <w:r>
+              <w:rPr>
+                <w:sz w:val="26"/>
+                <w:szCs w:val="26"/>
+              </w:rPr>
+              <w:t>Hoạt động cụ thể (Tưới nước, Bón phân, Cắt tỉa...).</w:t>
+            </w:r>
+          </w:p>
+        </w:tc>
+      </w:tr>
+      <w:tr>
+        <w:tc>
+          <w:tcPr>
+            <w:tcW w:w="0" w:type="auto"/>
+            <w:hideMark/>
+          </w:tcPr>
+          <w:p>
+            <w:pPr>
+              <w:spacing w:line="276" w:lineRule="auto"/>
+              <w:rPr>
+                <w:sz w:val="26"/>
+                <w:szCs w:val="26"/>
+              </w:rPr>
+            </w:pPr>
+            <w:r>
+              <w:rPr>
+                <w:sz w:val="26"/>
+                <w:szCs w:val="26"/>
+              </w:rPr>
+              <w:t>"GhiChu"</w:t>
+            </w:r>
+          </w:p>
+        </w:tc>
+        <w:tc>
+          <w:tcPr>
+            <w:tcW w:w="0" w:type="auto"/>
+            <w:hideMark/>
+          </w:tcPr>
+          <w:p>
+            <w:pPr>
+              <w:spacing w:line="276" w:lineRule="auto"/>
+              <w:rPr>
+                <w:sz w:val="26"/>
+                <w:szCs w:val="26"/>
+              </w:rPr>
+            </w:pPr>
+            <w:r>
+              <w:rPr>
+                <w:sz w:val="26"/>
+                <w:szCs w:val="26"/>
+              </w:rPr>
+              <w:t>TEXT</w:t>
+            </w:r>
+          </w:p>
+        </w:tc>
+        <w:tc>
+          <w:tcPr>
+            <w:tcW w:w="0" w:type="auto"/>
+            <w:hideMark/>
+          </w:tcPr>
+          <w:p>
+            <w:pPr>
+              <w:spacing w:line="276" w:lineRule="auto"/>
+              <w:rPr>
+                <w:sz w:val="26"/>
+                <w:szCs w:val="26"/>
+              </w:rPr>
+            </w:pPr>
+          </w:p>
+        </w:tc>
+        <w:tc>
+          <w:tcPr>
+            <w:tcW w:w="0" w:type="auto"/>
+            <w:hideMark/>
+          </w:tcPr>
+          <w:p>
+            <w:pPr>
+              <w:spacing w:line="276" w:lineRule="auto"/>
+              <w:rPr>
+                <w:sz w:val="26"/>
+                <w:szCs w:val="26"/>
+              </w:rPr>
+            </w:pPr>
+            <w:r>
+              <w:rPr>
+                <w:sz w:val="26"/>
+                <w:szCs w:val="26"/>
+              </w:rPr>
+              <w:t>Ghi chú kỹ thuật về hiện trạng thực địa khi chăm sóc (ghiChu).</w:t>
+            </w:r>
+          </w:p>
+        </w:tc>
+      </w:tr>
+    </w:tbl>
+    <w:p>
+      <w:r>
+        <w:t xml:space="preserve">Bảng </w:t>
+      </w:r>
+      <w:r>
+        <w:t xml:space="preserve">2.5 </w:t>
+      </w:r>
+      <w:r>
+        <w:t>SU_CO (Quản lý Điểm nóng Hiện trường / Không gian Điểm)</w:t>
+      </w:r>
+    </w:p>
+    <w:p>
+      <w:pPr>
+        <w:rPr>
+          <w:sz w:val="26"/>
+          <w:szCs w:val="26"/>
+        </w:rPr>
+      </w:pPr>
+      <w:r>
+        <w:rPr>
+          <w:sz w:val="26"/>
+          <w:szCs w:val="26"/>
+        </w:rPr>
+        <w:t>Bảng động ghi nhận các biến cố bất thường (gãy đổ, nghiêng ngả) do Admin hoặc Người dân khai báo.</w:t>
+      </w:r>
+    </w:p>
+    <w:tbl>
+      <w:tblPr>
+        <w:tblStyle w:val="TableGrid"/>
+        <w:tblW w:w="0" w:type="auto"/>
+        <w:tblLook w:val="04A0" w:firstRow="1" w:lastRow="0" w:firstColumn="1" w:lastColumn="0" w:noHBand="0" w:noVBand="1"/>
+      </w:tblPr>
+      <w:tblGrid>
+        <w:gridCol w:w="1873"/>
+        <w:gridCol w:w="2556"/>
+        <w:gridCol w:w="1451"/>
+        <w:gridCol w:w="3470"/>
+      </w:tblGrid>
+      <w:tr>
+        <w:tc>
+          <w:tcPr>
+            <w:tcW w:w="0" w:type="auto"/>
+            <w:hideMark/>
+          </w:tcPr>
+          <w:p>
+            <w:pPr>
+              <w:spacing w:line="276" w:lineRule="auto"/>
+              <w:rPr>
+                <w:sz w:val="26"/>
+                <w:szCs w:val="26"/>
+              </w:rPr>
+            </w:pPr>
+            <w:r>
+              <w:rPr>
+                <w:sz w:val="26"/>
+                <w:szCs w:val="26"/>
+              </w:rPr>
+              <w:t>Tên trường trong CSDL</w:t>
+            </w:r>
+          </w:p>
+        </w:tc>
+        <w:tc>
+          <w:tcPr>
+            <w:tcW w:w="0" w:type="auto"/>
+            <w:hideMark/>
+          </w:tcPr>
+          <w:p>
+            <w:pPr>
+              <w:spacing w:line="276" w:lineRule="auto"/>
+              <w:rPr>
+                <w:sz w:val="26"/>
+                <w:szCs w:val="26"/>
+              </w:rPr>
+            </w:pPr>
+            <w:r>
+              <w:rPr>
+                <w:sz w:val="26"/>
+                <w:szCs w:val="26"/>
+              </w:rPr>
+              <w:t>Kiểu dữ liệu</w:t>
+            </w:r>
+          </w:p>
+        </w:tc>
+        <w:tc>
+          <w:tcPr>
+            <w:tcW w:w="0" w:type="auto"/>
+            <w:hideMark/>
+          </w:tcPr>
+          <w:p>
+            <w:pPr>
+              <w:spacing w:line="276" w:lineRule="auto"/>
+              <w:rPr>
+                <w:sz w:val="26"/>
+                <w:szCs w:val="26"/>
+              </w:rPr>
+            </w:pPr>
+            <w:r>
+              <w:rPr>
+                <w:sz w:val="26"/>
+                <w:szCs w:val="26"/>
+              </w:rPr>
+              <w:t>Ràng buộc</w:t>
+            </w:r>
+          </w:p>
+        </w:tc>
+        <w:tc>
+          <w:tcPr>
+            <w:tcW w:w="0" w:type="auto"/>
+            <w:hideMark/>
+          </w:tcPr>
+          <w:p>
+            <w:pPr>
+              <w:spacing w:line="276" w:lineRule="auto"/>
+              <w:rPr>
+                <w:sz w:val="26"/>
+                <w:szCs w:val="26"/>
+              </w:rPr>
+            </w:pPr>
+            <w:r>
+              <w:rPr>
+                <w:sz w:val="26"/>
+                <w:szCs w:val="26"/>
+              </w:rPr>
+              <w:t>Ý nghĩa / Mô tả thuộc tính</w:t>
+            </w:r>
+          </w:p>
+        </w:tc>
+      </w:tr>
+      <w:tr>
+        <w:tc>
+          <w:tcPr>
+            <w:tcW w:w="0" w:type="auto"/>
+            <w:hideMark/>
+          </w:tcPr>
+          <w:p>
+            <w:pPr>
+              <w:spacing w:line="276" w:lineRule="auto"/>
+              <w:rPr>
+                <w:sz w:val="26"/>
+                <w:szCs w:val="26"/>
+              </w:rPr>
+            </w:pPr>
+            <w:r>
+              <w:rPr>
+                <w:sz w:val="26"/>
+                <w:szCs w:val="26"/>
+              </w:rPr>
+              <w:t>"MaSuCo"</w:t>
+            </w:r>
+          </w:p>
+        </w:tc>
+        <w:tc>
+          <w:tcPr>
+            <w:tcW w:w="0" w:type="auto"/>
+            <w:hideMark/>
+          </w:tcPr>
+          <w:p>
+            <w:pPr>
+              <w:spacing w:line="276" w:lineRule="auto"/>
+              <w:rPr>
+                <w:sz w:val="26"/>
+                <w:szCs w:val="26"/>
+              </w:rPr>
+            </w:pPr>
+            <w:r>
+              <w:rPr>
+                <w:sz w:val="26"/>
+                <w:szCs w:val="26"/>
+              </w:rPr>
+              <w:t>SERIAL</w:t>
+            </w:r>
+          </w:p>
+        </w:tc>
+        <w:tc>
+          <w:tcPr>
+            <w:tcW w:w="0" w:type="auto"/>
+            <w:hideMark/>
+          </w:tcPr>
+          <w:p>
+            <w:pPr>
+              <w:spacing w:line="276" w:lineRule="auto"/>
+              <w:rPr>
+                <w:sz w:val="26"/>
+                <w:szCs w:val="26"/>
+              </w:rPr>
+            </w:pPr>
+            <w:r>
+              <w:rPr>
+                <w:sz w:val="26"/>
+                <w:szCs w:val="26"/>
+              </w:rPr>
+              <w:t>Primary Key</w:t>
+            </w:r>
+          </w:p>
+        </w:tc>
+        <w:tc>
+          <w:tcPr>
+            <w:tcW w:w="0" w:type="auto"/>
+            <w:hideMark/>
+          </w:tcPr>
+          <w:p>
+            <w:pPr>
+              <w:spacing w:line="276" w:lineRule="auto"/>
+              <w:rPr>
+                <w:sz w:val="26"/>
+                <w:szCs w:val="26"/>
+              </w:rPr>
+            </w:pPr>
+            <w:r>
+              <w:rPr>
+                <w:sz w:val="26"/>
+                <w:szCs w:val="26"/>
+              </w:rPr>
+              <w:t>Mã định danh duy nhất của phiếu báo cáo sự cố (id).</w:t>
+            </w:r>
+          </w:p>
+        </w:tc>
+      </w:tr>
+      <w:tr>
+        <w:tc>
+          <w:tcPr>
+            <w:tcW w:w="0" w:type="auto"/>
+            <w:hideMark/>
+          </w:tcPr>
+          <w:p>
+            <w:pPr>
+              <w:spacing w:line="276" w:lineRule="auto"/>
+              <w:rPr>
+                <w:sz w:val="26"/>
+                <w:szCs w:val="26"/>
+              </w:rPr>
+            </w:pPr>
+            <w:r>
+              <w:rPr>
+                <w:sz w:val="26"/>
+                <w:szCs w:val="26"/>
+              </w:rPr>
+              <w:t>"MaCay"</w:t>
+            </w:r>
+          </w:p>
+        </w:tc>
+        <w:tc>
+          <w:tcPr>
+            <w:tcW w:w="0" w:type="auto"/>
+            <w:hideMark/>
+          </w:tcPr>
+          <w:p>
+            <w:pPr>
+              <w:spacing w:line="276" w:lineRule="auto"/>
+              <w:rPr>
+                <w:sz w:val="26"/>
+                <w:szCs w:val="26"/>
+              </w:rPr>
+            </w:pPr>
+            <w:r>
+              <w:rPr>
+                <w:sz w:val="26"/>
+                <w:szCs w:val="26"/>
+              </w:rPr>
+              <w:t>INT</w:t>
+            </w:r>
+          </w:p>
+        </w:tc>
+        <w:tc>
+          <w:tcPr>
+            <w:tcW w:w="0" w:type="auto"/>
+            <w:hideMark/>
+          </w:tcPr>
+          <w:p>
+            <w:pPr>
+              <w:spacing w:line="276" w:lineRule="auto"/>
+              <w:rPr>
+                <w:sz w:val="26"/>
+                <w:szCs w:val="26"/>
+              </w:rPr>
+            </w:pPr>
+            <w:r>
+              <w:rPr>
+                <w:sz w:val="26"/>
+                <w:szCs w:val="26"/>
+              </w:rPr>
+              <w:t>Foreign Key</w:t>
+            </w:r>
+          </w:p>
+        </w:tc>
+        <w:tc>
+          <w:tcPr>
+            <w:tcW w:w="0" w:type="auto"/>
+            <w:hideMark/>
+          </w:tcPr>
+          <w:p>
+            <w:pPr>
+              <w:spacing w:line="276" w:lineRule="auto"/>
+              <w:rPr>
+                <w:sz w:val="26"/>
+                <w:szCs w:val="26"/>
+              </w:rPr>
+            </w:pPr>
+            <w:r>
+              <w:rPr>
+                <w:sz w:val="26"/>
+                <w:szCs w:val="26"/>
+              </w:rPr>
+              <w:t>Khóa ngoại liên kết tới trường "MaCay" của bảng CAY_XANH (maCay).</w:t>
+            </w:r>
+          </w:p>
+        </w:tc>
+      </w:tr>
+      <w:tr>
+        <w:tc>
+          <w:tcPr>
+            <w:tcW w:w="0" w:type="auto"/>
+            <w:hideMark/>
+          </w:tcPr>
+          <w:p>
+            <w:pPr>
+              <w:spacing w:line="276" w:lineRule="auto"/>
+              <w:rPr>
+                <w:sz w:val="26"/>
+                <w:szCs w:val="26"/>
+              </w:rPr>
+            </w:pPr>
+            <w:r>
+              <w:rPr>
+                <w:sz w:val="26"/>
+                <w:szCs w:val="26"/>
+              </w:rPr>
+              <w:t>"TieuDe"</w:t>
+            </w:r>
+          </w:p>
+        </w:tc>
+        <w:tc>
+          <w:tcPr>
+            <w:tcW w:w="0" w:type="auto"/>
+            <w:hideMark/>
+          </w:tcPr>
+          <w:p>
+            <w:pPr>
+              <w:spacing w:line="276" w:lineRule="auto"/>
+              <w:rPr>
+                <w:sz w:val="26"/>
+                <w:szCs w:val="26"/>
+              </w:rPr>
+            </w:pPr>
+            <w:r>
+              <w:rPr>
+                <w:sz w:val="26"/>
+                <w:szCs w:val="26"/>
+              </w:rPr>
+              <w:t>VARCHAR(255)</w:t>
+            </w:r>
+          </w:p>
+        </w:tc>
+        <w:tc>
+          <w:tcPr>
+            <w:tcW w:w="0" w:type="auto"/>
+            <w:hideMark/>
+          </w:tcPr>
+          <w:p>
+            <w:pPr>
+              <w:spacing w:line="276" w:lineRule="auto"/>
+              <w:rPr>
+                <w:sz w:val="26"/>
+                <w:szCs w:val="26"/>
+              </w:rPr>
+            </w:pPr>
+            <w:r>
+              <w:rPr>
+                <w:sz w:val="26"/>
+                <w:szCs w:val="26"/>
+              </w:rPr>
+              <w:t>Not Null</w:t>
+            </w:r>
+          </w:p>
+        </w:tc>
+        <w:tc>
+          <w:tcPr>
+            <w:tcW w:w="0" w:type="auto"/>
+            <w:hideMark/>
+          </w:tcPr>
+          <w:p>
+            <w:pPr>
+              <w:spacing w:line="276" w:lineRule="auto"/>
+              <w:rPr>
+                <w:sz w:val="26"/>
+                <w:szCs w:val="26"/>
+              </w:rPr>
+            </w:pPr>
+            <w:r>
+              <w:rPr>
+                <w:sz w:val="26"/>
+                <w:szCs w:val="26"/>
+              </w:rPr>
+              <w:t>Tiêu đề tóm tắt (tieuDe) (Ví dụ: Sự cố cây #8...).</w:t>
+            </w:r>
+          </w:p>
+        </w:tc>
+      </w:tr>
+      <w:tr>
+        <w:tc>
+          <w:tcPr>
+            <w:tcW w:w="0" w:type="auto"/>
+            <w:hideMark/>
+          </w:tcPr>
+          <w:p>
+            <w:pPr>
+              <w:spacing w:line="276" w:lineRule="auto"/>
+              <w:rPr>
+                <w:sz w:val="26"/>
+                <w:szCs w:val="26"/>
+              </w:rPr>
+            </w:pPr>
+            <w:r>
+              <w:rPr>
+                <w:sz w:val="26"/>
+                <w:szCs w:val="26"/>
+              </w:rPr>
+              <w:t>"MoTa"</w:t>
+            </w:r>
+          </w:p>
+        </w:tc>
+        <w:tc>
+          <w:tcPr>
+            <w:tcW w:w="0" w:type="auto"/>
+            <w:hideMark/>
+          </w:tcPr>
+          <w:p>
+            <w:pPr>
+              <w:spacing w:line="276" w:lineRule="auto"/>
+              <w:rPr>
+                <w:sz w:val="26"/>
+                <w:szCs w:val="26"/>
+              </w:rPr>
+            </w:pPr>
+            <w:r>
+              <w:rPr>
+                <w:sz w:val="26"/>
+                <w:szCs w:val="26"/>
+              </w:rPr>
+              <w:t>TEXT</w:t>
+            </w:r>
+          </w:p>
+        </w:tc>
+        <w:tc>
+          <w:tcPr>
+            <w:tcW w:w="0" w:type="auto"/>
+            <w:hideMark/>
+          </w:tcPr>
+          <w:p>
+            <w:pPr>
+              <w:spacing w:line="276" w:lineRule="auto"/>
+              <w:rPr>
+                <w:sz w:val="26"/>
+                <w:szCs w:val="26"/>
+              </w:rPr>
+            </w:pPr>
+          </w:p>
+        </w:tc>
+        <w:tc>
+          <w:tcPr>
+            <w:tcW w:w="0" w:type="auto"/>
+            <w:hideMark/>
+          </w:tcPr>
+          <w:p>
+            <w:pPr>
+              <w:spacing w:line="276" w:lineRule="auto"/>
+              <w:rPr>
+                <w:sz w:val="26"/>
+                <w:szCs w:val="26"/>
+              </w:rPr>
+            </w:pPr>
+            <w:r>
+              <w:rPr>
+                <w:sz w:val="26"/>
+                <w:szCs w:val="26"/>
+              </w:rPr>
+              <w:t>Chi tiết mô tả hiện trạng sự cố thực địa (moTa).</w:t>
+            </w:r>
+          </w:p>
+        </w:tc>
+      </w:tr>
+      <w:tr>
+        <w:tc>
+          <w:tcPr>
+            <w:tcW w:w="0" w:type="auto"/>
+            <w:hideMark/>
+          </w:tcPr>
+          <w:p>
+            <w:pPr>
+              <w:spacing w:line="276" w:lineRule="auto"/>
+              <w:rPr>
+                <w:sz w:val="26"/>
+                <w:szCs w:val="26"/>
+              </w:rPr>
+            </w:pPr>
+            <w:r>
+              <w:rPr>
+                <w:sz w:val="26"/>
+                <w:szCs w:val="26"/>
+              </w:rPr>
+              <w:t>"TrangThai"</w:t>
+            </w:r>
+          </w:p>
+        </w:tc>
+        <w:tc>
+          <w:tcPr>
+            <w:tcW w:w="0" w:type="auto"/>
+            <w:hideMark/>
+          </w:tcPr>
+          <w:p>
+            <w:pPr>
+              <w:spacing w:line="276" w:lineRule="auto"/>
+              <w:rPr>
+                <w:sz w:val="26"/>
+                <w:szCs w:val="26"/>
+              </w:rPr>
+            </w:pPr>
+            <w:r>
+              <w:rPr>
+                <w:sz w:val="26"/>
+                <w:szCs w:val="26"/>
+              </w:rPr>
+              <w:t>VARCHAR(50)</w:t>
+            </w:r>
+          </w:p>
+        </w:tc>
+        <w:tc>
+          <w:tcPr>
+            <w:tcW w:w="0" w:type="auto"/>
+            <w:hideMark/>
+          </w:tcPr>
+          <w:p>
+            <w:pPr>
+              <w:spacing w:line="276" w:lineRule="auto"/>
+              <w:rPr>
+                <w:sz w:val="26"/>
+                <w:szCs w:val="26"/>
+              </w:rPr>
+            </w:pPr>
+            <w:r>
+              <w:rPr>
+                <w:sz w:val="26"/>
+                <w:szCs w:val="26"/>
+              </w:rPr>
+              <w:t>Default: 'Chưa xử lý'</w:t>
+            </w:r>
+          </w:p>
+        </w:tc>
+        <w:tc>
+          <w:tcPr>
+            <w:tcW w:w="0" w:type="auto"/>
+            <w:hideMark/>
+          </w:tcPr>
+          <w:p>
+            <w:pPr>
+              <w:spacing w:line="276" w:lineRule="auto"/>
+              <w:rPr>
+                <w:sz w:val="26"/>
+                <w:szCs w:val="26"/>
+              </w:rPr>
+            </w:pPr>
+            <w:r>
+              <w:rPr>
+                <w:sz w:val="26"/>
+                <w:szCs w:val="26"/>
+              </w:rPr>
+              <w:t>Tiến độ giải quyết (Chưa xử lý, Đang xử lý, Đã khắc phục).</w:t>
+            </w:r>
+          </w:p>
+        </w:tc>
+      </w:tr>
+      <w:tr>
+        <w:tc>
+          <w:tcPr>
+            <w:tcW w:w="0" w:type="auto"/>
+            <w:hideMark/>
+          </w:tcPr>
+          <w:p>
+            <w:pPr>
+              <w:spacing w:line="276" w:lineRule="auto"/>
+              <w:rPr>
+                <w:sz w:val="26"/>
+                <w:szCs w:val="26"/>
+              </w:rPr>
+            </w:pPr>
+            <w:r>
+              <w:rPr>
+                <w:sz w:val="26"/>
+                <w:szCs w:val="26"/>
+              </w:rPr>
+              <w:t>"lon"</w:t>
+            </w:r>
+          </w:p>
+        </w:tc>
+        <w:tc>
+          <w:tcPr>
+            <w:tcW w:w="0" w:type="auto"/>
+            <w:hideMark/>
+          </w:tcPr>
+          <w:p>
+            <w:pPr>
+              <w:spacing w:line="276" w:lineRule="auto"/>
+              <w:rPr>
+                <w:sz w:val="26"/>
+                <w:szCs w:val="26"/>
+              </w:rPr>
+            </w:pPr>
+            <w:r>
+              <w:rPr>
+                <w:sz w:val="26"/>
+                <w:szCs w:val="26"/>
+              </w:rPr>
+              <w:t>FLOAT</w:t>
+            </w:r>
+          </w:p>
+        </w:tc>
+        <w:tc>
+          <w:tcPr>
+            <w:tcW w:w="0" w:type="auto"/>
+            <w:hideMark/>
+          </w:tcPr>
+          <w:p>
+            <w:pPr>
+              <w:spacing w:line="276" w:lineRule="auto"/>
+              <w:rPr>
+                <w:sz w:val="26"/>
+                <w:szCs w:val="26"/>
+              </w:rPr>
+            </w:pPr>
+          </w:p>
+        </w:tc>
+        <w:tc>
+          <w:tcPr>
+            <w:tcW w:w="0" w:type="auto"/>
+            <w:hideMark/>
+          </w:tcPr>
+          <w:p>
+            <w:pPr>
+              <w:spacing w:line="276" w:lineRule="auto"/>
+              <w:rPr>
+                <w:sz w:val="26"/>
+                <w:szCs w:val="26"/>
+              </w:rPr>
+            </w:pPr>
+            <w:r>
+              <w:rPr>
+                <w:sz w:val="26"/>
+                <w:szCs w:val="26"/>
+              </w:rPr>
+              <w:t>Kinh độ chính xác của vị trí xảy ra sự cố.</w:t>
+            </w:r>
+          </w:p>
+        </w:tc>
+      </w:tr>
+      <w:tr>
+        <w:tc>
+          <w:tcPr>
+            <w:tcW w:w="0" w:type="auto"/>
+            <w:hideMark/>
+          </w:tcPr>
+          <w:p>
+            <w:pPr>
+              <w:spacing w:line="276" w:lineRule="auto"/>
+              <w:rPr>
+                <w:sz w:val="26"/>
+                <w:szCs w:val="26"/>
+              </w:rPr>
+            </w:pPr>
+            <w:r>
+              <w:rPr>
+                <w:sz w:val="26"/>
+                <w:szCs w:val="26"/>
+              </w:rPr>
+              <w:t>"lat"</w:t>
+            </w:r>
+          </w:p>
+        </w:tc>
+        <w:tc>
+          <w:tcPr>
+            <w:tcW w:w="0" w:type="auto"/>
+            <w:hideMark/>
+          </w:tcPr>
+          <w:p>
+            <w:pPr>
+              <w:spacing w:line="276" w:lineRule="auto"/>
+              <w:rPr>
+                <w:sz w:val="26"/>
+                <w:szCs w:val="26"/>
+              </w:rPr>
+            </w:pPr>
+            <w:r>
+              <w:rPr>
+                <w:sz w:val="26"/>
+                <w:szCs w:val="26"/>
+              </w:rPr>
+              <w:t>FLOAT</w:t>
+            </w:r>
+          </w:p>
+        </w:tc>
+        <w:tc>
+          <w:tcPr>
+            <w:tcW w:w="0" w:type="auto"/>
+            <w:hideMark/>
+          </w:tcPr>
+          <w:p>
+            <w:pPr>
+              <w:spacing w:line="276" w:lineRule="auto"/>
+              <w:rPr>
+                <w:sz w:val="26"/>
+                <w:szCs w:val="26"/>
+              </w:rPr>
+            </w:pPr>
+          </w:p>
+        </w:tc>
+        <w:tc>
+          <w:tcPr>
+            <w:tcW w:w="0" w:type="auto"/>
+            <w:hideMark/>
+          </w:tcPr>
+          <w:p>
+            <w:pPr>
+              <w:spacing w:line="276" w:lineRule="auto"/>
+              <w:rPr>
+                <w:sz w:val="26"/>
+                <w:szCs w:val="26"/>
+              </w:rPr>
+            </w:pPr>
+            <w:r>
+              <w:rPr>
+                <w:sz w:val="26"/>
+                <w:szCs w:val="26"/>
+              </w:rPr>
+              <w:t>Vĩ độ chính xác của vị trí xảy ra sự cố.</w:t>
+            </w:r>
+          </w:p>
+        </w:tc>
+      </w:tr>
+      <w:tr>
+        <w:tc>
+          <w:tcPr>
+            <w:tcW w:w="0" w:type="auto"/>
+            <w:hideMark/>
+          </w:tcPr>
+          <w:p>
+            <w:pPr>
+              <w:spacing w:line="276" w:lineRule="auto"/>
+              <w:rPr>
+                <w:sz w:val="26"/>
+                <w:szCs w:val="26"/>
+              </w:rPr>
+            </w:pPr>
+            <w:r>
+              <w:rPr>
+                <w:sz w:val="26"/>
+                <w:szCs w:val="26"/>
+              </w:rPr>
+              <w:t>"SHAPE"</w:t>
+            </w:r>
+          </w:p>
+        </w:tc>
+        <w:tc>
+          <w:tcPr>
+            <w:tcW w:w="0" w:type="auto"/>
+            <w:hideMark/>
+          </w:tcPr>
+          <w:p>
+            <w:pPr>
+              <w:spacing w:line="276" w:lineRule="auto"/>
+              <w:rPr>
+                <w:sz w:val="26"/>
+                <w:szCs w:val="26"/>
+              </w:rPr>
+            </w:pPr>
+            <w:r>
+              <w:rPr>
+                <w:sz w:val="26"/>
+                <w:szCs w:val="26"/>
+              </w:rPr>
+              <w:t>GEOMETRY(Point, 4326)</w:t>
+            </w:r>
+          </w:p>
+        </w:tc>
+        <w:tc>
+          <w:tcPr>
+            <w:tcW w:w="0" w:type="auto"/>
+            <w:hideMark/>
+          </w:tcPr>
+          <w:p>
+            <w:pPr>
+              <w:spacing w:line="276" w:lineRule="auto"/>
+              <w:rPr>
+                <w:sz w:val="26"/>
+                <w:szCs w:val="26"/>
+              </w:rPr>
+            </w:pPr>
+            <w:r>
+              <w:rPr>
+                <w:sz w:val="26"/>
+                <w:szCs w:val="26"/>
+              </w:rPr>
+              <w:t>Spatial Index</w:t>
+            </w:r>
+          </w:p>
+        </w:tc>
+        <w:tc>
+          <w:tcPr>
+            <w:tcW w:w="0" w:type="auto"/>
+            <w:hideMark/>
+          </w:tcPr>
+          <w:p>
+            <w:pPr>
+              <w:spacing w:line="276" w:lineRule="auto"/>
+              <w:rPr>
+                <w:sz w:val="26"/>
+                <w:szCs w:val="26"/>
+              </w:rPr>
+            </w:pPr>
+            <w:r>
+              <w:rPr>
+                <w:sz w:val="26"/>
+                <w:szCs w:val="26"/>
+              </w:rPr>
+              <w:t>Đối tượng không gian dạng Điểm (Point) hiển thị trên ArcGIS.</w:t>
+            </w:r>
+          </w:p>
+        </w:tc>
+      </w:tr>
+    </w:tbl>
+    <w:p>
+      <w:pPr>
+        <w:rPr>
+          <w:sz w:val="26"/>
+          <w:szCs w:val="26"/>
         </w:rPr>
       </w:pPr>
     </w:p>
@@ -7556,7 +9584,7 @@
           <w:rFonts w:eastAsia="Times New Roman"/>
         </w:rPr>
       </w:pPr>
-      <w:bookmarkStart w:id="23" w:name="_Toc230704412"/>
+      <w:bookmarkStart w:id="22" w:name="_Toc230704412"/>
       <w:r>
         <w:t>Chuyển</w:t>
       </w:r>
@@ -7566,14 +9594,23 @@
         </w:rPr>
         <w:t xml:space="preserve"> mô hình ERD thành mô hình quan hệ</w:t>
       </w:r>
-      <w:bookmarkEnd w:id="23"/>
+      <w:bookmarkEnd w:id="22"/>
     </w:p>
     <w:p>
       <w:pPr>
         <w:ind w:firstLine="720"/>
       </w:pPr>
       <w:r>
-        <w:t>Cấu trúc cơ sở dữ liệu quan hệ không gian mở rộng (Spatial Relational Schema) được ánh xạ vật lý như sau:</w:t>
+        <w:t>Dựa trên quy tắc chuyển đổi từ mô hình thực thể mối quan hệ (ERD) sang lược đồ quan hệ, cơ sở dữ liệu của hệ thống WebGIS được biểu diễn dưới dạng các quan hệ (bảng) với các thuộc tính cụ thể. Trong đó, các thuộc tính gạch chân đóng vai trò là Khóa chính (Primary Key), và các thuộc tính có ký hiệu (FK) đóng vai trò là Khóa ngoại (Foreign Key) để liên kết không gian và logic giữa các bảng.</w:t>
+      </w:r>
+    </w:p>
+    <w:p>
+      <w:pPr>
+        <w:pStyle w:val="Heading3"/>
+      </w:pPr>
+      <w:r>
+        <w:lastRenderedPageBreak/>
+        <w:t>Quan hệ KHU_VUC_QUAN_LY (Quản lý vùng ranh giới hành chính)</w:t>
       </w:r>
     </w:p>
     <w:p>
@@ -7581,66 +9618,18 @@
         <w:pStyle w:val="ListParagraph"/>
         <w:numPr>
           <w:ilvl w:val="0"/>
-          <w:numId w:val="12"/>
+          <w:numId w:val="26"/>
         </w:numPr>
-        <w:ind w:hanging="357"/>
-      </w:pPr>
-      <w:r>
-        <w:rPr>
-          <w:rStyle w:val="HTMLCode"/>
-          <w:rFonts w:ascii="Times New Roman" w:eastAsiaTheme="majorEastAsia" w:hAnsi="Times New Roman" w:cs="Times New Roman"/>
-          <w:sz w:val="28"/>
-          <w:szCs w:val="28"/>
-        </w:rPr>
-        <w:t>KHU_VUC_QUAN_LY</w:t>
-      </w:r>
-      <w:r>
-        <w:t xml:space="preserve"> (</w:t>
-      </w:r>
-      <w:r>
-        <w:rPr>
+      </w:pPr>
+      <w:r>
+        <w:rPr>
+          <w:b/>
           <w:bCs/>
         </w:rPr>
-        <w:t>MaKhuVuc</w:t>
-      </w:r>
-      <w:r>
-        <w:t xml:space="preserve">: </w:t>
-      </w:r>
-      <w:r>
-        <w:rPr>
-          <w:iCs/>
-        </w:rPr>
-        <w:t>int</w:t>
-      </w:r>
-      <w:r>
-        <w:t xml:space="preserve">, TenKhuVuc: </w:t>
-      </w:r>
-      <w:r>
-        <w:rPr>
-          <w:iCs/>
-        </w:rPr>
-        <w:t>varchar</w:t>
-      </w:r>
-      <w:r>
-        <w:t xml:space="preserve">, DonViPhuTrach: </w:t>
-      </w:r>
-      <w:r>
-        <w:rPr>
-          <w:iCs/>
-        </w:rPr>
-        <w:t>varchar</w:t>
-      </w:r>
-      <w:r>
-        <w:t xml:space="preserve">, SHAPE: </w:t>
-      </w:r>
-      <w:r>
-        <w:rPr>
-          <w:iCs/>
-        </w:rPr>
-        <w:t>geometry(Polygon, 4326)</w:t>
-      </w:r>
-      <w:r>
-        <w:t>)</w:t>
+        <w:t>Lược đồ quan hệ:</w:t>
+      </w:r>
+      <w:r>
+        <w:t xml:space="preserve"> KHU_VUC_QUAN_LY (\underline{MaKhuVuc}, TenKhuVuc, DienTich, NguoiTuanTra, SHAPE)</w:t>
       </w:r>
     </w:p>
     <w:p>
@@ -7648,84 +9637,56 @@
         <w:pStyle w:val="ListParagraph"/>
         <w:numPr>
           <w:ilvl w:val="0"/>
-          <w:numId w:val="12"/>
+          <w:numId w:val="26"/>
         </w:numPr>
-        <w:ind w:hanging="357"/>
-      </w:pPr>
+      </w:pPr>
+      <w:r>
+        <w:rPr>
+          <w:b/>
+          <w:bCs/>
+        </w:rPr>
+        <w:t>Thuyết minh:</w:t>
+      </w:r>
+      <w:r>
+        <w:t xml:space="preserve"> Mỗi vùng quản lý là một thực thể độc lập, định vị bằng khóa chính </w:t>
+      </w:r>
       <w:r>
         <w:rPr>
           <w:rStyle w:val="HTMLCode"/>
-          <w:rFonts w:ascii="Times New Roman" w:eastAsiaTheme="majorEastAsia" w:hAnsi="Times New Roman" w:cs="Times New Roman"/>
-          <w:sz w:val="28"/>
-          <w:szCs w:val="28"/>
-        </w:rPr>
-        <w:t>TUYEN_DUONG</w:t>
-      </w:r>
-      <w:r>
-        <w:t xml:space="preserve"> (</w:t>
-      </w:r>
-      <w:r>
-        <w:rPr>
-          <w:bCs/>
-        </w:rPr>
-        <w:t>MaTuyenDuong</w:t>
-      </w:r>
-      <w:r>
-        <w:t xml:space="preserve">: </w:t>
-      </w:r>
-      <w:r>
-        <w:rPr>
-          <w:iCs/>
-        </w:rPr>
-        <w:t>int</w:t>
-      </w:r>
-      <w:r>
-        <w:t xml:space="preserve">, TenDuong: </w:t>
-      </w:r>
-      <w:r>
-        <w:rPr>
-          <w:iCs/>
-        </w:rPr>
-        <w:t>varchar</w:t>
-      </w:r>
-      <w:r>
-        <w:t xml:space="preserve">, LoaiDuong: </w:t>
-      </w:r>
-      <w:r>
-        <w:rPr>
-          <w:iCs/>
-        </w:rPr>
-        <w:t>varchar</w:t>
-      </w:r>
-      <w:r>
-        <w:t xml:space="preserve">, </w:t>
-      </w:r>
-      <w:r>
-        <w:rPr>
-          <w:iCs/>
+          <w:rFonts w:eastAsia="Calibri"/>
         </w:rPr>
         <w:t>MaKhuVuc</w:t>
       </w:r>
       <w:r>
-        <w:t xml:space="preserve">: </w:t>
-      </w:r>
-      <w:r>
-        <w:rPr>
-          <w:iCs/>
-        </w:rPr>
-        <w:t>int</w:t>
-      </w:r>
-      <w:r>
-        <w:t xml:space="preserve">, SHAPE: </w:t>
-      </w:r>
-      <w:r>
-        <w:rPr>
-          <w:iCs/>
-        </w:rPr>
-        <w:t>geometry(LineString, 4326)</w:t>
-      </w:r>
-      <w:r>
-        <w:t>)</w:t>
+        <w:t xml:space="preserve">. Thuộc tính </w:t>
+      </w:r>
+      <w:r>
+        <w:rPr>
+          <w:rStyle w:val="HTMLCode"/>
+          <w:rFonts w:eastAsia="Calibri"/>
+        </w:rPr>
+        <w:t>SHAPE</w:t>
+      </w:r>
+      <w:r>
+        <w:t xml:space="preserve"> lưu trữ dữ liệu kiểu </w:t>
+      </w:r>
+      <w:r>
+        <w:rPr>
+          <w:rStyle w:val="HTMLCode"/>
+          <w:rFonts w:eastAsia="Calibri"/>
+        </w:rPr>
+        <w:t>Polygon</w:t>
+      </w:r>
+      <w:r>
+        <w:t xml:space="preserve"> để biểu diễn ranh giới đồ họa trên bản đồ.</w:t>
+      </w:r>
+    </w:p>
+    <w:p>
+      <w:pPr>
+        <w:pStyle w:val="Heading3"/>
+      </w:pPr>
+      <w:r>
+        <w:t>Quan hệ TUYEN_DUONG (Quản lý mạng lưới đường giao thông)</w:t>
       </w:r>
     </w:p>
     <w:p>
@@ -7733,39 +9694,18 @@
         <w:pStyle w:val="ListParagraph"/>
         <w:numPr>
           <w:ilvl w:val="0"/>
-          <w:numId w:val="17"/>
+          <w:numId w:val="27"/>
         </w:numPr>
-        <w:ind w:hanging="357"/>
-      </w:pPr>
-      <w:r>
-        <w:rPr>
-          <w:iCs/>
-        </w:rPr>
-        <w:t>Ràng buộc khóa ngoại:</w:t>
-      </w:r>
-      <w:r>
-        <w:t xml:space="preserve"> </w:t>
-      </w:r>
-      <w:r>
-        <w:rPr>
-          <w:rStyle w:val="HTMLCode"/>
-          <w:rFonts w:ascii="Times New Roman" w:eastAsiaTheme="majorEastAsia" w:hAnsi="Times New Roman" w:cs="Times New Roman"/>
-          <w:sz w:val="28"/>
-          <w:szCs w:val="28"/>
-        </w:rPr>
-        <w:t>MaKhuVuc</w:t>
-      </w:r>
-      <w:r>
-        <w:t xml:space="preserve"> liên kết đến </w:t>
-      </w:r>
-      <w:r>
-        <w:rPr>
-          <w:rStyle w:val="HTMLCode"/>
-          <w:rFonts w:ascii="Times New Roman" w:eastAsiaTheme="majorEastAsia" w:hAnsi="Times New Roman" w:cs="Times New Roman"/>
-          <w:sz w:val="28"/>
-          <w:szCs w:val="28"/>
-        </w:rPr>
-        <w:t>KHU_VUC_QUAN_LY(MaKhuVuc)</w:t>
+      </w:pPr>
+      <w:r>
+        <w:rPr>
+          <w:b/>
+          <w:bCs/>
+        </w:rPr>
+        <w:t>Lược đồ quan hệ:</w:t>
+      </w:r>
+      <w:r>
+        <w:t xml:space="preserve"> TUYEN_DUONG (\underline{MaTuyenDuong}, MaKhuVuc (FK), TenDuong, ChieuDai, SHAPE)</w:t>
       </w:r>
     </w:p>
     <w:p>
@@ -7773,111 +9713,56 @@
         <w:pStyle w:val="ListParagraph"/>
         <w:numPr>
           <w:ilvl w:val="0"/>
-          <w:numId w:val="12"/>
+          <w:numId w:val="27"/>
         </w:numPr>
-        <w:ind w:hanging="357"/>
-      </w:pPr>
+      </w:pPr>
+      <w:r>
+        <w:rPr>
+          <w:b/>
+          <w:bCs/>
+        </w:rPr>
+        <w:t>Thuyết minh:</w:t>
+      </w:r>
+      <w:r>
+        <w:t xml:space="preserve"> Thuộc tính </w:t>
+      </w:r>
       <w:r>
         <w:rPr>
           <w:rStyle w:val="HTMLCode"/>
-          <w:rFonts w:ascii="Times New Roman" w:eastAsiaTheme="majorEastAsia" w:hAnsi="Times New Roman" w:cs="Times New Roman"/>
-          <w:sz w:val="28"/>
-          <w:szCs w:val="28"/>
-        </w:rPr>
-        <w:t>CAY_XANH</w:t>
-      </w:r>
-      <w:r>
-        <w:t xml:space="preserve"> (</w:t>
-      </w:r>
-      <w:r>
-        <w:rPr>
-          <w:bCs/>
-        </w:rPr>
-        <w:t>MaCay</w:t>
-      </w:r>
-      <w:r>
-        <w:t xml:space="preserve">: </w:t>
-      </w:r>
-      <w:r>
-        <w:rPr>
-          <w:iCs/>
-        </w:rPr>
-        <w:t>int</w:t>
-      </w:r>
-      <w:r>
-        <w:t xml:space="preserve">, LoaiCay: </w:t>
-      </w:r>
-      <w:r>
-        <w:rPr>
-          <w:iCs/>
-        </w:rPr>
-        <w:t>varchar</w:t>
-      </w:r>
-      <w:r>
-        <w:t xml:space="preserve">, TinhTrang: </w:t>
-      </w:r>
-      <w:r>
-        <w:rPr>
-          <w:iCs/>
-        </w:rPr>
-        <w:t>varchar</w:t>
-      </w:r>
-      <w:r>
-        <w:t xml:space="preserve">, ChieuCao: </w:t>
-      </w:r>
-      <w:r>
-        <w:rPr>
-          <w:iCs/>
-        </w:rPr>
-        <w:t>float</w:t>
-      </w:r>
-      <w:r>
-        <w:t xml:space="preserve">, DuongKinhTan: </w:t>
-      </w:r>
-      <w:r>
-        <w:rPr>
-          <w:iCs/>
-        </w:rPr>
-        <w:t>float</w:t>
-      </w:r>
-      <w:r>
-        <w:t xml:space="preserve">, NgayTrong: </w:t>
-      </w:r>
-      <w:r>
-        <w:rPr>
-          <w:iCs/>
-        </w:rPr>
-        <w:t>date</w:t>
-      </w:r>
-      <w:r>
-        <w:t xml:space="preserve">, </w:t>
-      </w:r>
-      <w:r>
-        <w:rPr>
-          <w:iCs/>
-        </w:rPr>
-        <w:t>MaTuyenDuong</w:t>
-      </w:r>
-      <w:r>
-        <w:t xml:space="preserve">: </w:t>
-      </w:r>
-      <w:r>
-        <w:rPr>
-          <w:iCs/>
-        </w:rPr>
-        <w:t>int</w:t>
-      </w:r>
-      <w:r>
-        <w:t xml:space="preserve">, SHAPE: </w:t>
-      </w:r>
-      <w:r>
-        <w:rPr>
-          <w:iCs/>
-        </w:rPr>
-        <w:t>geometry(PointZ, 4326)</w:t>
-      </w:r>
-      <w:r>
-        <w:t>)</w:t>
+          <w:rFonts w:eastAsia="Calibri"/>
+        </w:rPr>
+        <w:t>MaKhuVuc</w:t>
+      </w:r>
+      <w:r>
+        <w:t xml:space="preserve"> là khóa ngoại (FK) trỏ đến quan hệ KHU_VUC_QUAN_LY nhằm xác định tuyến đường thuộc vùng quản lý nào (Mối quan hệ 1 - Nhiều). Thuộc tính </w:t>
+      </w:r>
+      <w:r>
+        <w:rPr>
+          <w:rStyle w:val="HTMLCode"/>
+          <w:rFonts w:eastAsia="Calibri"/>
+        </w:rPr>
+        <w:t>SHAPE</w:t>
+      </w:r>
+      <w:r>
+        <w:t xml:space="preserve"> lưu trữ dữ liệu hình học kiểu </w:t>
+      </w:r>
+      <w:r>
+        <w:rPr>
+          <w:rStyle w:val="HTMLCode"/>
+          <w:rFonts w:eastAsia="Calibri"/>
+        </w:rPr>
+        <w:t>LineString</w:t>
+      </w:r>
+      <w:r>
+        <w:t>.</w:t>
+      </w:r>
+    </w:p>
+    <w:p>
+      <w:pPr>
+        <w:pStyle w:val="Heading3"/>
+      </w:pPr>
+      <w:r>
+        <w:t xml:space="preserve"> Quan hệ CAY_XANH (Thực thể cây xanh đô thị)</w:t>
       </w:r>
     </w:p>
     <w:p>
@@ -7885,39 +9770,18 @@
         <w:pStyle w:val="ListParagraph"/>
         <w:numPr>
           <w:ilvl w:val="0"/>
-          <w:numId w:val="17"/>
+          <w:numId w:val="28"/>
         </w:numPr>
-        <w:ind w:hanging="357"/>
-      </w:pPr>
-      <w:r>
-        <w:rPr>
-          <w:iCs/>
-        </w:rPr>
-        <w:t>Ràng buộc khóa ngoại:</w:t>
-      </w:r>
-      <w:r>
-        <w:t xml:space="preserve"> </w:t>
-      </w:r>
-      <w:r>
-        <w:rPr>
-          <w:rStyle w:val="HTMLCode"/>
-          <w:rFonts w:ascii="Times New Roman" w:eastAsiaTheme="majorEastAsia" w:hAnsi="Times New Roman" w:cs="Times New Roman"/>
-          <w:sz w:val="28"/>
-          <w:szCs w:val="28"/>
-        </w:rPr>
-        <w:t>MaTuyenDuong</w:t>
-      </w:r>
-      <w:r>
-        <w:t xml:space="preserve"> liên kết đến </w:t>
-      </w:r>
-      <w:r>
-        <w:rPr>
-          <w:rStyle w:val="HTMLCode"/>
-          <w:rFonts w:ascii="Times New Roman" w:eastAsiaTheme="majorEastAsia" w:hAnsi="Times New Roman" w:cs="Times New Roman"/>
-          <w:sz w:val="28"/>
-          <w:szCs w:val="28"/>
-        </w:rPr>
-        <w:t>TUYEN_DUONG(MaTuyenDuong)</w:t>
+      </w:pPr>
+      <w:r>
+        <w:rPr>
+          <w:b/>
+          <w:bCs/>
+        </w:rPr>
+        <w:t>Lược đồ quan hệ:</w:t>
+      </w:r>
+      <w:r>
+        <w:t xml:space="preserve"> CAY_XANH (\underline{MaCay}, MaTuyenDuong (FK), LoaiCay, DuongKinhTan, ChieuCao, TinhTrang, lon, lat, SHAPE)</w:t>
       </w:r>
     </w:p>
     <w:p>
@@ -7925,84 +9789,84 @@
         <w:pStyle w:val="ListParagraph"/>
         <w:numPr>
           <w:ilvl w:val="0"/>
-          <w:numId w:val="12"/>
+          <w:numId w:val="28"/>
         </w:numPr>
-        <w:ind w:hanging="357"/>
-      </w:pPr>
+      </w:pPr>
+      <w:r>
+        <w:rPr>
+          <w:b/>
+          <w:bCs/>
+        </w:rPr>
+        <w:t>Thuyết minh:</w:t>
+      </w:r>
+      <w:r>
+        <w:t xml:space="preserve"> Thuộc tính </w:t>
+      </w:r>
       <w:r>
         <w:rPr>
           <w:rStyle w:val="HTMLCode"/>
-          <w:rFonts w:ascii="Times New Roman" w:eastAsiaTheme="majorEastAsia" w:hAnsi="Times New Roman" w:cs="Times New Roman"/>
-          <w:sz w:val="28"/>
-          <w:szCs w:val="28"/>
-        </w:rPr>
-        <w:t>NHAT_KY_CHAM_SOC</w:t>
-      </w:r>
-      <w:r>
-        <w:t xml:space="preserve"> (</w:t>
-      </w:r>
-      <w:r>
-        <w:rPr>
-          <w:bCs/>
-        </w:rPr>
-        <w:t>MaLog</w:t>
-      </w:r>
-      <w:r>
-        <w:t xml:space="preserve">: </w:t>
-      </w:r>
-      <w:r>
-        <w:rPr>
-          <w:iCs/>
-        </w:rPr>
-        <w:t>int</w:t>
-      </w:r>
-      <w:r>
-        <w:t xml:space="preserve">, </w:t>
-      </w:r>
-      <w:r>
-        <w:rPr>
-          <w:iCs/>
-        </w:rPr>
-        <w:t>MaCay</w:t>
-      </w:r>
-      <w:r>
-        <w:t xml:space="preserve">: </w:t>
-      </w:r>
-      <w:r>
-        <w:rPr>
-          <w:iCs/>
-        </w:rPr>
-        <w:t>int</w:t>
-      </w:r>
-      <w:r>
-        <w:t xml:space="preserve">, NgayThucHien: </w:t>
-      </w:r>
-      <w:r>
-        <w:rPr>
-          <w:iCs/>
-        </w:rPr>
-        <w:t>date</w:t>
-      </w:r>
-      <w:r>
-        <w:t xml:space="preserve">, LoaiCongViec: </w:t>
-      </w:r>
-      <w:r>
-        <w:rPr>
-          <w:iCs/>
-        </w:rPr>
-        <w:t>varchar</w:t>
-      </w:r>
-      <w:r>
-        <w:t xml:space="preserve">, GhiChu: </w:t>
-      </w:r>
-      <w:r>
-        <w:rPr>
-          <w:iCs/>
-        </w:rPr>
-        <w:t>text</w:t>
-      </w:r>
-      <w:r>
-        <w:t>)</w:t>
+          <w:rFonts w:eastAsia="Calibri"/>
+        </w:rPr>
+        <w:t>MaTuyenDuong</w:t>
+      </w:r>
+      <w:r>
+        <w:t xml:space="preserve"> đóng vai trò khóa ngoại (FK) trỏ đến quan hệ TUYEN_DUONG, thể hiện cây xanh được trồng dọc </w:t>
+      </w:r>
+      <w:proofErr w:type="gramStart"/>
+      <w:r>
+        <w:t>theo</w:t>
+      </w:r>
+      <w:proofErr w:type="gramEnd"/>
+      <w:r>
+        <w:t xml:space="preserve"> tuyến phố cụ thể. Thuộc tính </w:t>
+      </w:r>
+      <w:r>
+        <w:rPr>
+          <w:rStyle w:val="HTMLCode"/>
+          <w:rFonts w:eastAsia="Calibri"/>
+        </w:rPr>
+        <w:t>lon</w:t>
+      </w:r>
+      <w:r>
+        <w:t xml:space="preserve"> (X) và </w:t>
+      </w:r>
+      <w:r>
+        <w:rPr>
+          <w:rStyle w:val="HTMLCode"/>
+          <w:rFonts w:eastAsia="Calibri"/>
+        </w:rPr>
+        <w:t>lat</w:t>
+      </w:r>
+      <w:r>
+        <w:t xml:space="preserve"> (Y) lưu tọa độ phẳng để đồng bộ với Frontend, trong khi </w:t>
+      </w:r>
+      <w:r>
+        <w:rPr>
+          <w:rStyle w:val="HTMLCode"/>
+          <w:rFonts w:eastAsia="Calibri"/>
+        </w:rPr>
+        <w:t>SHAPE</w:t>
+      </w:r>
+      <w:r>
+        <w:t xml:space="preserve"> lưu trữ dữ liệu không gian dạng </w:t>
+      </w:r>
+      <w:r>
+        <w:rPr>
+          <w:rStyle w:val="HTMLCode"/>
+          <w:rFonts w:eastAsia="Calibri"/>
+        </w:rPr>
+        <w:t>Point (4326)</w:t>
+      </w:r>
+      <w:r>
+        <w:t>.</w:t>
+      </w:r>
+    </w:p>
+    <w:p>
+      <w:pPr>
+        <w:pStyle w:val="Heading3"/>
+      </w:pPr>
+      <w:r>
+        <w:t>Quan hệ NHAT_KY_CHAM_SOC (Lịch sử tác nghiệp bón phân, cắt tỉa)</w:t>
       </w:r>
     </w:p>
     <w:p>
@@ -8010,77 +9874,159 @@
         <w:pStyle w:val="ListParagraph"/>
         <w:numPr>
           <w:ilvl w:val="0"/>
-          <w:numId w:val="17"/>
+          <w:numId w:val="29"/>
         </w:numPr>
-        <w:ind w:hanging="357"/>
-      </w:pPr>
-      <w:r>
-        <w:rPr>
-          <w:iCs/>
-        </w:rPr>
-        <w:t>Ràng buộc khóa ngoại:</w:t>
-      </w:r>
-      <w:r>
+      </w:pPr>
+      <w:r>
+        <w:rPr>
+          <w:b/>
+          <w:bCs/>
+        </w:rPr>
+        <w:t>Lược đồ quan hệ:</w:t>
+      </w:r>
+      <w:r>
+        <w:t xml:space="preserve"> NHAT_KY_CHAM_SOC (\underline{MaNhatKy}, MaCay (FK), NgayThucHien, LoaiCongViec, GhiChu)</w:t>
+      </w:r>
+    </w:p>
+    <w:p>
+      <w:pPr>
+        <w:pStyle w:val="ListParagraph"/>
+        <w:numPr>
+          <w:ilvl w:val="0"/>
+          <w:numId w:val="29"/>
+        </w:numPr>
+      </w:pPr>
+      <w:r>
+        <w:rPr>
+          <w:b/>
+          <w:bCs/>
+        </w:rPr>
+        <w:t>Thuyết minh:</w:t>
+      </w:r>
+      <w:r>
+        <w:t xml:space="preserve"> Đây là quan hệ yếu phụ thuộc </w:t>
+      </w:r>
+      <w:proofErr w:type="gramStart"/>
+      <w:r>
+        <w:t>theo</w:t>
+      </w:r>
+      <w:proofErr w:type="gramEnd"/>
+      <w:r>
+        <w:t xml:space="preserve"> thời gian. Thuộc tính </w:t>
+      </w:r>
+      <w:r>
+        <w:rPr>
+          <w:rStyle w:val="HTMLCode"/>
+          <w:rFonts w:eastAsia="Calibri"/>
+        </w:rPr>
+        <w:t>MaCay</w:t>
+      </w:r>
+      <w:r>
+        <w:t xml:space="preserve"> là khóa ngoại (FK) liên kết trực tiếp với khóa chính của quan hệ CAY_XANH để xác định lịch sử chăm sóc riêng biệt cho từng gốc cây.</w:t>
+      </w:r>
+    </w:p>
+    <w:p>
+      <w:pPr>
+        <w:pStyle w:val="Heading3"/>
+      </w:pPr>
+      <w:r>
+        <w:t>Quan hệ SU_CO (Quản lý phản ánh hiện trường và sự cố hạ tầng)</w:t>
+      </w:r>
+    </w:p>
+    <w:p>
+      <w:pPr>
+        <w:pStyle w:val="ListParagraph"/>
+        <w:numPr>
+          <w:ilvl w:val="0"/>
+          <w:numId w:val="30"/>
+        </w:numPr>
+      </w:pPr>
+      <w:r>
+        <w:rPr>
+          <w:b/>
+          <w:bCs/>
+        </w:rPr>
+        <w:t>Lược đồ quan hệ:</w:t>
+      </w:r>
+      <w:r>
+        <w:t xml:space="preserve"> SU_CO (\underline{MaSuCo}, MaCay (FK), TieuDe, MoTa, TrangThai, lon, lat, SHAPE)</w:t>
+      </w:r>
+    </w:p>
+    <w:p>
+      <w:pPr>
+        <w:pStyle w:val="ListParagraph"/>
+        <w:numPr>
+          <w:ilvl w:val="0"/>
+          <w:numId w:val="30"/>
+        </w:numPr>
+      </w:pPr>
+      <w:r>
+        <w:rPr>
+          <w:b/>
+          <w:bCs/>
+        </w:rPr>
+        <w:t>Thuyết minh:</w:t>
+      </w:r>
+      <w:r>
+        <w:t xml:space="preserve"> Thuộc tính </w:t>
+      </w:r>
+      <w:r>
+        <w:rPr>
+          <w:rStyle w:val="HTMLCode"/>
+          <w:rFonts w:eastAsia="Calibri"/>
+        </w:rPr>
+        <w:t>MaCay</w:t>
+      </w:r>
+      <w:r>
+        <w:t xml:space="preserve"> là khóa ngoại (FK) trỏ tới quan hệ CAY_XANH (có thể nhận giá trị trống </w:t>
+      </w:r>
+      <w:r>
+        <w:rPr>
+          <w:rStyle w:val="HTMLCode"/>
+          <w:rFonts w:eastAsia="Calibri"/>
+        </w:rPr>
+        <w:t>NULL</w:t>
+      </w:r>
+      <w:r>
+        <w:t xml:space="preserve"> nếu sự cố xảy ra trên vỉa hè nhưng </w:t>
+      </w:r>
+      <w:r>
+        <w:lastRenderedPageBreak/>
+        <w:t>không thuộc cây cụ thể). Trường SHAPE lưu trữ vị trí không gian dạng Point phục vụ hiển thị các điểm nóng cảnh báo trên lớp bản đồ ArcGIS.</w:t>
+      </w:r>
+    </w:p>
+    <w:p>
+      <w:pPr>
+        <w:pStyle w:val="Heading2"/>
+        <w:rPr>
+          <w:rFonts w:eastAsia="Times New Roman"/>
+        </w:rPr>
+      </w:pPr>
+      <w:bookmarkStart w:id="23" w:name="_Toc230704413"/>
+      <w:r>
+        <w:rPr>
+          <w:rFonts w:eastAsia="Times New Roman"/>
+        </w:rPr>
+        <w:t>Sơ đồ trường hợp sử dụng của ứng dụng (Use Case Diagram)</w:t>
+      </w:r>
+      <w:bookmarkEnd w:id="23"/>
+      <w:r>
+        <w:rPr>
+          <w:rFonts w:eastAsia="Times New Roman"/>
+        </w:rPr>
         <w:t xml:space="preserve"> </w:t>
       </w:r>
-      <w:r>
-        <w:rPr>
-          <w:rStyle w:val="HTMLCode"/>
-          <w:rFonts w:ascii="Times New Roman" w:eastAsiaTheme="majorEastAsia" w:hAnsi="Times New Roman" w:cs="Times New Roman"/>
-          <w:sz w:val="28"/>
-          <w:szCs w:val="28"/>
-        </w:rPr>
-        <w:t>MaCay</w:t>
-      </w:r>
-      <w:r>
-        <w:t xml:space="preserve"> liên kết đến </w:t>
-      </w:r>
-      <w:r>
-        <w:rPr>
-          <w:rStyle w:val="HTMLCode"/>
-          <w:rFonts w:ascii="Times New Roman" w:eastAsiaTheme="majorEastAsia" w:hAnsi="Times New Roman" w:cs="Times New Roman"/>
-          <w:sz w:val="28"/>
-          <w:szCs w:val="28"/>
-        </w:rPr>
-        <w:t>CAY_XANH(MaCay)</w:t>
-      </w:r>
-    </w:p>
-    <w:p>
-      <w:pPr>
-        <w:ind w:firstLine="720"/>
-      </w:pPr>
-    </w:p>
-    <w:p>
-      <w:pPr>
-        <w:pStyle w:val="Heading2"/>
-        <w:rPr>
-          <w:rFonts w:eastAsia="Times New Roman"/>
-        </w:rPr>
-      </w:pPr>
-      <w:bookmarkStart w:id="24" w:name="_Toc230704413"/>
-      <w:r>
-        <w:rPr>
-          <w:rFonts w:eastAsia="Times New Roman"/>
-        </w:rPr>
-        <w:lastRenderedPageBreak/>
-        <w:t>Sơ đồ trường hợp sử dụng của ứng dụng (Use Case Diagram)</w:t>
-      </w:r>
+    </w:p>
+    <w:p>
+      <w:pPr>
+        <w:pStyle w:val="Heading3"/>
+      </w:pPr>
+      <w:bookmarkStart w:id="24" w:name="_Toc230704414"/>
+      <w:r>
+        <w:t>Định nghĩa các tác nhân hệ thống</w:t>
+      </w:r>
+      <w:bookmarkStart w:id="25" w:name="_GoBack"/>
       <w:bookmarkEnd w:id="24"/>
-      <w:r>
-        <w:rPr>
-          <w:rFonts w:eastAsia="Times New Roman"/>
-        </w:rPr>
-        <w:t xml:space="preserve"> </w:t>
-      </w:r>
-    </w:p>
-    <w:p>
-      <w:pPr>
-        <w:pStyle w:val="Heading3"/>
-      </w:pPr>
-      <w:bookmarkStart w:id="25" w:name="_Toc230704414"/>
-      <w:r>
-        <w:t>Định nghĩa các tác nhân hệ thống</w:t>
-      </w:r>
       <w:bookmarkEnd w:id="25"/>
     </w:p>
     <w:p>
@@ -9677,7 +11623,7 @@
       <w:rPr>
         <w:noProof/>
       </w:rPr>
-      <w:t>5</w:t>
+      <w:t>15</w:t>
     </w:r>
     <w:r>
       <w:fldChar w:fldCharType="end"/>
@@ -9714,6 +11660,119 @@
 <file path=word/numbering.xml><?xml version="1.0" encoding="utf-8"?>
 <w:numbering xmlns:wpc="http://schemas.microsoft.com/office/word/2010/wordprocessingCanvas" xmlns:mc="http://schemas.openxmlformats.org/markup-compatibility/2006" xmlns:o="urn:schemas-microsoft-com:office:office" xmlns:r="http://schemas.openxmlformats.org/officeDocument/2006/relationships" xmlns:m="http://schemas.openxmlformats.org/officeDocument/2006/math" xmlns:v="urn:schemas-microsoft-com:vml" xmlns:wp14="http://schemas.microsoft.com/office/word/2010/wordprocessingDrawing" xmlns:wp="http://schemas.openxmlformats.org/drawingml/2006/wordprocessingDrawing" xmlns:w10="urn:schemas-microsoft-com:office:word" xmlns:w="http://schemas.openxmlformats.org/wordprocessingml/2006/main" xmlns:w14="http://schemas.microsoft.com/office/word/2010/wordml" xmlns:w15="http://schemas.microsoft.com/office/word/2012/wordml" xmlns:wpg="http://schemas.microsoft.com/office/word/2010/wordprocessingGroup" xmlns:wpi="http://schemas.microsoft.com/office/word/2010/wordprocessingInk" xmlns:wne="http://schemas.microsoft.com/office/word/2006/wordml" xmlns:wps="http://schemas.microsoft.com/office/word/2010/wordprocessingShape" mc:Ignorable="w14 w15 wp14">
   <w:abstractNum w:abstractNumId="0">
+    <w:nsid w:val="05FA6B1D"/>
+    <w:multiLevelType w:val="hybridMultilevel"/>
+    <w:tmpl w:val="276A8380"/>
+    <w:lvl w:ilvl="0" w:tplc="04090001">
+      <w:start w:val="1"/>
+      <w:numFmt w:val="bullet"/>
+      <w:lvlText w:val=""/>
+      <w:lvlJc w:val="left"/>
+      <w:pPr>
+        <w:ind w:left="720" w:hanging="360"/>
+      </w:pPr>
+      <w:rPr>
+        <w:rFonts w:ascii="Symbol" w:hAnsi="Symbol" w:hint="default"/>
+      </w:rPr>
+    </w:lvl>
+    <w:lvl w:ilvl="1" w:tplc="04090003" w:tentative="1">
+      <w:start w:val="1"/>
+      <w:numFmt w:val="bullet"/>
+      <w:lvlText w:val="o"/>
+      <w:lvlJc w:val="left"/>
+      <w:pPr>
+        <w:ind w:left="1440" w:hanging="360"/>
+      </w:pPr>
+      <w:rPr>
+        <w:rFonts w:ascii="Courier New" w:hAnsi="Courier New" w:cs="Courier New" w:hint="default"/>
+      </w:rPr>
+    </w:lvl>
+    <w:lvl w:ilvl="2" w:tplc="04090005" w:tentative="1">
+      <w:start w:val="1"/>
+      <w:numFmt w:val="bullet"/>
+      <w:lvlText w:val=""/>
+      <w:lvlJc w:val="left"/>
+      <w:pPr>
+        <w:ind w:left="2160" w:hanging="360"/>
+      </w:pPr>
+      <w:rPr>
+        <w:rFonts w:ascii="Wingdings" w:hAnsi="Wingdings" w:hint="default"/>
+      </w:rPr>
+    </w:lvl>
+    <w:lvl w:ilvl="3" w:tplc="04090001" w:tentative="1">
+      <w:start w:val="1"/>
+      <w:numFmt w:val="bullet"/>
+      <w:lvlText w:val=""/>
+      <w:lvlJc w:val="left"/>
+      <w:pPr>
+        <w:ind w:left="2880" w:hanging="360"/>
+      </w:pPr>
+      <w:rPr>
+        <w:rFonts w:ascii="Symbol" w:hAnsi="Symbol" w:hint="default"/>
+      </w:rPr>
+    </w:lvl>
+    <w:lvl w:ilvl="4" w:tplc="04090003" w:tentative="1">
+      <w:start w:val="1"/>
+      <w:numFmt w:val="bullet"/>
+      <w:lvlText w:val="o"/>
+      <w:lvlJc w:val="left"/>
+      <w:pPr>
+        <w:ind w:left="3600" w:hanging="360"/>
+      </w:pPr>
+      <w:rPr>
+        <w:rFonts w:ascii="Courier New" w:hAnsi="Courier New" w:cs="Courier New" w:hint="default"/>
+      </w:rPr>
+    </w:lvl>
+    <w:lvl w:ilvl="5" w:tplc="04090005" w:tentative="1">
+      <w:start w:val="1"/>
+      <w:numFmt w:val="bullet"/>
+      <w:lvlText w:val=""/>
+      <w:lvlJc w:val="left"/>
+      <w:pPr>
+        <w:ind w:left="4320" w:hanging="360"/>
+      </w:pPr>
+      <w:rPr>
+        <w:rFonts w:ascii="Wingdings" w:hAnsi="Wingdings" w:hint="default"/>
+      </w:rPr>
+    </w:lvl>
+    <w:lvl w:ilvl="6" w:tplc="04090001" w:tentative="1">
+      <w:start w:val="1"/>
+      <w:numFmt w:val="bullet"/>
+      <w:lvlText w:val=""/>
+      <w:lvlJc w:val="left"/>
+      <w:pPr>
+        <w:ind w:left="5040" w:hanging="360"/>
+      </w:pPr>
+      <w:rPr>
+        <w:rFonts w:ascii="Symbol" w:hAnsi="Symbol" w:hint="default"/>
+      </w:rPr>
+    </w:lvl>
+    <w:lvl w:ilvl="7" w:tplc="04090003" w:tentative="1">
+      <w:start w:val="1"/>
+      <w:numFmt w:val="bullet"/>
+      <w:lvlText w:val="o"/>
+      <w:lvlJc w:val="left"/>
+      <w:pPr>
+        <w:ind w:left="5760" w:hanging="360"/>
+      </w:pPr>
+      <w:rPr>
+        <w:rFonts w:ascii="Courier New" w:hAnsi="Courier New" w:cs="Courier New" w:hint="default"/>
+      </w:rPr>
+    </w:lvl>
+    <w:lvl w:ilvl="8" w:tplc="04090005" w:tentative="1">
+      <w:start w:val="1"/>
+      <w:numFmt w:val="bullet"/>
+      <w:lvlText w:val=""/>
+      <w:lvlJc w:val="left"/>
+      <w:pPr>
+        <w:ind w:left="6480" w:hanging="360"/>
+      </w:pPr>
+      <w:rPr>
+        <w:rFonts w:ascii="Wingdings" w:hAnsi="Wingdings" w:hint="default"/>
+      </w:rPr>
+    </w:lvl>
+  </w:abstractNum>
+  <w:abstractNum w:abstractNumId="1">
     <w:nsid w:val="1B76404E"/>
     <w:multiLevelType w:val="multilevel"/>
     <w:tmpl w:val="3118EFB4"/>
@@ -9882,7 +11941,7 @@
       </w:rPr>
     </w:lvl>
   </w:abstractNum>
-  <w:abstractNum w:abstractNumId="1">
+  <w:abstractNum w:abstractNumId="2">
     <w:nsid w:val="1CC73C49"/>
     <w:multiLevelType w:val="multilevel"/>
     <w:tmpl w:val="D4267252"/>
@@ -10031,7 +12090,7 @@
       </w:rPr>
     </w:lvl>
   </w:abstractNum>
-  <w:abstractNum w:abstractNumId="2">
+  <w:abstractNum w:abstractNumId="3">
     <w:nsid w:val="1E7A5E71"/>
     <w:multiLevelType w:val="multilevel"/>
     <w:tmpl w:val="9A924EA6"/>
@@ -10180,7 +12239,7 @@
       </w:rPr>
     </w:lvl>
   </w:abstractNum>
-  <w:abstractNum w:abstractNumId="3">
+  <w:abstractNum w:abstractNumId="4">
     <w:nsid w:val="1F0E0E26"/>
     <w:multiLevelType w:val="multilevel"/>
     <w:tmpl w:val="14D811AC"/>
@@ -10293,7 +12352,7 @@
       </w:rPr>
     </w:lvl>
   </w:abstractNum>
-  <w:abstractNum w:abstractNumId="4">
+  <w:abstractNum w:abstractNumId="5">
     <w:nsid w:val="21002357"/>
     <w:multiLevelType w:val="multilevel"/>
     <w:tmpl w:val="0BEE2BD2"/>
@@ -10415,7 +12474,7 @@
       </w:rPr>
     </w:lvl>
   </w:abstractNum>
-  <w:abstractNum w:abstractNumId="5">
+  <w:abstractNum w:abstractNumId="6">
     <w:nsid w:val="22501F91"/>
     <w:multiLevelType w:val="hybridMultilevel"/>
     <w:tmpl w:val="4A6C6D48"/>
@@ -10528,7 +12587,7 @@
       </w:rPr>
     </w:lvl>
   </w:abstractNum>
-  <w:abstractNum w:abstractNumId="6">
+  <w:abstractNum w:abstractNumId="7">
     <w:nsid w:val="22683662"/>
     <w:multiLevelType w:val="hybridMultilevel"/>
     <w:tmpl w:val="043E18B2"/>
@@ -10641,7 +12700,7 @@
       </w:rPr>
     </w:lvl>
   </w:abstractNum>
-  <w:abstractNum w:abstractNumId="7">
+  <w:abstractNum w:abstractNumId="8">
     <w:nsid w:val="230D6614"/>
     <w:multiLevelType w:val="hybridMultilevel"/>
     <w:tmpl w:val="1354033E"/>
@@ -10754,7 +12813,7 @@
       </w:rPr>
     </w:lvl>
   </w:abstractNum>
-  <w:abstractNum w:abstractNumId="8">
+  <w:abstractNum w:abstractNumId="9">
     <w:nsid w:val="25B07FA9"/>
     <w:multiLevelType w:val="multilevel"/>
     <w:tmpl w:val="70B42C34"/>
@@ -10867,7 +12926,7 @@
       </w:rPr>
     </w:lvl>
   </w:abstractNum>
-  <w:abstractNum w:abstractNumId="9">
+  <w:abstractNum w:abstractNumId="10">
     <w:nsid w:val="266C2ED1"/>
     <w:multiLevelType w:val="hybridMultilevel"/>
     <w:tmpl w:val="9FDC4186"/>
@@ -10953,7 +13012,7 @@
       </w:pPr>
     </w:lvl>
   </w:abstractNum>
-  <w:abstractNum w:abstractNumId="10">
+  <w:abstractNum w:abstractNumId="11">
     <w:nsid w:val="278D7504"/>
     <w:multiLevelType w:val="multilevel"/>
     <w:tmpl w:val="D0FE1AD0"/>
@@ -11066,7 +13125,7 @@
       </w:rPr>
     </w:lvl>
   </w:abstractNum>
-  <w:abstractNum w:abstractNumId="11">
+  <w:abstractNum w:abstractNumId="12">
     <w:nsid w:val="2ECB5F6E"/>
     <w:multiLevelType w:val="multilevel"/>
     <w:tmpl w:val="4E8266F6"/>
@@ -11313,7 +13372,7 @@
       </w:rPr>
     </w:lvl>
   </w:abstractNum>
-  <w:abstractNum w:abstractNumId="12">
+  <w:abstractNum w:abstractNumId="13">
     <w:nsid w:val="2FC72BC8"/>
     <w:multiLevelType w:val="hybridMultilevel"/>
     <w:tmpl w:val="C6D2E778"/>
@@ -11402,7 +13461,7 @@
       </w:pPr>
     </w:lvl>
   </w:abstractNum>
-  <w:abstractNum w:abstractNumId="13">
+  <w:abstractNum w:abstractNumId="14">
     <w:nsid w:val="3DFF111B"/>
     <w:multiLevelType w:val="hybridMultilevel"/>
     <w:tmpl w:val="DE04D7B0"/>
@@ -11488,7 +13547,120 @@
       </w:pPr>
     </w:lvl>
   </w:abstractNum>
-  <w:abstractNum w:abstractNumId="14">
+  <w:abstractNum w:abstractNumId="15">
+    <w:nsid w:val="3EDE7D09"/>
+    <w:multiLevelType w:val="hybridMultilevel"/>
+    <w:tmpl w:val="2BBA0A16"/>
+    <w:lvl w:ilvl="0" w:tplc="04090001">
+      <w:start w:val="1"/>
+      <w:numFmt w:val="bullet"/>
+      <w:lvlText w:val=""/>
+      <w:lvlJc w:val="left"/>
+      <w:pPr>
+        <w:ind w:left="720" w:hanging="360"/>
+      </w:pPr>
+      <w:rPr>
+        <w:rFonts w:ascii="Symbol" w:hAnsi="Symbol" w:hint="default"/>
+      </w:rPr>
+    </w:lvl>
+    <w:lvl w:ilvl="1" w:tplc="04090003" w:tentative="1">
+      <w:start w:val="1"/>
+      <w:numFmt w:val="bullet"/>
+      <w:lvlText w:val="o"/>
+      <w:lvlJc w:val="left"/>
+      <w:pPr>
+        <w:ind w:left="1440" w:hanging="360"/>
+      </w:pPr>
+      <w:rPr>
+        <w:rFonts w:ascii="Courier New" w:hAnsi="Courier New" w:cs="Courier New" w:hint="default"/>
+      </w:rPr>
+    </w:lvl>
+    <w:lvl w:ilvl="2" w:tplc="04090005" w:tentative="1">
+      <w:start w:val="1"/>
+      <w:numFmt w:val="bullet"/>
+      <w:lvlText w:val=""/>
+      <w:lvlJc w:val="left"/>
+      <w:pPr>
+        <w:ind w:left="2160" w:hanging="360"/>
+      </w:pPr>
+      <w:rPr>
+        <w:rFonts w:ascii="Wingdings" w:hAnsi="Wingdings" w:hint="default"/>
+      </w:rPr>
+    </w:lvl>
+    <w:lvl w:ilvl="3" w:tplc="04090001" w:tentative="1">
+      <w:start w:val="1"/>
+      <w:numFmt w:val="bullet"/>
+      <w:lvlText w:val=""/>
+      <w:lvlJc w:val="left"/>
+      <w:pPr>
+        <w:ind w:left="2880" w:hanging="360"/>
+      </w:pPr>
+      <w:rPr>
+        <w:rFonts w:ascii="Symbol" w:hAnsi="Symbol" w:hint="default"/>
+      </w:rPr>
+    </w:lvl>
+    <w:lvl w:ilvl="4" w:tplc="04090003" w:tentative="1">
+      <w:start w:val="1"/>
+      <w:numFmt w:val="bullet"/>
+      <w:lvlText w:val="o"/>
+      <w:lvlJc w:val="left"/>
+      <w:pPr>
+        <w:ind w:left="3600" w:hanging="360"/>
+      </w:pPr>
+      <w:rPr>
+        <w:rFonts w:ascii="Courier New" w:hAnsi="Courier New" w:cs="Courier New" w:hint="default"/>
+      </w:rPr>
+    </w:lvl>
+    <w:lvl w:ilvl="5" w:tplc="04090005" w:tentative="1">
+      <w:start w:val="1"/>
+      <w:numFmt w:val="bullet"/>
+      <w:lvlText w:val=""/>
+      <w:lvlJc w:val="left"/>
+      <w:pPr>
+        <w:ind w:left="4320" w:hanging="360"/>
+      </w:pPr>
+      <w:rPr>
+        <w:rFonts w:ascii="Wingdings" w:hAnsi="Wingdings" w:hint="default"/>
+      </w:rPr>
+    </w:lvl>
+    <w:lvl w:ilvl="6" w:tplc="04090001" w:tentative="1">
+      <w:start w:val="1"/>
+      <w:numFmt w:val="bullet"/>
+      <w:lvlText w:val=""/>
+      <w:lvlJc w:val="left"/>
+      <w:pPr>
+        <w:ind w:left="5040" w:hanging="360"/>
+      </w:pPr>
+      <w:rPr>
+        <w:rFonts w:ascii="Symbol" w:hAnsi="Symbol" w:hint="default"/>
+      </w:rPr>
+    </w:lvl>
+    <w:lvl w:ilvl="7" w:tplc="04090003" w:tentative="1">
+      <w:start w:val="1"/>
+      <w:numFmt w:val="bullet"/>
+      <w:lvlText w:val="o"/>
+      <w:lvlJc w:val="left"/>
+      <w:pPr>
+        <w:ind w:left="5760" w:hanging="360"/>
+      </w:pPr>
+      <w:rPr>
+        <w:rFonts w:ascii="Courier New" w:hAnsi="Courier New" w:cs="Courier New" w:hint="default"/>
+      </w:rPr>
+    </w:lvl>
+    <w:lvl w:ilvl="8" w:tplc="04090005" w:tentative="1">
+      <w:start w:val="1"/>
+      <w:numFmt w:val="bullet"/>
+      <w:lvlText w:val=""/>
+      <w:lvlJc w:val="left"/>
+      <w:pPr>
+        <w:ind w:left="6480" w:hanging="360"/>
+      </w:pPr>
+      <w:rPr>
+        <w:rFonts w:ascii="Wingdings" w:hAnsi="Wingdings" w:hint="default"/>
+      </w:rPr>
+    </w:lvl>
+  </w:abstractNum>
+  <w:abstractNum w:abstractNumId="16">
     <w:nsid w:val="440F3536"/>
     <w:multiLevelType w:val="hybridMultilevel"/>
     <w:tmpl w:val="28B61998"/>
@@ -11601,7 +13773,7 @@
       </w:rPr>
     </w:lvl>
   </w:abstractNum>
-  <w:abstractNum w:abstractNumId="15">
+  <w:abstractNum w:abstractNumId="17">
     <w:nsid w:val="47CC118D"/>
     <w:multiLevelType w:val="hybridMultilevel"/>
     <w:tmpl w:val="08449684"/>
@@ -11714,7 +13886,120 @@
       </w:rPr>
     </w:lvl>
   </w:abstractNum>
-  <w:abstractNum w:abstractNumId="16">
+  <w:abstractNum w:abstractNumId="18">
+    <w:nsid w:val="4E3F1BB3"/>
+    <w:multiLevelType w:val="hybridMultilevel"/>
+    <w:tmpl w:val="A6546D30"/>
+    <w:lvl w:ilvl="0" w:tplc="04090001">
+      <w:start w:val="1"/>
+      <w:numFmt w:val="bullet"/>
+      <w:lvlText w:val=""/>
+      <w:lvlJc w:val="left"/>
+      <w:pPr>
+        <w:ind w:left="720" w:hanging="360"/>
+      </w:pPr>
+      <w:rPr>
+        <w:rFonts w:ascii="Symbol" w:hAnsi="Symbol" w:hint="default"/>
+      </w:rPr>
+    </w:lvl>
+    <w:lvl w:ilvl="1" w:tplc="04090003" w:tentative="1">
+      <w:start w:val="1"/>
+      <w:numFmt w:val="bullet"/>
+      <w:lvlText w:val="o"/>
+      <w:lvlJc w:val="left"/>
+      <w:pPr>
+        <w:ind w:left="1440" w:hanging="360"/>
+      </w:pPr>
+      <w:rPr>
+        <w:rFonts w:ascii="Courier New" w:hAnsi="Courier New" w:cs="Courier New" w:hint="default"/>
+      </w:rPr>
+    </w:lvl>
+    <w:lvl w:ilvl="2" w:tplc="04090005" w:tentative="1">
+      <w:start w:val="1"/>
+      <w:numFmt w:val="bullet"/>
+      <w:lvlText w:val=""/>
+      <w:lvlJc w:val="left"/>
+      <w:pPr>
+        <w:ind w:left="2160" w:hanging="360"/>
+      </w:pPr>
+      <w:rPr>
+        <w:rFonts w:ascii="Wingdings" w:hAnsi="Wingdings" w:hint="default"/>
+      </w:rPr>
+    </w:lvl>
+    <w:lvl w:ilvl="3" w:tplc="04090001" w:tentative="1">
+      <w:start w:val="1"/>
+      <w:numFmt w:val="bullet"/>
+      <w:lvlText w:val=""/>
+      <w:lvlJc w:val="left"/>
+      <w:pPr>
+        <w:ind w:left="2880" w:hanging="360"/>
+      </w:pPr>
+      <w:rPr>
+        <w:rFonts w:ascii="Symbol" w:hAnsi="Symbol" w:hint="default"/>
+      </w:rPr>
+    </w:lvl>
+    <w:lvl w:ilvl="4" w:tplc="04090003" w:tentative="1">
+      <w:start w:val="1"/>
+      <w:numFmt w:val="bullet"/>
+      <w:lvlText w:val="o"/>
+      <w:lvlJc w:val="left"/>
+      <w:pPr>
+        <w:ind w:left="3600" w:hanging="360"/>
+      </w:pPr>
+      <w:rPr>
+        <w:rFonts w:ascii="Courier New" w:hAnsi="Courier New" w:cs="Courier New" w:hint="default"/>
+      </w:rPr>
+    </w:lvl>
+    <w:lvl w:ilvl="5" w:tplc="04090005" w:tentative="1">
+      <w:start w:val="1"/>
+      <w:numFmt w:val="bullet"/>
+      <w:lvlText w:val=""/>
+      <w:lvlJc w:val="left"/>
+      <w:pPr>
+        <w:ind w:left="4320" w:hanging="360"/>
+      </w:pPr>
+      <w:rPr>
+        <w:rFonts w:ascii="Wingdings" w:hAnsi="Wingdings" w:hint="default"/>
+      </w:rPr>
+    </w:lvl>
+    <w:lvl w:ilvl="6" w:tplc="04090001" w:tentative="1">
+      <w:start w:val="1"/>
+      <w:numFmt w:val="bullet"/>
+      <w:lvlText w:val=""/>
+      <w:lvlJc w:val="left"/>
+      <w:pPr>
+        <w:ind w:left="5040" w:hanging="360"/>
+      </w:pPr>
+      <w:rPr>
+        <w:rFonts w:ascii="Symbol" w:hAnsi="Symbol" w:hint="default"/>
+      </w:rPr>
+    </w:lvl>
+    <w:lvl w:ilvl="7" w:tplc="04090003" w:tentative="1">
+      <w:start w:val="1"/>
+      <w:numFmt w:val="bullet"/>
+      <w:lvlText w:val="o"/>
+      <w:lvlJc w:val="left"/>
+      <w:pPr>
+        <w:ind w:left="5760" w:hanging="360"/>
+      </w:pPr>
+      <w:rPr>
+        <w:rFonts w:ascii="Courier New" w:hAnsi="Courier New" w:cs="Courier New" w:hint="default"/>
+      </w:rPr>
+    </w:lvl>
+    <w:lvl w:ilvl="8" w:tplc="04090005" w:tentative="1">
+      <w:start w:val="1"/>
+      <w:numFmt w:val="bullet"/>
+      <w:lvlText w:val=""/>
+      <w:lvlJc w:val="left"/>
+      <w:pPr>
+        <w:ind w:left="6480" w:hanging="360"/>
+      </w:pPr>
+      <w:rPr>
+        <w:rFonts w:ascii="Wingdings" w:hAnsi="Wingdings" w:hint="default"/>
+      </w:rPr>
+    </w:lvl>
+  </w:abstractNum>
+  <w:abstractNum w:abstractNumId="19">
     <w:nsid w:val="59206836"/>
     <w:multiLevelType w:val="hybridMultilevel"/>
     <w:tmpl w:val="3B9AE5E2"/>
@@ -11800,7 +14085,120 @@
       </w:pPr>
     </w:lvl>
   </w:abstractNum>
-  <w:abstractNum w:abstractNumId="17">
+  <w:abstractNum w:abstractNumId="20">
+    <w:nsid w:val="599C05A4"/>
+    <w:multiLevelType w:val="hybridMultilevel"/>
+    <w:tmpl w:val="0E0C463A"/>
+    <w:lvl w:ilvl="0" w:tplc="04090001">
+      <w:start w:val="1"/>
+      <w:numFmt w:val="bullet"/>
+      <w:lvlText w:val=""/>
+      <w:lvlJc w:val="left"/>
+      <w:pPr>
+        <w:ind w:left="720" w:hanging="360"/>
+      </w:pPr>
+      <w:rPr>
+        <w:rFonts w:ascii="Symbol" w:hAnsi="Symbol" w:hint="default"/>
+      </w:rPr>
+    </w:lvl>
+    <w:lvl w:ilvl="1" w:tplc="04090003" w:tentative="1">
+      <w:start w:val="1"/>
+      <w:numFmt w:val="bullet"/>
+      <w:lvlText w:val="o"/>
+      <w:lvlJc w:val="left"/>
+      <w:pPr>
+        <w:ind w:left="1440" w:hanging="360"/>
+      </w:pPr>
+      <w:rPr>
+        <w:rFonts w:ascii="Courier New" w:hAnsi="Courier New" w:cs="Courier New" w:hint="default"/>
+      </w:rPr>
+    </w:lvl>
+    <w:lvl w:ilvl="2" w:tplc="04090005" w:tentative="1">
+      <w:start w:val="1"/>
+      <w:numFmt w:val="bullet"/>
+      <w:lvlText w:val=""/>
+      <w:lvlJc w:val="left"/>
+      <w:pPr>
+        <w:ind w:left="2160" w:hanging="360"/>
+      </w:pPr>
+      <w:rPr>
+        <w:rFonts w:ascii="Wingdings" w:hAnsi="Wingdings" w:hint="default"/>
+      </w:rPr>
+    </w:lvl>
+    <w:lvl w:ilvl="3" w:tplc="04090001" w:tentative="1">
+      <w:start w:val="1"/>
+      <w:numFmt w:val="bullet"/>
+      <w:lvlText w:val=""/>
+      <w:lvlJc w:val="left"/>
+      <w:pPr>
+        <w:ind w:left="2880" w:hanging="360"/>
+      </w:pPr>
+      <w:rPr>
+        <w:rFonts w:ascii="Symbol" w:hAnsi="Symbol" w:hint="default"/>
+      </w:rPr>
+    </w:lvl>
+    <w:lvl w:ilvl="4" w:tplc="04090003" w:tentative="1">
+      <w:start w:val="1"/>
+      <w:numFmt w:val="bullet"/>
+      <w:lvlText w:val="o"/>
+      <w:lvlJc w:val="left"/>
+      <w:pPr>
+        <w:ind w:left="3600" w:hanging="360"/>
+      </w:pPr>
+      <w:rPr>
+        <w:rFonts w:ascii="Courier New" w:hAnsi="Courier New" w:cs="Courier New" w:hint="default"/>
+      </w:rPr>
+    </w:lvl>
+    <w:lvl w:ilvl="5" w:tplc="04090005" w:tentative="1">
+      <w:start w:val="1"/>
+      <w:numFmt w:val="bullet"/>
+      <w:lvlText w:val=""/>
+      <w:lvlJc w:val="left"/>
+      <w:pPr>
+        <w:ind w:left="4320" w:hanging="360"/>
+      </w:pPr>
+      <w:rPr>
+        <w:rFonts w:ascii="Wingdings" w:hAnsi="Wingdings" w:hint="default"/>
+      </w:rPr>
+    </w:lvl>
+    <w:lvl w:ilvl="6" w:tplc="04090001" w:tentative="1">
+      <w:start w:val="1"/>
+      <w:numFmt w:val="bullet"/>
+      <w:lvlText w:val=""/>
+      <w:lvlJc w:val="left"/>
+      <w:pPr>
+        <w:ind w:left="5040" w:hanging="360"/>
+      </w:pPr>
+      <w:rPr>
+        <w:rFonts w:ascii="Symbol" w:hAnsi="Symbol" w:hint="default"/>
+      </w:rPr>
+    </w:lvl>
+    <w:lvl w:ilvl="7" w:tplc="04090003" w:tentative="1">
+      <w:start w:val="1"/>
+      <w:numFmt w:val="bullet"/>
+      <w:lvlText w:val="o"/>
+      <w:lvlJc w:val="left"/>
+      <w:pPr>
+        <w:ind w:left="5760" w:hanging="360"/>
+      </w:pPr>
+      <w:rPr>
+        <w:rFonts w:ascii="Courier New" w:hAnsi="Courier New" w:cs="Courier New" w:hint="default"/>
+      </w:rPr>
+    </w:lvl>
+    <w:lvl w:ilvl="8" w:tplc="04090005" w:tentative="1">
+      <w:start w:val="1"/>
+      <w:numFmt w:val="bullet"/>
+      <w:lvlText w:val=""/>
+      <w:lvlJc w:val="left"/>
+      <w:pPr>
+        <w:ind w:left="6480" w:hanging="360"/>
+      </w:pPr>
+      <w:rPr>
+        <w:rFonts w:ascii="Wingdings" w:hAnsi="Wingdings" w:hint="default"/>
+      </w:rPr>
+    </w:lvl>
+  </w:abstractNum>
+  <w:abstractNum w:abstractNumId="21">
     <w:nsid w:val="5F115C60"/>
     <w:multiLevelType w:val="hybridMultilevel"/>
     <w:tmpl w:val="504A956A"/>
@@ -11913,7 +14311,418 @@
       </w:rPr>
     </w:lvl>
   </w:abstractNum>
-  <w:abstractNum w:abstractNumId="18">
+  <w:abstractNum w:abstractNumId="22">
+    <w:nsid w:val="612A58B7"/>
+    <w:multiLevelType w:val="multilevel"/>
+    <w:tmpl w:val="5406019A"/>
+    <w:lvl w:ilvl="0">
+      <w:start w:val="1"/>
+      <w:numFmt w:val="bullet"/>
+      <w:lvlText w:val=""/>
+      <w:lvlJc w:val="left"/>
+      <w:pPr>
+        <w:tabs>
+          <w:tab w:val="num" w:pos="720"/>
+        </w:tabs>
+        <w:ind w:left="720" w:hanging="360"/>
+      </w:pPr>
+      <w:rPr>
+        <w:rFonts w:ascii="Symbol" w:hAnsi="Symbol" w:hint="default"/>
+        <w:sz w:val="20"/>
+      </w:rPr>
+    </w:lvl>
+    <w:lvl w:ilvl="1" w:tentative="1">
+      <w:start w:val="1"/>
+      <w:numFmt w:val="bullet"/>
+      <w:lvlText w:val="o"/>
+      <w:lvlJc w:val="left"/>
+      <w:pPr>
+        <w:tabs>
+          <w:tab w:val="num" w:pos="1440"/>
+        </w:tabs>
+        <w:ind w:left="1440" w:hanging="360"/>
+      </w:pPr>
+      <w:rPr>
+        <w:rFonts w:ascii="Courier New" w:hAnsi="Courier New" w:hint="default"/>
+        <w:sz w:val="20"/>
+      </w:rPr>
+    </w:lvl>
+    <w:lvl w:ilvl="2" w:tentative="1">
+      <w:start w:val="1"/>
+      <w:numFmt w:val="bullet"/>
+      <w:lvlText w:val=""/>
+      <w:lvlJc w:val="left"/>
+      <w:pPr>
+        <w:tabs>
+          <w:tab w:val="num" w:pos="2160"/>
+        </w:tabs>
+        <w:ind w:left="2160" w:hanging="360"/>
+      </w:pPr>
+      <w:rPr>
+        <w:rFonts w:ascii="Wingdings" w:hAnsi="Wingdings" w:hint="default"/>
+        <w:sz w:val="20"/>
+      </w:rPr>
+    </w:lvl>
+    <w:lvl w:ilvl="3" w:tentative="1">
+      <w:start w:val="1"/>
+      <w:numFmt w:val="bullet"/>
+      <w:lvlText w:val=""/>
+      <w:lvlJc w:val="left"/>
+      <w:pPr>
+        <w:tabs>
+          <w:tab w:val="num" w:pos="2880"/>
+        </w:tabs>
+        <w:ind w:left="2880" w:hanging="360"/>
+      </w:pPr>
+      <w:rPr>
+        <w:rFonts w:ascii="Wingdings" w:hAnsi="Wingdings" w:hint="default"/>
+        <w:sz w:val="20"/>
+      </w:rPr>
+    </w:lvl>
+    <w:lvl w:ilvl="4" w:tentative="1">
+      <w:start w:val="1"/>
+      <w:numFmt w:val="bullet"/>
+      <w:lvlText w:val=""/>
+      <w:lvlJc w:val="left"/>
+      <w:pPr>
+        <w:tabs>
+          <w:tab w:val="num" w:pos="3600"/>
+        </w:tabs>
+        <w:ind w:left="3600" w:hanging="360"/>
+      </w:pPr>
+      <w:rPr>
+        <w:rFonts w:ascii="Wingdings" w:hAnsi="Wingdings" w:hint="default"/>
+        <w:sz w:val="20"/>
+      </w:rPr>
+    </w:lvl>
+    <w:lvl w:ilvl="5" w:tentative="1">
+      <w:start w:val="1"/>
+      <w:numFmt w:val="bullet"/>
+      <w:lvlText w:val=""/>
+      <w:lvlJc w:val="left"/>
+      <w:pPr>
+        <w:tabs>
+          <w:tab w:val="num" w:pos="4320"/>
+        </w:tabs>
+        <w:ind w:left="4320" w:hanging="360"/>
+      </w:pPr>
+      <w:rPr>
+        <w:rFonts w:ascii="Wingdings" w:hAnsi="Wingdings" w:hint="default"/>
+        <w:sz w:val="20"/>
+      </w:rPr>
+    </w:lvl>
+    <w:lvl w:ilvl="6" w:tentative="1">
+      <w:start w:val="1"/>
+      <w:numFmt w:val="bullet"/>
+      <w:lvlText w:val=""/>
+      <w:lvlJc w:val="left"/>
+      <w:pPr>
+        <w:tabs>
+          <w:tab w:val="num" w:pos="5040"/>
+        </w:tabs>
+        <w:ind w:left="5040" w:hanging="360"/>
+      </w:pPr>
+      <w:rPr>
+        <w:rFonts w:ascii="Wingdings" w:hAnsi="Wingdings" w:hint="default"/>
+        <w:sz w:val="20"/>
+      </w:rPr>
+    </w:lvl>
+    <w:lvl w:ilvl="7" w:tentative="1">
+      <w:start w:val="1"/>
+      <w:numFmt w:val="bullet"/>
+      <w:lvlText w:val=""/>
+      <w:lvlJc w:val="left"/>
+      <w:pPr>
+        <w:tabs>
+          <w:tab w:val="num" w:pos="5760"/>
+        </w:tabs>
+        <w:ind w:left="5760" w:hanging="360"/>
+      </w:pPr>
+      <w:rPr>
+        <w:rFonts w:ascii="Wingdings" w:hAnsi="Wingdings" w:hint="default"/>
+        <w:sz w:val="20"/>
+      </w:rPr>
+    </w:lvl>
+    <w:lvl w:ilvl="8" w:tentative="1">
+      <w:start w:val="1"/>
+      <w:numFmt w:val="bullet"/>
+      <w:lvlText w:val=""/>
+      <w:lvlJc w:val="left"/>
+      <w:pPr>
+        <w:tabs>
+          <w:tab w:val="num" w:pos="6480"/>
+        </w:tabs>
+        <w:ind w:left="6480" w:hanging="360"/>
+      </w:pPr>
+      <w:rPr>
+        <w:rFonts w:ascii="Wingdings" w:hAnsi="Wingdings" w:hint="default"/>
+        <w:sz w:val="20"/>
+      </w:rPr>
+    </w:lvl>
+  </w:abstractNum>
+  <w:abstractNum w:abstractNumId="23">
+    <w:nsid w:val="620F2782"/>
+    <w:multiLevelType w:val="multilevel"/>
+    <w:tmpl w:val="D9EE3056"/>
+    <w:lvl w:ilvl="0">
+      <w:start w:val="1"/>
+      <w:numFmt w:val="bullet"/>
+      <w:lvlText w:val=""/>
+      <w:lvlJc w:val="left"/>
+      <w:pPr>
+        <w:tabs>
+          <w:tab w:val="num" w:pos="720"/>
+        </w:tabs>
+        <w:ind w:left="720" w:hanging="360"/>
+      </w:pPr>
+      <w:rPr>
+        <w:rFonts w:ascii="Symbol" w:hAnsi="Symbol" w:hint="default"/>
+        <w:sz w:val="20"/>
+      </w:rPr>
+    </w:lvl>
+    <w:lvl w:ilvl="1" w:tentative="1">
+      <w:start w:val="1"/>
+      <w:numFmt w:val="bullet"/>
+      <w:lvlText w:val="o"/>
+      <w:lvlJc w:val="left"/>
+      <w:pPr>
+        <w:tabs>
+          <w:tab w:val="num" w:pos="1440"/>
+        </w:tabs>
+        <w:ind w:left="1440" w:hanging="360"/>
+      </w:pPr>
+      <w:rPr>
+        <w:rFonts w:ascii="Courier New" w:hAnsi="Courier New" w:hint="default"/>
+        <w:sz w:val="20"/>
+      </w:rPr>
+    </w:lvl>
+    <w:lvl w:ilvl="2" w:tentative="1">
+      <w:start w:val="1"/>
+      <w:numFmt w:val="bullet"/>
+      <w:lvlText w:val=""/>
+      <w:lvlJc w:val="left"/>
+      <w:pPr>
+        <w:tabs>
+          <w:tab w:val="num" w:pos="2160"/>
+        </w:tabs>
+        <w:ind w:left="2160" w:hanging="360"/>
+      </w:pPr>
+      <w:rPr>
+        <w:rFonts w:ascii="Wingdings" w:hAnsi="Wingdings" w:hint="default"/>
+        <w:sz w:val="20"/>
+      </w:rPr>
+    </w:lvl>
+    <w:lvl w:ilvl="3" w:tentative="1">
+      <w:start w:val="1"/>
+      <w:numFmt w:val="bullet"/>
+      <w:lvlText w:val=""/>
+      <w:lvlJc w:val="left"/>
+      <w:pPr>
+        <w:tabs>
+          <w:tab w:val="num" w:pos="2880"/>
+        </w:tabs>
+        <w:ind w:left="2880" w:hanging="360"/>
+      </w:pPr>
+      <w:rPr>
+        <w:rFonts w:ascii="Wingdings" w:hAnsi="Wingdings" w:hint="default"/>
+        <w:sz w:val="20"/>
+      </w:rPr>
+    </w:lvl>
+    <w:lvl w:ilvl="4" w:tentative="1">
+      <w:start w:val="1"/>
+      <w:numFmt w:val="bullet"/>
+      <w:lvlText w:val=""/>
+      <w:lvlJc w:val="left"/>
+      <w:pPr>
+        <w:tabs>
+          <w:tab w:val="num" w:pos="3600"/>
+        </w:tabs>
+        <w:ind w:left="3600" w:hanging="360"/>
+      </w:pPr>
+      <w:rPr>
+        <w:rFonts w:ascii="Wingdings" w:hAnsi="Wingdings" w:hint="default"/>
+        <w:sz w:val="20"/>
+      </w:rPr>
+    </w:lvl>
+    <w:lvl w:ilvl="5" w:tentative="1">
+      <w:start w:val="1"/>
+      <w:numFmt w:val="bullet"/>
+      <w:lvlText w:val=""/>
+      <w:lvlJc w:val="left"/>
+      <w:pPr>
+        <w:tabs>
+          <w:tab w:val="num" w:pos="4320"/>
+        </w:tabs>
+        <w:ind w:left="4320" w:hanging="360"/>
+      </w:pPr>
+      <w:rPr>
+        <w:rFonts w:ascii="Wingdings" w:hAnsi="Wingdings" w:hint="default"/>
+        <w:sz w:val="20"/>
+      </w:rPr>
+    </w:lvl>
+    <w:lvl w:ilvl="6" w:tentative="1">
+      <w:start w:val="1"/>
+      <w:numFmt w:val="bullet"/>
+      <w:lvlText w:val=""/>
+      <w:lvlJc w:val="left"/>
+      <w:pPr>
+        <w:tabs>
+          <w:tab w:val="num" w:pos="5040"/>
+        </w:tabs>
+        <w:ind w:left="5040" w:hanging="360"/>
+      </w:pPr>
+      <w:rPr>
+        <w:rFonts w:ascii="Wingdings" w:hAnsi="Wingdings" w:hint="default"/>
+        <w:sz w:val="20"/>
+      </w:rPr>
+    </w:lvl>
+    <w:lvl w:ilvl="7" w:tentative="1">
+      <w:start w:val="1"/>
+      <w:numFmt w:val="bullet"/>
+      <w:lvlText w:val=""/>
+      <w:lvlJc w:val="left"/>
+      <w:pPr>
+        <w:tabs>
+          <w:tab w:val="num" w:pos="5760"/>
+        </w:tabs>
+        <w:ind w:left="5760" w:hanging="360"/>
+      </w:pPr>
+      <w:rPr>
+        <w:rFonts w:ascii="Wingdings" w:hAnsi="Wingdings" w:hint="default"/>
+        <w:sz w:val="20"/>
+      </w:rPr>
+    </w:lvl>
+    <w:lvl w:ilvl="8" w:tentative="1">
+      <w:start w:val="1"/>
+      <w:numFmt w:val="bullet"/>
+      <w:lvlText w:val=""/>
+      <w:lvlJc w:val="left"/>
+      <w:pPr>
+        <w:tabs>
+          <w:tab w:val="num" w:pos="6480"/>
+        </w:tabs>
+        <w:ind w:left="6480" w:hanging="360"/>
+      </w:pPr>
+      <w:rPr>
+        <w:rFonts w:ascii="Wingdings" w:hAnsi="Wingdings" w:hint="default"/>
+        <w:sz w:val="20"/>
+      </w:rPr>
+    </w:lvl>
+  </w:abstractNum>
+  <w:abstractNum w:abstractNumId="24">
+    <w:nsid w:val="64C947A9"/>
+    <w:multiLevelType w:val="hybridMultilevel"/>
+    <w:tmpl w:val="C95EBB34"/>
+    <w:lvl w:ilvl="0" w:tplc="04090001">
+      <w:start w:val="1"/>
+      <w:numFmt w:val="bullet"/>
+      <w:lvlText w:val=""/>
+      <w:lvlJc w:val="left"/>
+      <w:pPr>
+        <w:ind w:left="720" w:hanging="360"/>
+      </w:pPr>
+      <w:rPr>
+        <w:rFonts w:ascii="Symbol" w:hAnsi="Symbol" w:hint="default"/>
+      </w:rPr>
+    </w:lvl>
+    <w:lvl w:ilvl="1" w:tplc="04090003" w:tentative="1">
+      <w:start w:val="1"/>
+      <w:numFmt w:val="bullet"/>
+      <w:lvlText w:val="o"/>
+      <w:lvlJc w:val="left"/>
+      <w:pPr>
+        <w:ind w:left="1440" w:hanging="360"/>
+      </w:pPr>
+      <w:rPr>
+        <w:rFonts w:ascii="Courier New" w:hAnsi="Courier New" w:cs="Courier New" w:hint="default"/>
+      </w:rPr>
+    </w:lvl>
+    <w:lvl w:ilvl="2" w:tplc="04090005" w:tentative="1">
+      <w:start w:val="1"/>
+      <w:numFmt w:val="bullet"/>
+      <w:lvlText w:val=""/>
+      <w:lvlJc w:val="left"/>
+      <w:pPr>
+        <w:ind w:left="2160" w:hanging="360"/>
+      </w:pPr>
+      <w:rPr>
+        <w:rFonts w:ascii="Wingdings" w:hAnsi="Wingdings" w:hint="default"/>
+      </w:rPr>
+    </w:lvl>
+    <w:lvl w:ilvl="3" w:tplc="04090001" w:tentative="1">
+      <w:start w:val="1"/>
+      <w:numFmt w:val="bullet"/>
+      <w:lvlText w:val=""/>
+      <w:lvlJc w:val="left"/>
+      <w:pPr>
+        <w:ind w:left="2880" w:hanging="360"/>
+      </w:pPr>
+      <w:rPr>
+        <w:rFonts w:ascii="Symbol" w:hAnsi="Symbol" w:hint="default"/>
+      </w:rPr>
+    </w:lvl>
+    <w:lvl w:ilvl="4" w:tplc="04090003" w:tentative="1">
+      <w:start w:val="1"/>
+      <w:numFmt w:val="bullet"/>
+      <w:lvlText w:val="o"/>
+      <w:lvlJc w:val="left"/>
+      <w:pPr>
+        <w:ind w:left="3600" w:hanging="360"/>
+      </w:pPr>
+      <w:rPr>
+        <w:rFonts w:ascii="Courier New" w:hAnsi="Courier New" w:cs="Courier New" w:hint="default"/>
+      </w:rPr>
+    </w:lvl>
+    <w:lvl w:ilvl="5" w:tplc="04090005" w:tentative="1">
+      <w:start w:val="1"/>
+      <w:numFmt w:val="bullet"/>
+      <w:lvlText w:val=""/>
+      <w:lvlJc w:val="left"/>
+      <w:pPr>
+        <w:ind w:left="4320" w:hanging="360"/>
+      </w:pPr>
+      <w:rPr>
+        <w:rFonts w:ascii="Wingdings" w:hAnsi="Wingdings" w:hint="default"/>
+      </w:rPr>
+    </w:lvl>
+    <w:lvl w:ilvl="6" w:tplc="04090001" w:tentative="1">
+      <w:start w:val="1"/>
+      <w:numFmt w:val="bullet"/>
+      <w:lvlText w:val=""/>
+      <w:lvlJc w:val="left"/>
+      <w:pPr>
+        <w:ind w:left="5040" w:hanging="360"/>
+      </w:pPr>
+      <w:rPr>
+        <w:rFonts w:ascii="Symbol" w:hAnsi="Symbol" w:hint="default"/>
+      </w:rPr>
+    </w:lvl>
+    <w:lvl w:ilvl="7" w:tplc="04090003" w:tentative="1">
+      <w:start w:val="1"/>
+      <w:numFmt w:val="bullet"/>
+      <w:lvlText w:val="o"/>
+      <w:lvlJc w:val="left"/>
+      <w:pPr>
+        <w:ind w:left="5760" w:hanging="360"/>
+      </w:pPr>
+      <w:rPr>
+        <w:rFonts w:ascii="Courier New" w:hAnsi="Courier New" w:cs="Courier New" w:hint="default"/>
+      </w:rPr>
+    </w:lvl>
+    <w:lvl w:ilvl="8" w:tplc="04090005" w:tentative="1">
+      <w:start w:val="1"/>
+      <w:numFmt w:val="bullet"/>
+      <w:lvlText w:val=""/>
+      <w:lvlJc w:val="left"/>
+      <w:pPr>
+        <w:ind w:left="6480" w:hanging="360"/>
+      </w:pPr>
+      <w:rPr>
+        <w:rFonts w:ascii="Wingdings" w:hAnsi="Wingdings" w:hint="default"/>
+      </w:rPr>
+    </w:lvl>
+  </w:abstractNum>
+  <w:abstractNum w:abstractNumId="25">
     <w:nsid w:val="6E5C150B"/>
     <w:multiLevelType w:val="multilevel"/>
     <w:tmpl w:val="FE9077EC"/>
@@ -12062,7 +14871,305 @@
       </w:rPr>
     </w:lvl>
   </w:abstractNum>
-  <w:abstractNum w:abstractNumId="19">
+  <w:abstractNum w:abstractNumId="26">
+    <w:nsid w:val="6F4F086A"/>
+    <w:multiLevelType w:val="multilevel"/>
+    <w:tmpl w:val="098EE43E"/>
+    <w:lvl w:ilvl="0">
+      <w:start w:val="1"/>
+      <w:numFmt w:val="bullet"/>
+      <w:lvlText w:val=""/>
+      <w:lvlJc w:val="left"/>
+      <w:pPr>
+        <w:tabs>
+          <w:tab w:val="num" w:pos="720"/>
+        </w:tabs>
+        <w:ind w:left="720" w:hanging="360"/>
+      </w:pPr>
+      <w:rPr>
+        <w:rFonts w:ascii="Symbol" w:hAnsi="Symbol" w:hint="default"/>
+        <w:sz w:val="20"/>
+      </w:rPr>
+    </w:lvl>
+    <w:lvl w:ilvl="1" w:tentative="1">
+      <w:start w:val="1"/>
+      <w:numFmt w:val="bullet"/>
+      <w:lvlText w:val="o"/>
+      <w:lvlJc w:val="left"/>
+      <w:pPr>
+        <w:tabs>
+          <w:tab w:val="num" w:pos="1440"/>
+        </w:tabs>
+        <w:ind w:left="1440" w:hanging="360"/>
+      </w:pPr>
+      <w:rPr>
+        <w:rFonts w:ascii="Courier New" w:hAnsi="Courier New" w:hint="default"/>
+        <w:sz w:val="20"/>
+      </w:rPr>
+    </w:lvl>
+    <w:lvl w:ilvl="2" w:tentative="1">
+      <w:start w:val="1"/>
+      <w:numFmt w:val="bullet"/>
+      <w:lvlText w:val=""/>
+      <w:lvlJc w:val="left"/>
+      <w:pPr>
+        <w:tabs>
+          <w:tab w:val="num" w:pos="2160"/>
+        </w:tabs>
+        <w:ind w:left="2160" w:hanging="360"/>
+      </w:pPr>
+      <w:rPr>
+        <w:rFonts w:ascii="Wingdings" w:hAnsi="Wingdings" w:hint="default"/>
+        <w:sz w:val="20"/>
+      </w:rPr>
+    </w:lvl>
+    <w:lvl w:ilvl="3" w:tentative="1">
+      <w:start w:val="1"/>
+      <w:numFmt w:val="bullet"/>
+      <w:lvlText w:val=""/>
+      <w:lvlJc w:val="left"/>
+      <w:pPr>
+        <w:tabs>
+          <w:tab w:val="num" w:pos="2880"/>
+        </w:tabs>
+        <w:ind w:left="2880" w:hanging="360"/>
+      </w:pPr>
+      <w:rPr>
+        <w:rFonts w:ascii="Wingdings" w:hAnsi="Wingdings" w:hint="default"/>
+        <w:sz w:val="20"/>
+      </w:rPr>
+    </w:lvl>
+    <w:lvl w:ilvl="4" w:tentative="1">
+      <w:start w:val="1"/>
+      <w:numFmt w:val="bullet"/>
+      <w:lvlText w:val=""/>
+      <w:lvlJc w:val="left"/>
+      <w:pPr>
+        <w:tabs>
+          <w:tab w:val="num" w:pos="3600"/>
+        </w:tabs>
+        <w:ind w:left="3600" w:hanging="360"/>
+      </w:pPr>
+      <w:rPr>
+        <w:rFonts w:ascii="Wingdings" w:hAnsi="Wingdings" w:hint="default"/>
+        <w:sz w:val="20"/>
+      </w:rPr>
+    </w:lvl>
+    <w:lvl w:ilvl="5" w:tentative="1">
+      <w:start w:val="1"/>
+      <w:numFmt w:val="bullet"/>
+      <w:lvlText w:val=""/>
+      <w:lvlJc w:val="left"/>
+      <w:pPr>
+        <w:tabs>
+          <w:tab w:val="num" w:pos="4320"/>
+        </w:tabs>
+        <w:ind w:left="4320" w:hanging="360"/>
+      </w:pPr>
+      <w:rPr>
+        <w:rFonts w:ascii="Wingdings" w:hAnsi="Wingdings" w:hint="default"/>
+        <w:sz w:val="20"/>
+      </w:rPr>
+    </w:lvl>
+    <w:lvl w:ilvl="6" w:tentative="1">
+      <w:start w:val="1"/>
+      <w:numFmt w:val="bullet"/>
+      <w:lvlText w:val=""/>
+      <w:lvlJc w:val="left"/>
+      <w:pPr>
+        <w:tabs>
+          <w:tab w:val="num" w:pos="5040"/>
+        </w:tabs>
+        <w:ind w:left="5040" w:hanging="360"/>
+      </w:pPr>
+      <w:rPr>
+        <w:rFonts w:ascii="Wingdings" w:hAnsi="Wingdings" w:hint="default"/>
+        <w:sz w:val="20"/>
+      </w:rPr>
+    </w:lvl>
+    <w:lvl w:ilvl="7" w:tentative="1">
+      <w:start w:val="1"/>
+      <w:numFmt w:val="bullet"/>
+      <w:lvlText w:val=""/>
+      <w:lvlJc w:val="left"/>
+      <w:pPr>
+        <w:tabs>
+          <w:tab w:val="num" w:pos="5760"/>
+        </w:tabs>
+        <w:ind w:left="5760" w:hanging="360"/>
+      </w:pPr>
+      <w:rPr>
+        <w:rFonts w:ascii="Wingdings" w:hAnsi="Wingdings" w:hint="default"/>
+        <w:sz w:val="20"/>
+      </w:rPr>
+    </w:lvl>
+    <w:lvl w:ilvl="8" w:tentative="1">
+      <w:start w:val="1"/>
+      <w:numFmt w:val="bullet"/>
+      <w:lvlText w:val=""/>
+      <w:lvlJc w:val="left"/>
+      <w:pPr>
+        <w:tabs>
+          <w:tab w:val="num" w:pos="6480"/>
+        </w:tabs>
+        <w:ind w:left="6480" w:hanging="360"/>
+      </w:pPr>
+      <w:rPr>
+        <w:rFonts w:ascii="Wingdings" w:hAnsi="Wingdings" w:hint="default"/>
+        <w:sz w:val="20"/>
+      </w:rPr>
+    </w:lvl>
+  </w:abstractNum>
+  <w:abstractNum w:abstractNumId="27">
+    <w:nsid w:val="735F430E"/>
+    <w:multiLevelType w:val="multilevel"/>
+    <w:tmpl w:val="7AAEC034"/>
+    <w:lvl w:ilvl="0">
+      <w:start w:val="1"/>
+      <w:numFmt w:val="bullet"/>
+      <w:lvlText w:val=""/>
+      <w:lvlJc w:val="left"/>
+      <w:pPr>
+        <w:tabs>
+          <w:tab w:val="num" w:pos="720"/>
+        </w:tabs>
+        <w:ind w:left="720" w:hanging="360"/>
+      </w:pPr>
+      <w:rPr>
+        <w:rFonts w:ascii="Symbol" w:hAnsi="Symbol" w:hint="default"/>
+        <w:sz w:val="20"/>
+      </w:rPr>
+    </w:lvl>
+    <w:lvl w:ilvl="1" w:tentative="1">
+      <w:start w:val="1"/>
+      <w:numFmt w:val="bullet"/>
+      <w:lvlText w:val="o"/>
+      <w:lvlJc w:val="left"/>
+      <w:pPr>
+        <w:tabs>
+          <w:tab w:val="num" w:pos="1440"/>
+        </w:tabs>
+        <w:ind w:left="1440" w:hanging="360"/>
+      </w:pPr>
+      <w:rPr>
+        <w:rFonts w:ascii="Courier New" w:hAnsi="Courier New" w:hint="default"/>
+        <w:sz w:val="20"/>
+      </w:rPr>
+    </w:lvl>
+    <w:lvl w:ilvl="2" w:tentative="1">
+      <w:start w:val="1"/>
+      <w:numFmt w:val="bullet"/>
+      <w:lvlText w:val=""/>
+      <w:lvlJc w:val="left"/>
+      <w:pPr>
+        <w:tabs>
+          <w:tab w:val="num" w:pos="2160"/>
+        </w:tabs>
+        <w:ind w:left="2160" w:hanging="360"/>
+      </w:pPr>
+      <w:rPr>
+        <w:rFonts w:ascii="Wingdings" w:hAnsi="Wingdings" w:hint="default"/>
+        <w:sz w:val="20"/>
+      </w:rPr>
+    </w:lvl>
+    <w:lvl w:ilvl="3" w:tentative="1">
+      <w:start w:val="1"/>
+      <w:numFmt w:val="bullet"/>
+      <w:lvlText w:val=""/>
+      <w:lvlJc w:val="left"/>
+      <w:pPr>
+        <w:tabs>
+          <w:tab w:val="num" w:pos="2880"/>
+        </w:tabs>
+        <w:ind w:left="2880" w:hanging="360"/>
+      </w:pPr>
+      <w:rPr>
+        <w:rFonts w:ascii="Wingdings" w:hAnsi="Wingdings" w:hint="default"/>
+        <w:sz w:val="20"/>
+      </w:rPr>
+    </w:lvl>
+    <w:lvl w:ilvl="4" w:tentative="1">
+      <w:start w:val="1"/>
+      <w:numFmt w:val="bullet"/>
+      <w:lvlText w:val=""/>
+      <w:lvlJc w:val="left"/>
+      <w:pPr>
+        <w:tabs>
+          <w:tab w:val="num" w:pos="3600"/>
+        </w:tabs>
+        <w:ind w:left="3600" w:hanging="360"/>
+      </w:pPr>
+      <w:rPr>
+        <w:rFonts w:ascii="Wingdings" w:hAnsi="Wingdings" w:hint="default"/>
+        <w:sz w:val="20"/>
+      </w:rPr>
+    </w:lvl>
+    <w:lvl w:ilvl="5" w:tentative="1">
+      <w:start w:val="1"/>
+      <w:numFmt w:val="bullet"/>
+      <w:lvlText w:val=""/>
+      <w:lvlJc w:val="left"/>
+      <w:pPr>
+        <w:tabs>
+          <w:tab w:val="num" w:pos="4320"/>
+        </w:tabs>
+        <w:ind w:left="4320" w:hanging="360"/>
+      </w:pPr>
+      <w:rPr>
+        <w:rFonts w:ascii="Wingdings" w:hAnsi="Wingdings" w:hint="default"/>
+        <w:sz w:val="20"/>
+      </w:rPr>
+    </w:lvl>
+    <w:lvl w:ilvl="6" w:tentative="1">
+      <w:start w:val="1"/>
+      <w:numFmt w:val="bullet"/>
+      <w:lvlText w:val=""/>
+      <w:lvlJc w:val="left"/>
+      <w:pPr>
+        <w:tabs>
+          <w:tab w:val="num" w:pos="5040"/>
+        </w:tabs>
+        <w:ind w:left="5040" w:hanging="360"/>
+      </w:pPr>
+      <w:rPr>
+        <w:rFonts w:ascii="Wingdings" w:hAnsi="Wingdings" w:hint="default"/>
+        <w:sz w:val="20"/>
+      </w:rPr>
+    </w:lvl>
+    <w:lvl w:ilvl="7" w:tentative="1">
+      <w:start w:val="1"/>
+      <w:numFmt w:val="bullet"/>
+      <w:lvlText w:val=""/>
+      <w:lvlJc w:val="left"/>
+      <w:pPr>
+        <w:tabs>
+          <w:tab w:val="num" w:pos="5760"/>
+        </w:tabs>
+        <w:ind w:left="5760" w:hanging="360"/>
+      </w:pPr>
+      <w:rPr>
+        <w:rFonts w:ascii="Wingdings" w:hAnsi="Wingdings" w:hint="default"/>
+        <w:sz w:val="20"/>
+      </w:rPr>
+    </w:lvl>
+    <w:lvl w:ilvl="8" w:tentative="1">
+      <w:start w:val="1"/>
+      <w:numFmt w:val="bullet"/>
+      <w:lvlText w:val=""/>
+      <w:lvlJc w:val="left"/>
+      <w:pPr>
+        <w:tabs>
+          <w:tab w:val="num" w:pos="6480"/>
+        </w:tabs>
+        <w:ind w:left="6480" w:hanging="360"/>
+      </w:pPr>
+      <w:rPr>
+        <w:rFonts w:ascii="Wingdings" w:hAnsi="Wingdings" w:hint="default"/>
+        <w:sz w:val="20"/>
+      </w:rPr>
+    </w:lvl>
+  </w:abstractNum>
+  <w:abstractNum w:abstractNumId="28">
     <w:nsid w:val="749F4219"/>
     <w:multiLevelType w:val="multilevel"/>
     <w:tmpl w:val="F22C1D88"/>
@@ -12211,65 +15318,244 @@
       </w:rPr>
     </w:lvl>
   </w:abstractNum>
+  <w:abstractNum w:abstractNumId="29">
+    <w:nsid w:val="7ED7480E"/>
+    <w:multiLevelType w:val="multilevel"/>
+    <w:tmpl w:val="15F4BAA4"/>
+    <w:lvl w:ilvl="0">
+      <w:start w:val="1"/>
+      <w:numFmt w:val="bullet"/>
+      <w:lvlText w:val=""/>
+      <w:lvlJc w:val="left"/>
+      <w:pPr>
+        <w:tabs>
+          <w:tab w:val="num" w:pos="720"/>
+        </w:tabs>
+        <w:ind w:left="720" w:hanging="360"/>
+      </w:pPr>
+      <w:rPr>
+        <w:rFonts w:ascii="Symbol" w:hAnsi="Symbol" w:hint="default"/>
+        <w:sz w:val="20"/>
+      </w:rPr>
+    </w:lvl>
+    <w:lvl w:ilvl="1" w:tentative="1">
+      <w:start w:val="1"/>
+      <w:numFmt w:val="bullet"/>
+      <w:lvlText w:val="o"/>
+      <w:lvlJc w:val="left"/>
+      <w:pPr>
+        <w:tabs>
+          <w:tab w:val="num" w:pos="1440"/>
+        </w:tabs>
+        <w:ind w:left="1440" w:hanging="360"/>
+      </w:pPr>
+      <w:rPr>
+        <w:rFonts w:ascii="Courier New" w:hAnsi="Courier New" w:hint="default"/>
+        <w:sz w:val="20"/>
+      </w:rPr>
+    </w:lvl>
+    <w:lvl w:ilvl="2" w:tentative="1">
+      <w:start w:val="1"/>
+      <w:numFmt w:val="bullet"/>
+      <w:lvlText w:val=""/>
+      <w:lvlJc w:val="left"/>
+      <w:pPr>
+        <w:tabs>
+          <w:tab w:val="num" w:pos="2160"/>
+        </w:tabs>
+        <w:ind w:left="2160" w:hanging="360"/>
+      </w:pPr>
+      <w:rPr>
+        <w:rFonts w:ascii="Wingdings" w:hAnsi="Wingdings" w:hint="default"/>
+        <w:sz w:val="20"/>
+      </w:rPr>
+    </w:lvl>
+    <w:lvl w:ilvl="3" w:tentative="1">
+      <w:start w:val="1"/>
+      <w:numFmt w:val="bullet"/>
+      <w:lvlText w:val=""/>
+      <w:lvlJc w:val="left"/>
+      <w:pPr>
+        <w:tabs>
+          <w:tab w:val="num" w:pos="2880"/>
+        </w:tabs>
+        <w:ind w:left="2880" w:hanging="360"/>
+      </w:pPr>
+      <w:rPr>
+        <w:rFonts w:ascii="Wingdings" w:hAnsi="Wingdings" w:hint="default"/>
+        <w:sz w:val="20"/>
+      </w:rPr>
+    </w:lvl>
+    <w:lvl w:ilvl="4" w:tentative="1">
+      <w:start w:val="1"/>
+      <w:numFmt w:val="bullet"/>
+      <w:lvlText w:val=""/>
+      <w:lvlJc w:val="left"/>
+      <w:pPr>
+        <w:tabs>
+          <w:tab w:val="num" w:pos="3600"/>
+        </w:tabs>
+        <w:ind w:left="3600" w:hanging="360"/>
+      </w:pPr>
+      <w:rPr>
+        <w:rFonts w:ascii="Wingdings" w:hAnsi="Wingdings" w:hint="default"/>
+        <w:sz w:val="20"/>
+      </w:rPr>
+    </w:lvl>
+    <w:lvl w:ilvl="5" w:tentative="1">
+      <w:start w:val="1"/>
+      <w:numFmt w:val="bullet"/>
+      <w:lvlText w:val=""/>
+      <w:lvlJc w:val="left"/>
+      <w:pPr>
+        <w:tabs>
+          <w:tab w:val="num" w:pos="4320"/>
+        </w:tabs>
+        <w:ind w:left="4320" w:hanging="360"/>
+      </w:pPr>
+      <w:rPr>
+        <w:rFonts w:ascii="Wingdings" w:hAnsi="Wingdings" w:hint="default"/>
+        <w:sz w:val="20"/>
+      </w:rPr>
+    </w:lvl>
+    <w:lvl w:ilvl="6" w:tentative="1">
+      <w:start w:val="1"/>
+      <w:numFmt w:val="bullet"/>
+      <w:lvlText w:val=""/>
+      <w:lvlJc w:val="left"/>
+      <w:pPr>
+        <w:tabs>
+          <w:tab w:val="num" w:pos="5040"/>
+        </w:tabs>
+        <w:ind w:left="5040" w:hanging="360"/>
+      </w:pPr>
+      <w:rPr>
+        <w:rFonts w:ascii="Wingdings" w:hAnsi="Wingdings" w:hint="default"/>
+        <w:sz w:val="20"/>
+      </w:rPr>
+    </w:lvl>
+    <w:lvl w:ilvl="7" w:tentative="1">
+      <w:start w:val="1"/>
+      <w:numFmt w:val="bullet"/>
+      <w:lvlText w:val=""/>
+      <w:lvlJc w:val="left"/>
+      <w:pPr>
+        <w:tabs>
+          <w:tab w:val="num" w:pos="5760"/>
+        </w:tabs>
+        <w:ind w:left="5760" w:hanging="360"/>
+      </w:pPr>
+      <w:rPr>
+        <w:rFonts w:ascii="Wingdings" w:hAnsi="Wingdings" w:hint="default"/>
+        <w:sz w:val="20"/>
+      </w:rPr>
+    </w:lvl>
+    <w:lvl w:ilvl="8" w:tentative="1">
+      <w:start w:val="1"/>
+      <w:numFmt w:val="bullet"/>
+      <w:lvlText w:val=""/>
+      <w:lvlJc w:val="left"/>
+      <w:pPr>
+        <w:tabs>
+          <w:tab w:val="num" w:pos="6480"/>
+        </w:tabs>
+        <w:ind w:left="6480" w:hanging="360"/>
+      </w:pPr>
+      <w:rPr>
+        <w:rFonts w:ascii="Wingdings" w:hAnsi="Wingdings" w:hint="default"/>
+        <w:sz w:val="20"/>
+      </w:rPr>
+    </w:lvl>
+  </w:abstractNum>
   <w:num w:numId="1">
+    <w:abstractNumId w:val="11"/>
+  </w:num>
+  <w:num w:numId="2">
+    <w:abstractNumId w:val="9"/>
+  </w:num>
+  <w:num w:numId="3">
+    <w:abstractNumId w:val="4"/>
+  </w:num>
+  <w:num w:numId="4">
+    <w:abstractNumId w:val="5"/>
+  </w:num>
+  <w:num w:numId="5">
+    <w:abstractNumId w:val="1"/>
+  </w:num>
+  <w:num w:numId="6">
+    <w:abstractNumId w:val="12"/>
+  </w:num>
+  <w:num w:numId="7">
+    <w:abstractNumId w:val="21"/>
+  </w:num>
+  <w:num w:numId="8">
+    <w:abstractNumId w:val="7"/>
+  </w:num>
+  <w:num w:numId="9">
+    <w:abstractNumId w:val="17"/>
+  </w:num>
+  <w:num w:numId="10">
+    <w:abstractNumId w:val="6"/>
+  </w:num>
+  <w:num w:numId="11">
+    <w:abstractNumId w:val="25"/>
+  </w:num>
+  <w:num w:numId="12">
+    <w:abstractNumId w:val="3"/>
+  </w:num>
+  <w:num w:numId="13">
+    <w:abstractNumId w:val="2"/>
+  </w:num>
+  <w:num w:numId="14">
+    <w:abstractNumId w:val="28"/>
+  </w:num>
+  <w:num w:numId="15">
+    <w:abstractNumId w:val="13"/>
+  </w:num>
+  <w:num w:numId="16">
     <w:abstractNumId w:val="10"/>
   </w:num>
-  <w:num w:numId="2">
+  <w:num w:numId="17">
     <w:abstractNumId w:val="8"/>
   </w:num>
-  <w:num w:numId="3">
-    <w:abstractNumId w:val="3"/>
+  <w:num w:numId="18">
+    <w:abstractNumId w:val="19"/>
   </w:num>
-  <w:num w:numId="4">
-    <w:abstractNumId w:val="4"/>
+  <w:num w:numId="19">
+    <w:abstractNumId w:val="14"/>
   </w:num>
-  <w:num w:numId="5">
+  <w:num w:numId="20">
+    <w:abstractNumId w:val="16"/>
+  </w:num>
+  <w:num w:numId="21">
+    <w:abstractNumId w:val="27"/>
+  </w:num>
+  <w:num w:numId="22">
+    <w:abstractNumId w:val="29"/>
+  </w:num>
+  <w:num w:numId="23">
+    <w:abstractNumId w:val="22"/>
+  </w:num>
+  <w:num w:numId="24">
+    <w:abstractNumId w:val="26"/>
+  </w:num>
+  <w:num w:numId="25">
+    <w:abstractNumId w:val="23"/>
+  </w:num>
+  <w:num w:numId="26">
+    <w:abstractNumId w:val="24"/>
+  </w:num>
+  <w:num w:numId="27">
+    <w:abstractNumId w:val="15"/>
+  </w:num>
+  <w:num w:numId="28">
     <w:abstractNumId w:val="0"/>
   </w:num>
-  <w:num w:numId="6">
-    <w:abstractNumId w:val="11"/>
+  <w:num w:numId="29">
+    <w:abstractNumId w:val="20"/>
   </w:num>
-  <w:num w:numId="7">
-    <w:abstractNumId w:val="17"/>
-  </w:num>
-  <w:num w:numId="8">
-    <w:abstractNumId w:val="6"/>
-  </w:num>
-  <w:num w:numId="9">
-    <w:abstractNumId w:val="15"/>
-  </w:num>
-  <w:num w:numId="10">
-    <w:abstractNumId w:val="5"/>
-  </w:num>
-  <w:num w:numId="11">
+  <w:num w:numId="30">
     <w:abstractNumId w:val="18"/>
-  </w:num>
-  <w:num w:numId="12">
-    <w:abstractNumId w:val="2"/>
-  </w:num>
-  <w:num w:numId="13">
-    <w:abstractNumId w:val="1"/>
-  </w:num>
-  <w:num w:numId="14">
-    <w:abstractNumId w:val="19"/>
-  </w:num>
-  <w:num w:numId="15">
-    <w:abstractNumId w:val="12"/>
-  </w:num>
-  <w:num w:numId="16">
-    <w:abstractNumId w:val="9"/>
-  </w:num>
-  <w:num w:numId="17">
-    <w:abstractNumId w:val="7"/>
-  </w:num>
-  <w:num w:numId="18">
-    <w:abstractNumId w:val="16"/>
-  </w:num>
-  <w:num w:numId="19">
-    <w:abstractNumId w:val="13"/>
-  </w:num>
-  <w:num w:numId="20">
-    <w:abstractNumId w:val="14"/>
   </w:num>
   <w:numIdMacAtCleanup w:val="20"/>
 </w:numbering>
@@ -12886,7 +16172,6 @@
   <w:style w:type="character" w:default="1" w:styleId="DefaultParagraphFont">
     <w:name w:val="Default Paragraph Font"/>
     <w:uiPriority w:val="1"/>
-    <w:semiHidden/>
     <w:unhideWhenUsed/>
   </w:style>
   <w:style w:type="table" w:default="1" w:styleId="TableNormal">
@@ -13606,18 +16891,6 @@
 </file>
 
 <file path=customXml/item1.xml><?xml version="1.0" encoding="utf-8"?>
-<p:properties xmlns:p="http://schemas.microsoft.com/office/2006/metadata/properties" xmlns:xsi="http://www.w3.org/2001/XMLSchema-instance" xmlns:pc="http://schemas.microsoft.com/office/infopath/2007/PartnerControls">
-  <documentManagement/>
-</p:properties>
-</file>
-
-<file path=customXml/item2.xml><?xml version="1.0" encoding="utf-8"?>
-<go:gDocsCustomXmlDataStorage xmlns:go="http://customooxmlschemas.google.com/" xmlns:r="http://schemas.openxmlformats.org/officeDocument/2006/relationships">
-  <go:docsCustomData xmlns:go="http://customooxmlschemas.google.com/" roundtripDataSignature="AMtx7mgDsJMDzpcbb5IelzhQorpvYoe7qw==">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</go:docsCustomData>
-</go:gDocsCustomXmlDataStorage>
-</file>
-
-<file path=customXml/item3.xml><?xml version="1.0" encoding="utf-8"?>
 <ct:contentTypeSchema xmlns:ct="http://schemas.microsoft.com/office/2006/metadata/contentType" xmlns:ma="http://schemas.microsoft.com/office/2006/metadata/properties/metaAttributes" ct:_="" ma:_="" ma:contentTypeName="Document" ma:contentTypeID="0x010100A8AD868B351C8D48852490E4062CF3AB" ma:contentTypeVersion="0" ma:contentTypeDescription="Create a new document." ma:contentTypeScope="" ma:versionID="6f19d7d1d8364080cdde52e41f7bca86">
   <xsd:schema xmlns:xsd="http://www.w3.org/2001/XMLSchema" xmlns:xs="http://www.w3.org/2001/XMLSchema" xmlns:p="http://schemas.microsoft.com/office/2006/metadata/properties" targetNamespace="http://schemas.microsoft.com/office/2006/metadata/properties" ma:root="true" ma:fieldsID="4b795196365d0a2ba85bf44c386000f7">
     <xsd:element name="properties">
@@ -13731,6 +17004,18 @@
 </ct:contentTypeSchema>
 </file>
 
+<file path=customXml/item2.xml><?xml version="1.0" encoding="utf-8"?>
+<go:gDocsCustomXmlDataStorage xmlns:go="http://customooxmlschemas.google.com/" xmlns:r="http://schemas.openxmlformats.org/officeDocument/2006/relationships">
+  <go:docsCustomData xmlns:go="http://customooxmlschemas.google.com/" roundtripDataSignature="AMtx7mgDsJMDzpcbb5IelzhQorpvYoe7qw==">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</go:docsCustomData>
+</go:gDocsCustomXmlDataStorage>
+</file>
+
+<file path=customXml/item3.xml><?xml version="1.0" encoding="utf-8"?>
+<p:properties xmlns:p="http://schemas.microsoft.com/office/2006/metadata/properties" xmlns:xsi="http://www.w3.org/2001/XMLSchema-instance" xmlns:pc="http://schemas.microsoft.com/office/infopath/2007/PartnerControls">
+  <documentManagement/>
+</p:properties>
+</file>
+
 <file path=customXml/item4.xml><?xml version="1.0" encoding="utf-8"?>
 <?mso-contentType ?>
 <FormTemplates xmlns="http://schemas.microsoft.com/sharepoint/v3/contenttype/forms">
@@ -13741,9 +17026,16 @@
 </file>
 
 <file path=customXml/itemProps1.xml><?xml version="1.0" encoding="utf-8"?>
-<ds:datastoreItem xmlns:ds="http://schemas.openxmlformats.org/officeDocument/2006/customXml" ds:itemID="{1AB551A4-DE4D-49D4-9B41-00D7DDB6BE5A}">
+<ds:datastoreItem xmlns:ds="http://schemas.openxmlformats.org/officeDocument/2006/customXml" ds:itemID="{70F11C51-66BB-4870-A047-AE2EC746612C}">
   <ds:schemaRefs>
+    <ds:schemaRef ds:uri="http://schemas.microsoft.com/office/2006/metadata/contentType"/>
+    <ds:schemaRef ds:uri="http://schemas.microsoft.com/office/2006/metadata/properties/metaAttributes"/>
+    <ds:schemaRef ds:uri="http://www.w3.org/2001/XMLSchema"/>
     <ds:schemaRef ds:uri="http://schemas.microsoft.com/office/2006/metadata/properties"/>
+    <ds:schemaRef ds:uri="http://schemas.openxmlformats.org/package/2006/metadata/core-properties"/>
+    <ds:schemaRef ds:uri="http://purl.org/dc/elements/1.1/"/>
+    <ds:schemaRef ds:uri="http://purl.org/dc/terms/"/>
+    <ds:schemaRef ds:uri="http://schemas.microsoft.com/internal/obd"/>
     <ds:schemaRef ds:uri="http://schemas.microsoft.com/office/infopath/2007/PartnerControls"/>
   </ds:schemaRefs>
 </ds:datastoreItem>
@@ -13759,16 +17051,9 @@
 </file>
 
 <file path=customXml/itemProps3.xml><?xml version="1.0" encoding="utf-8"?>
-<ds:datastoreItem xmlns:ds="http://schemas.openxmlformats.org/officeDocument/2006/customXml" ds:itemID="{70F11C51-66BB-4870-A047-AE2EC746612C}">
+<ds:datastoreItem xmlns:ds="http://schemas.openxmlformats.org/officeDocument/2006/customXml" ds:itemID="{1AB551A4-DE4D-49D4-9B41-00D7DDB6BE5A}">
   <ds:schemaRefs>
-    <ds:schemaRef ds:uri="http://schemas.microsoft.com/office/2006/metadata/contentType"/>
-    <ds:schemaRef ds:uri="http://schemas.microsoft.com/office/2006/metadata/properties/metaAttributes"/>
-    <ds:schemaRef ds:uri="http://www.w3.org/2001/XMLSchema"/>
     <ds:schemaRef ds:uri="http://schemas.microsoft.com/office/2006/metadata/properties"/>
-    <ds:schemaRef ds:uri="http://schemas.openxmlformats.org/package/2006/metadata/core-properties"/>
-    <ds:schemaRef ds:uri="http://purl.org/dc/elements/1.1/"/>
-    <ds:schemaRef ds:uri="http://purl.org/dc/terms/"/>
-    <ds:schemaRef ds:uri="http://schemas.microsoft.com/internal/obd"/>
     <ds:schemaRef ds:uri="http://schemas.microsoft.com/office/infopath/2007/PartnerControls"/>
   </ds:schemaRefs>
 </ds:datastoreItem>
